--- a/downloads/workbook/ai-1-week-11.docx
+++ b/downloads/workbook/ai-1-week-11.docx
@@ -1333,6 +1333,178 @@
         <w:t>Project connection: Give any repeated sorter step an explicit stopping condition and trace a zero-iteration example.</w:t>
       </w:r>
     </w:p>
+    <w:p>
+      <w:pPr>
+        <w:pStyle w:val="Heading1"/>
+      </w:pPr>
+      <w:r>
+        <w:t>19. Project portfolio milestone</w:t>
+      </w:r>
+    </w:p>
+    <w:p>
+      <w:r>
+        <w:t>Project: Helpful Classroom Sorter</w:t>
+      </w:r>
+    </w:p>
+    <w:p>
+      <w:r>
+        <w:t>Current milestone: Make a transparent first version. Keep a trace of how one input becomes an output; explain the rule or learned component.</w:t>
+      </w:r>
+    </w:p>
+    <w:p>
+      <w:r>
+        <w:t>Give any repeated sorter step an explicit stopping condition and trace a zero-iteration example.</w:t>
+      </w:r>
+    </w:p>
+    <w:tbl>
+      <w:tblPr>
+        <w:tblStyle w:val="LightShading-Accent1"/>
+        <w:tblW w:type="auto" w:w="0"/>
+        <w:tblLook w:firstColumn="1" w:firstRow="1" w:lastColumn="0" w:lastRow="0" w:noHBand="0" w:noVBand="1" w:val="04A0"/>
+      </w:tblPr>
+      <w:tblGrid>
+        <w:gridCol w:w="5112"/>
+        <w:gridCol w:w="5112"/>
+      </w:tblGrid>
+      <w:tr>
+        <w:trPr>
+          <w:tblHeader/>
+        </w:trPr>
+        <w:tc>
+          <w:tcPr>
+            <w:tcW w:type="dxa" w:w="5112"/>
+          </w:tcPr>
+          <w:p>
+            <w:r>
+              <w:t>Evidence to keep</w:t>
+            </w:r>
+          </w:p>
+        </w:tc>
+        <w:tc>
+          <w:tcPr>
+            <w:tcW w:type="dxa" w:w="5112"/>
+          </w:tcPr>
+          <w:p>
+            <w:r>
+              <w:t>My record</w:t>
+            </w:r>
+          </w:p>
+        </w:tc>
+      </w:tr>
+      <w:tr>
+        <w:tc>
+          <w:tcPr>
+            <w:tcW w:type="dxa" w:w="5112"/>
+          </w:tcPr>
+          <w:p>
+            <w:r>
+              <w:t>This week’s input and deciding step</w:t>
+            </w:r>
+          </w:p>
+        </w:tc>
+        <w:tc>
+          <w:tcPr>
+            <w:tcW w:type="dxa" w:w="5112"/>
+          </w:tcPr>
+          <w:p>
+            <w:r/>
+          </w:p>
+        </w:tc>
+      </w:tr>
+      <w:tr>
+        <w:tc>
+          <w:tcPr>
+            <w:tcW w:type="dxa" w:w="5112"/>
+          </w:tcPr>
+          <w:p>
+            <w:r>
+              <w:t>Prediction and actual result (or labelled paper trace)</w:t>
+            </w:r>
+          </w:p>
+        </w:tc>
+        <w:tc>
+          <w:tcPr>
+            <w:tcW w:type="dxa" w:w="5112"/>
+          </w:tcPr>
+          <w:p>
+            <w:r/>
+          </w:p>
+        </w:tc>
+      </w:tr>
+      <w:tr>
+        <w:tc>
+          <w:tcPr>
+            <w:tcW w:type="dxa" w:w="5112"/>
+          </w:tcPr>
+          <w:p>
+            <w:r>
+              <w:t>One change since the previous checkpoint and why</w:t>
+            </w:r>
+          </w:p>
+        </w:tc>
+        <w:tc>
+          <w:tcPr>
+            <w:tcW w:type="dxa" w:w="5112"/>
+          </w:tcPr>
+          <w:p>
+            <w:r/>
+          </w:p>
+        </w:tc>
+      </w:tr>
+      <w:tr>
+        <w:tc>
+          <w:tcPr>
+            <w:tcW w:type="dxa" w:w="5112"/>
+          </w:tcPr>
+          <w:p>
+            <w:r>
+              <w:t>One error or limit and the next test</w:t>
+            </w:r>
+          </w:p>
+        </w:tc>
+        <w:tc>
+          <w:tcPr>
+            <w:tcW w:type="dxa" w:w="5112"/>
+          </w:tcPr>
+          <w:p>
+            <w:r/>
+          </w:p>
+        </w:tc>
+      </w:tr>
+    </w:tbl>
+    <w:p>
+      <w:pPr>
+        <w:pStyle w:val="Heading3"/>
+      </w:pPr>
+      <w:r>
+        <w:t>Explain what this week adds to your project. Reuse last week’s record rather than starting again.</w:t>
+      </w:r>
+    </w:p>
+    <w:p>
+      <w:r>
+        <w:t>________________________________________________________________</w:t>
+      </w:r>
+    </w:p>
+    <w:p>
+      <w:r>
+        <w:t>________________________________________________________________</w:t>
+      </w:r>
+    </w:p>
+    <w:p>
+      <w:r>
+        <w:t>________________________________________________________________</w:t>
+      </w:r>
+    </w:p>
+    <w:p>
+      <w:r>
+        <w:t>________________________________________________________________</w:t>
+      </w:r>
+    </w:p>
+    <w:p>
+      <w:r>
+        <w:t>________________________________________________________________</w:t>
+      </w:r>
+    </w:p>
     <w:sectPr>
       <w:pgSz w:w="12240" w:h="15840"/>
       <w:pgMar w:top="936" w:right="1008" w:bottom="936" w:left="1008" w:header="720" w:footer="720" w:gutter="0"/>

--- a/downloads/workbook/ai-1-week-11.docx
+++ b/downloads/workbook/ai-1-week-11.docx
@@ -1505,6 +1505,240 @@
         <w:t>________________________________________________________________</w:t>
       </w:r>
     </w:p>
+    <w:p>
+      <w:pPr>
+        <w:pStyle w:val="Heading1"/>
+      </w:pPr>
+      <w:r>
+        <w:t>20. Supported practice and learning evidence</w:t>
+      </w:r>
+    </w:p>
+    <w:p>
+      <w:r>
+        <w:t>Use this supported practice once, in the browser or on paper. Keep the reserved independent assessment for a separate first attempt before teacher feedback.</w:t>
+      </w:r>
+    </w:p>
+    <w:p>
+      <w:r>
+        <w:t>A fictional paper counter advances through a display until its condition becomes false.</w:t>
+      </w:r>
+    </w:p>
+    <w:p>
+      <w:pPr>
+        <w:pStyle w:val="Heading3"/>
+      </w:pPr>
+      <w:r>
+        <w:t>Practice 1: explain the deciding evidence</w:t>
+      </w:r>
+    </w:p>
+    <w:p>
+      <w:r>
+        <w:t>Which labelled step matches this detail? Final counter 11 after three additions.</w:t>
+      </w:r>
+    </w:p>
+    <w:p>
+      <w:r>
+        <w:t>1. Report</w:t>
+      </w:r>
+    </w:p>
+    <w:p>
+      <w:r>
+        <w:t>2. First test</w:t>
+      </w:r>
+    </w:p>
+    <w:p>
+      <w:r>
+        <w:t>3. Repeat</w:t>
+      </w:r>
+    </w:p>
+    <w:p>
+      <w:r>
+        <w:t>4. Stop test</w:t>
+      </w:r>
+    </w:p>
+    <w:p>
+      <w:pPr>
+        <w:pStyle w:val="Heading3"/>
+      </w:pPr>
+      <w:r>
+        <w:t>My selected conclusion, deciding fact and explanation</w:t>
+      </w:r>
+    </w:p>
+    <w:p>
+      <w:r>
+        <w:t>________________________________________________________________</w:t>
+      </w:r>
+    </w:p>
+    <w:p>
+      <w:r>
+        <w:t>________________________________________________________________</w:t>
+      </w:r>
+    </w:p>
+    <w:p>
+      <w:r>
+        <w:t>________________________________________________________________</w:t>
+      </w:r>
+    </w:p>
+    <w:p>
+      <w:r>
+        <w:t>________________________________________________________________</w:t>
+      </w:r>
+    </w:p>
+    <w:p>
+      <w:r>
+        <w:t>________________________________________________________________</w:t>
+      </w:r>
+    </w:p>
+    <w:p>
+      <w:r>
+        <w:t>Hint if needed: Read the steps in the pictorial case. Match the supplied detail to the stage that performs or records it.</w:t>
+      </w:r>
+    </w:p>
+    <w:p>
+      <w:r>
+        <w:t>After your attempt, compare with the supported explanation: Report Final counter 11 after three additions. The condition checks whether to do the next update; it does not constrain every resulting value to stay below 10. The final 11 is therefore allowed by this procedure. Record both the condition and counter to distinguish a correct stop from an assumed endpoint.</w:t>
+      </w:r>
+    </w:p>
+    <w:p>
+      <w:pPr>
+        <w:pStyle w:val="Heading3"/>
+      </w:pPr>
+      <w:r>
+        <w:t>Practice 2: explain the deciding evidence</w:t>
+      </w:r>
+    </w:p>
+    <w:p>
+      <w:r>
+        <w:t>Changed-case practice: Start at 10 instead of 2. Which conclusion is supported by the supplied facts?</w:t>
+      </w:r>
+    </w:p>
+    <w:p>
+      <w:r>
+        <w:t>1. This one example guarantees correct results for every future input.</w:t>
+      </w:r>
+    </w:p>
+    <w:p>
+      <w:r>
+        <w:t>2. We can decide the result without examining the changed input or the procedure.</w:t>
+      </w:r>
+    </w:p>
+    <w:p>
+      <w:r>
+        <w:t>3. The loop runs zero times and reports 10.</w:t>
+      </w:r>
+    </w:p>
+    <w:p>
+      <w:pPr>
+        <w:pStyle w:val="Heading3"/>
+      </w:pPr>
+      <w:r>
+        <w:t>My selected conclusion, deciding fact and explanation</w:t>
+      </w:r>
+    </w:p>
+    <w:p>
+      <w:r>
+        <w:t>________________________________________________________________</w:t>
+      </w:r>
+    </w:p>
+    <w:p>
+      <w:r>
+        <w:t>________________________________________________________________</w:t>
+      </w:r>
+    </w:p>
+    <w:p>
+      <w:r>
+        <w:t>________________________________________________________________</w:t>
+      </w:r>
+    </w:p>
+    <w:p>
+      <w:r>
+        <w:t>________________________________________________________________</w:t>
+      </w:r>
+    </w:p>
+    <w:p>
+      <w:r>
+        <w:t>________________________________________________________________</w:t>
+      </w:r>
+    </w:p>
+    <w:p>
+      <w:r>
+        <w:t>Hint if needed: Use the changed condition and the deciding step in the pictorial trace. The answer must say what follows from those facts.</w:t>
+      </w:r>
+    </w:p>
+    <w:p>
+      <w:r>
+        <w:t>After your attempt, compare with the supported explanation: The loop runs zero times and reports 10. Its first condition is already false, so no addition happens.</w:t>
+      </w:r>
+    </w:p>
+    <w:p>
+      <w:pPr>
+        <w:pStyle w:val="Heading3"/>
+      </w:pPr>
+      <w:r>
+        <w:t>Repair a missing building block</w:t>
+      </w:r>
+    </w:p>
+    <w:p>
+      <w:r>
+        <w:t>Review If/Then Decisions (ai-1/10). Goal: Evaluate a condition using the current state and trace only the selected branch. Short practice: Which input detects the difference between the two written conditions? Explain its entire run.. Return to this week and explain what you changed.</w:t>
+      </w:r>
+    </w:p>
+    <w:p>
+      <w:r>
+        <w:t>Review Features: Useful Clues (ai-1/8). Goal: Choose recorded properties that preserve distinctions needed for a stated task. Short practice: Point to the pair that tests pattern, then explain why the sticker is a bad early input.. Return to this week and explain what you changed.</w:t>
+      </w:r>
+    </w:p>
+    <w:p>
+      <w:r>
+        <w:t>Review Pictures Become Numbers (ai-1/5). Goal: Encode and reconstruct a small image using an explicit grid convention. Short practice: Find a position where the original badges differ, then read the changed A back as a picture.. Return to this week and explain what you changed.</w:t>
+      </w:r>
+    </w:p>
+    <w:p>
+      <w:pPr>
+        <w:pStyle w:val="Heading3"/>
+      </w:pPr>
+      <w:r>
+        <w:t>Keep your completed work</w:t>
+      </w:r>
+    </w:p>
+    <w:p>
+      <w:r>
+        <w:t>Use Download completed work in the hosted lesson to export your answers, reflections, practice feedback and code-run evidence. Open the HTML copy to read or print it. Drafts stay in this browser when storage is available; clear drafts on a shared device.</w:t>
+      </w:r>
+    </w:p>
+    <w:p>
+      <w:pPr>
+        <w:pStyle w:val="Heading3"/>
+      </w:pPr>
+      <w:r>
+        <w:t>What I repaired, the evidence I kept and the next test</w:t>
+      </w:r>
+    </w:p>
+    <w:p>
+      <w:r>
+        <w:t>________________________________________________________________</w:t>
+      </w:r>
+    </w:p>
+    <w:p>
+      <w:r>
+        <w:t>________________________________________________________________</w:t>
+      </w:r>
+    </w:p>
+    <w:p>
+      <w:r>
+        <w:t>________________________________________________________________</w:t>
+      </w:r>
+    </w:p>
+    <w:p>
+      <w:r>
+        <w:t>________________________________________________________________</w:t>
+      </w:r>
+    </w:p>
+    <w:p>
+      <w:r>
+        <w:t>________________________________________________________________</w:t>
+      </w:r>
+    </w:p>
     <w:sectPr>
       <w:pgSz w:w="12240" w:h="15840"/>
       <w:pgMar w:top="936" w:right="1008" w:bottom="936" w:left="1008" w:header="720" w:footer="720" w:gutter="0"/>

--- a/downloads/workbook/ai-1-week-11.docx
+++ b/downloads/workbook/ai-1-week-11.docx
@@ -30,6 +30,17 @@
     </w:p>
     <w:p>
       <w:r>
+        <w:t>Record your starting explanation for Repeating Efficiently before opening notes. Show any later correction separately.</w:t>
+      </w:r>
+    </w:p>
+    <w:p>
+      <w:pPr>
+        <w:spacing w:line="336" w:lineRule="auto" w:after="180"/>
+      </w:pPr>
+      <w:r>
+        <w:rPr>
+          <w:b w:val="0"/>
+        </w:rPr>
         <w:t>Try the recall before opening notes. Then use a different colour or a labelled second line to correct your explanation.</w:t>
       </w:r>
     </w:p>
@@ -42,7 +53,13 @@
       </w:r>
     </w:p>
     <w:p>
-      <w:r>
+      <w:pPr>
+        <w:spacing w:line="336" w:lineRule="auto" w:after="180"/>
+      </w:pPr>
+      <w:r>
+        <w:rPr>
+          <w:b w:val="0"/>
+        </w:rPr>
         <w:t>Without opening the old lesson, explain one key idea from If/Then Decisions. Give an example and a mistake that the idea helps you avoid.</w:t>
       </w:r>
     </w:p>
@@ -78,7 +95,13 @@
       </w:r>
     </w:p>
     <w:p>
-      <w:r>
+      <w:pPr>
+        <w:spacing w:line="336" w:lineRule="auto" w:after="180"/>
+      </w:pPr>
+      <w:r>
+        <w:rPr>
+          <w:b w:val="0"/>
+        </w:rPr>
         <w:t>Without opening the old lesson, explain one key idea from Features: Useful Clues. Give an example and a mistake that the idea helps you avoid.</w:t>
       </w:r>
     </w:p>
@@ -114,7 +137,13 @@
       </w:r>
     </w:p>
     <w:p>
-      <w:r>
+      <w:pPr>
+        <w:spacing w:line="336" w:lineRule="auto" w:after="180"/>
+      </w:pPr>
+      <w:r>
+        <w:rPr>
+          <w:b w:val="0"/>
+        </w:rPr>
         <w:t>Without opening the old lesson, explain one key idea from Pictures Become Numbers. Give an example and a mistake that the idea helps you avoid.</w:t>
       </w:r>
     </w:p>
@@ -151,7 +180,30 @@
     </w:p>
     <w:p>
       <w:r>
-        <w:t>Use W2: Check the first test for Loops and stopping rules. Record the answer once; the lesson and workbook refer to the same attempt.</w:t>
+        <w:t>Complete the supported Repeating Efficiently trace and record the first step you can explain without help.</w:t>
+      </w:r>
+    </w:p>
+    <w:p>
+      <w:pPr>
+        <w:spacing w:line="336" w:lineRule="auto" w:after="180"/>
+      </w:pPr>
+      <w:r>
+        <w:rPr>
+          <w:b w:val="0"/>
+        </w:rPr>
+        <w:t xml:space="preserve">Use W2: Check the first test for </w:t>
+      </w:r>
+      <w:r>
+        <w:rPr>
+          <w:b/>
+        </w:rPr>
+        <w:t>Loop</w:t>
+      </w:r>
+      <w:r>
+        <w:rPr>
+          <w:b w:val="0"/>
+        </w:rPr>
+        <w:t>s and stopping rules. Record the answer once; the lesson and workbook refer to the same attempt.</w:t>
       </w:r>
     </w:p>
     <w:tbl>
@@ -279,7 +331,53 @@
     </w:p>
     <w:p>
       <w:r>
-        <w:t>Use the worked case for Loops and stopping rules. Proposed explanation: “Every loop runs at least once”. Decide whether this explanation is supported. Point to the step or supplied fact that decides; explain your repair if needed.</w:t>
+        <w:t>Check the proposed Repeating Efficiently explanation against the supplied facts before discussing it.</w:t>
+      </w:r>
+    </w:p>
+    <w:p>
+      <w:pPr>
+        <w:spacing w:line="336" w:lineRule="auto" w:after="180"/>
+      </w:pPr>
+      <w:r>
+        <w:rPr>
+          <w:b w:val="0"/>
+        </w:rPr>
+        <w:t xml:space="preserve">Use the worked case for </w:t>
+      </w:r>
+      <w:r>
+        <w:rPr>
+          <w:b/>
+        </w:rPr>
+        <w:t>Loop</w:t>
+      </w:r>
+      <w:r>
+        <w:rPr>
+          <w:b w:val="0"/>
+        </w:rPr>
+        <w:t xml:space="preserve">s and stopping rules. Proposed explanation: “Every </w:t>
+      </w:r>
+      <w:r>
+        <w:rPr>
+          <w:b/>
+        </w:rPr>
+        <w:t>loop</w:t>
+      </w:r>
+      <w:r>
+        <w:rPr>
+          <w:b w:val="0"/>
+        </w:rPr>
+        <w:t xml:space="preserve"> runs at least once”. Decide whether this explanation is supported.</w:t>
+      </w:r>
+    </w:p>
+    <w:p>
+      <w:pPr>
+        <w:spacing w:line="336" w:lineRule="auto" w:after="180"/>
+      </w:pPr>
+      <w:r>
+        <w:rPr>
+          <w:b w:val="0"/>
+        </w:rPr>
+        <w:t>Point to the step or supplied fact that decides; explain your repair if needed.</w:t>
       </w:r>
     </w:p>
     <w:p>
@@ -319,6 +417,11 @@
       </w:r>
     </w:p>
     <w:p>
+      <w:r>
+        <w:t>Write one first attempt at the reserved independent case before feedback. Repeated copies of that case refer to the same recorded attempt.</w:t>
+      </w:r>
+    </w:p>
+    <w:p>
       <w:pPr>
         <w:pStyle w:val="Heading3"/>
       </w:pPr>
@@ -327,8 +430,37 @@
       </w:r>
     </w:p>
     <w:p>
-      <w:r>
-        <w:t>A paper countdown starts at 7. While remaining is above 1, subtract 2. When false, report and stop. Trace the run and count iterations. Repeat from 6 and from 1. Explain why the final value need not equal 1. What happens from 7 if subtract 2 is replaced by subtract 0?</w:t>
+      <w:pPr>
+        <w:spacing w:line="336" w:lineRule="auto" w:after="180"/>
+      </w:pPr>
+      <w:r>
+        <w:rPr>
+          <w:b w:val="0"/>
+        </w:rPr>
+        <w:t xml:space="preserve">A paper countdown starts at 7. While remaining is above 1, subtract 2. When false, report and stop. Trace the run and count </w:t>
+      </w:r>
+      <w:r>
+        <w:rPr>
+          <w:b/>
+        </w:rPr>
+        <w:t>iteration</w:t>
+      </w:r>
+      <w:r>
+        <w:rPr>
+          <w:b w:val="0"/>
+        </w:rPr>
+        <w:t>s. Repeat from 6 and from 1. Explain why the final value need not equal 1.</w:t>
+      </w:r>
+    </w:p>
+    <w:p>
+      <w:pPr>
+        <w:spacing w:line="336" w:lineRule="auto" w:after="180"/>
+      </w:pPr>
+      <w:r>
+        <w:rPr>
+          <w:b w:val="0"/>
+        </w:rPr>
+        <w:t>What happens from 7 if subtract 2 is replaced by subtract 0?</w:t>
       </w:r>
     </w:p>
     <w:p>
@@ -375,7 +507,13 @@
       </w:r>
     </w:p>
     <w:p>
-      <w:r>
+      <w:pPr>
+        <w:spacing w:line="336" w:lineRule="auto" w:after="180"/>
+      </w:pPr>
+      <w:r>
+        <w:rPr>
+          <w:b w:val="0"/>
+        </w:rPr>
         <w:t>Attempt this case before feedback. Record any help. Earlier examples below are further practice; a case already practised with feedback cannot establish fresh transfer.</w:t>
       </w:r>
     </w:p>
@@ -389,6 +527,17 @@
     </w:p>
     <w:p>
       <w:r>
+        <w:t>Connect the Repeating Efficiently target to a trace and a justified conclusion.</w:t>
+      </w:r>
+    </w:p>
+    <w:p>
+      <w:pPr>
+        <w:spacing w:line="336" w:lineRule="auto" w:after="180"/>
+      </w:pPr>
+      <w:r>
+        <w:rPr>
+          <w:b w:val="0"/>
+        </w:rPr>
         <w:t>A robot stamps the next unstamped card until it has stamped five cards. Only three cards are available. Write a stopping rule that handles both limits and trace the number stamped.</w:t>
       </w:r>
     </w:p>
@@ -402,17 +551,47 @@
     </w:p>
     <w:p>
       <w:r>
+        <w:t>Solve the supplied Repeating Efficiently case and show the deciding evidence.</w:t>
+      </w:r>
+    </w:p>
+    <w:p>
+      <w:pPr>
+        <w:spacing w:line="336" w:lineRule="auto" w:after="180"/>
+      </w:pPr>
+      <w:r>
+        <w:rPr>
+          <w:b w:val="0"/>
+        </w:rPr>
         <w:t>Repeat take the next unstamped card and stamp it four times.</w:t>
       </w:r>
     </w:p>
     <w:p>
-      <w:r>
+      <w:pPr>
+        <w:spacing w:line="336" w:lineRule="auto" w:after="180"/>
+        <w:shd w:fill="F5F1FB"/>
+      </w:pPr>
+      <w:r>
+        <w:rPr>
+          <w:b w:val="0"/>
+        </w:rPr>
         <w:t>How many cards are stamped? What assumption matters?</w:t>
       </w:r>
     </w:p>
     <w:p>
-      <w:r>
-        <w:t>Show your trace, calculation or evidence</w:t>
+      <w:pPr>
+        <w:spacing w:line="336" w:lineRule="auto" w:after="180"/>
+      </w:pPr>
+      <w:r>
+        <w:rPr>
+          <w:b w:val="0"/>
+        </w:rPr>
+        <w:t xml:space="preserve">Show your trace, calculation or </w:t>
+      </w:r>
+      <w:r>
+        <w:rPr>
+          <w:b/>
+        </w:rPr>
+        <w:t>evidence</w:t>
       </w:r>
     </w:p>
     <w:p>
@@ -458,11 +637,29 @@
     </w:p>
     <w:p>
       <w:r>
+        <w:t>Apply the procedure to the changed case and record why the conclusion follows.</w:t>
+      </w:r>
+    </w:p>
+    <w:p>
+      <w:pPr>
+        <w:spacing w:line="336" w:lineRule="auto" w:after="180"/>
+        <w:shd w:fill="F5F1FB"/>
+      </w:pPr>
+      <w:r>
+        <w:rPr>
+          <w:b w:val="0"/>
+        </w:rPr>
         <w:t>Repeat clap then tap three times. Write the complete sequence. How many actions occur? What would happen if the stopping instruction were missing?</w:t>
       </w:r>
     </w:p>
     <w:p>
-      <w:r>
+      <w:pPr>
+        <w:spacing w:line="336" w:lineRule="auto" w:after="180"/>
+      </w:pPr>
+      <w:r>
+        <w:rPr>
+          <w:b w:val="0"/>
+        </w:rPr>
         <w:t>My independent answer and reason</w:t>
       </w:r>
     </w:p>
@@ -517,7 +714,30 @@
     </w:p>
     <w:p>
       <w:r>
-        <w:t>Create a changed input, boundary case or missing-information case. Write the expected answer or safe response before testing.</w:t>
+        <w:t>Specify a changed input, expected result and observation separately.</w:t>
+      </w:r>
+    </w:p>
+    <w:p>
+      <w:pPr>
+        <w:spacing w:line="336" w:lineRule="auto" w:after="180"/>
+      </w:pPr>
+      <w:r>
+        <w:rPr>
+          <w:b w:val="0"/>
+        </w:rPr>
+        <w:t xml:space="preserve">Create a changed </w:t>
+      </w:r>
+      <w:r>
+        <w:rPr>
+          <w:b/>
+        </w:rPr>
+        <w:t>input</w:t>
+      </w:r>
+      <w:r>
+        <w:rPr>
+          <w:b w:val="0"/>
+        </w:rPr>
+        <w:t>, boundary case or missing-information case. Write the expected answer or safe response before testing.</w:t>
       </w:r>
     </w:p>
     <w:tbl>
@@ -646,12 +866,65 @@
     </w:p>
     <w:p>
       <w:r>
-        <w:t>Use a loop to process each item card in the test pile, with an explicit stop when no cards remain.</w:t>
-      </w:r>
-    </w:p>
-    <w:p>
-      <w:r>
-        <w:t>The project change and evidence I will keep</w:t>
+        <w:t>Justify what Repeating Efficiently adds to Helpful Classroom Sorter and keep the evidence.</w:t>
+      </w:r>
+    </w:p>
+    <w:p>
+      <w:pPr>
+        <w:spacing w:line="336" w:lineRule="auto" w:after="180"/>
+      </w:pPr>
+      <w:r>
+        <w:rPr>
+          <w:b w:val="0"/>
+        </w:rPr>
+        <w:t xml:space="preserve">Use a </w:t>
+      </w:r>
+      <w:r>
+        <w:rPr>
+          <w:b/>
+        </w:rPr>
+        <w:t>loop</w:t>
+      </w:r>
+      <w:r>
+        <w:rPr>
+          <w:b w:val="0"/>
+        </w:rPr>
+        <w:t xml:space="preserve"> to </w:t>
+      </w:r>
+      <w:r>
+        <w:rPr>
+          <w:b/>
+        </w:rPr>
+        <w:t>process</w:t>
+      </w:r>
+      <w:r>
+        <w:rPr>
+          <w:b w:val="0"/>
+        </w:rPr>
+        <w:t xml:space="preserve"> each item card in the test pile, with an explicit stop when no cards remain.</w:t>
+      </w:r>
+    </w:p>
+    <w:p>
+      <w:pPr>
+        <w:spacing w:line="336" w:lineRule="auto" w:after="180"/>
+      </w:pPr>
+      <w:r>
+        <w:rPr>
+          <w:b w:val="0"/>
+        </w:rPr>
+        <w:t xml:space="preserve">The project change and </w:t>
+      </w:r>
+      <w:r>
+        <w:rPr>
+          <w:b/>
+        </w:rPr>
+        <w:t>evidence</w:t>
+      </w:r>
+      <w:r>
+        <w:rPr>
+          <w:b w:val="0"/>
+        </w:rPr>
+        <w:t xml:space="preserve"> I will keep</w:t>
       </w:r>
     </w:p>
     <w:p>
@@ -697,11 +970,54 @@
     </w:p>
     <w:p>
       <w:r>
-        <w:t>I can explain the mechanism. I can show evidence. I can handle a changed case. I can name a limit. Mark each as not yet, with help or independently, and attach supporting work.</w:t>
-      </w:r>
-    </w:p>
-    <w:p>
-      <w:r>
+        <w:t>Judge explanation, evidence, transfer and limits separately; attach the work behind your judgement.</w:t>
+      </w:r>
+    </w:p>
+    <w:p>
+      <w:pPr>
+        <w:pStyle w:val="ListBullet"/>
+      </w:pPr>
+      <w:r>
+        <w:t>I can explain the mechanism.</w:t>
+      </w:r>
+    </w:p>
+    <w:p>
+      <w:pPr>
+        <w:pStyle w:val="ListBullet"/>
+      </w:pPr>
+      <w:r>
+        <w:t>I can show evidence.</w:t>
+      </w:r>
+    </w:p>
+    <w:p>
+      <w:pPr>
+        <w:pStyle w:val="ListBullet"/>
+      </w:pPr>
+      <w:r>
+        <w:t>I can handle a changed case.</w:t>
+      </w:r>
+    </w:p>
+    <w:p>
+      <w:pPr>
+        <w:pStyle w:val="ListBullet"/>
+      </w:pPr>
+      <w:r>
+        <w:t>I can name a limit.</w:t>
+      </w:r>
+    </w:p>
+    <w:p>
+      <w:r>
+        <w:t>Mark each as not yet, with help or independently, and attach supporting work.</w:t>
+      </w:r>
+    </w:p>
+    <w:p>
+      <w:pPr>
+        <w:spacing w:line="336" w:lineRule="auto" w:after="180"/>
+      </w:pPr>
+      <w:r>
+        <w:rPr>
+          <w:b w:val="0"/>
+        </w:rPr>
         <w:t>Teacher review ____________________  Next step ____________________</w:t>
       </w:r>
     </w:p>
@@ -715,6 +1031,17 @@
     </w:p>
     <w:p>
       <w:r>
+        <w:t>Use this earlier case as transfer practice. A case already discussed with feedback is not fresh assessment evidence.</w:t>
+      </w:r>
+    </w:p>
+    <w:p>
+      <w:pPr>
+        <w:spacing w:line="336" w:lineRule="auto" w:after="180"/>
+      </w:pPr>
+      <w:r>
+        <w:rPr>
+          <w:b w:val="0"/>
+        </w:rPr>
         <w:t>A robot stamps the next unstamped card until it has stamped five cards. Only three cards are available. Write a stopping rule that handles both limits and trace the number stamped.</w:t>
       </w:r>
     </w:p>
@@ -762,7 +1089,13 @@
       </w:r>
     </w:p>
     <w:p>
-      <w:r>
+      <w:pPr>
+        <w:spacing w:line="336" w:lineRule="auto" w:after="180"/>
+      </w:pPr>
+      <w:r>
+        <w:rPr>
+          <w:b w:val="0"/>
+        </w:rPr>
         <w:t>Record support used: none, hint or teacher explanation.</w:t>
       </w:r>
     </w:p>
@@ -776,7 +1109,30 @@
     </w:p>
     <w:p>
       <w:r>
-        <w:t>Start counter at 2. While counter is below 8, add 2. When false, report and stop. Record the value and result at every test, including the final false test. State the number of iterations and the reported value.</w:t>
+        <w:t>Trace every test. Apply the supplied Repeating Efficiently facts and keep your reasoning.</w:t>
+      </w:r>
+    </w:p>
+    <w:p>
+      <w:pPr>
+        <w:spacing w:line="336" w:lineRule="auto" w:after="180"/>
+      </w:pPr>
+      <w:r>
+        <w:rPr>
+          <w:b w:val="0"/>
+        </w:rPr>
+        <w:t xml:space="preserve">Start counter at 2. While counter is below 8, add 2. When false, report and stop. Record the value and result at every test, including the final false test. State the number of </w:t>
+      </w:r>
+      <w:r>
+        <w:rPr>
+          <w:b/>
+        </w:rPr>
+        <w:t>iteration</w:t>
+      </w:r>
+      <w:r>
+        <w:rPr>
+          <w:b w:val="0"/>
+        </w:rPr>
+        <w:t>s and the reported value.</w:t>
       </w:r>
     </w:p>
     <w:p>
@@ -832,7 +1188,43 @@
     </w:p>
     <w:p>
       <w:r>
-        <w:t>Use the same below 8 loop with add 2. Make separate runs from 8 and 9. Explain how many times the body runs and what each run reports. Why would adding 2 once be an error?</w:t>
+        <w:t>Check the first test. Apply the supplied Repeating Efficiently facts and keep your reasoning.</w:t>
+      </w:r>
+    </w:p>
+    <w:p>
+      <w:pPr>
+        <w:spacing w:line="336" w:lineRule="auto" w:after="180"/>
+        <w:shd w:fill="F5F1FB"/>
+      </w:pPr>
+      <w:r>
+        <w:rPr>
+          <w:b w:val="0"/>
+        </w:rPr>
+        <w:t xml:space="preserve">Use the same below 8 </w:t>
+      </w:r>
+      <w:r>
+        <w:rPr>
+          <w:b/>
+        </w:rPr>
+        <w:t>loop</w:t>
+      </w:r>
+      <w:r>
+        <w:rPr>
+          <w:b w:val="0"/>
+        </w:rPr>
+        <w:t xml:space="preserve"> with add 2. Make separate runs from 8 and 9. Explain how many times the </w:t>
+      </w:r>
+      <w:r>
+        <w:rPr>
+          <w:b/>
+        </w:rPr>
+        <w:t>body</w:t>
+      </w:r>
+      <w:r>
+        <w:rPr>
+          <w:b w:val="0"/>
+        </w:rPr>
+        <w:t xml:space="preserve"> runs and what each run reports. Why would adding 2 once be an error?</w:t>
       </w:r>
     </w:p>
     <w:p>
@@ -883,7 +1275,30 @@
     </w:p>
     <w:p>
       <w:r>
-        <w:t>Start counter at 3. While counter is below 8, add 2. A learner writes values 3, 5, 7, 9, 11 and reports 11. Identify the first unauthorised update. Give the correct final test, reported value and iteration count.</w:t>
+        <w:t>Find the extra repetition. Apply the supplied Repeating Efficiently facts and keep your reasoning.</w:t>
+      </w:r>
+    </w:p>
+    <w:p>
+      <w:pPr>
+        <w:spacing w:line="336" w:lineRule="auto" w:after="180"/>
+      </w:pPr>
+      <w:r>
+        <w:rPr>
+          <w:b w:val="0"/>
+        </w:rPr>
+        <w:t xml:space="preserve">Start counter at 3. While counter is below 8, add 2. A learner writes values 3, 5, 7, 9, 11 and reports 11. Identify the first unauthorised update. Give the correct final test, reported value and </w:t>
+      </w:r>
+      <w:r>
+        <w:rPr>
+          <w:b/>
+        </w:rPr>
+        <w:t>iteration</w:t>
+      </w:r>
+      <w:r>
+        <w:rPr>
+          <w:b w:val="0"/>
+        </w:rPr>
+        <w:t xml:space="preserve"> count.</w:t>
       </w:r>
     </w:p>
     <w:p>
@@ -934,7 +1349,41 @@
     </w:p>
     <w:p>
       <w:r>
-        <w:t>A paper countdown starts at 7. While remaining is above 1, subtract 2. When false, report and stop. Trace the run and count iterations. Repeat from 6 and from 1. Explain why the final value need not equal 1. What happens from 7 if subtract 2 is replaced by subtract 0?</w:t>
+        <w:t>Attempt before feedback. If this repeats the selected independent case, reuse that first attempt; otherwise keep a separate record. Transfer to a countdown. Apply the supplied Repeating Efficiently facts and keep your reasoning.</w:t>
+      </w:r>
+    </w:p>
+    <w:p>
+      <w:pPr>
+        <w:spacing w:line="336" w:lineRule="auto" w:after="180"/>
+      </w:pPr>
+      <w:r>
+        <w:rPr>
+          <w:b w:val="0"/>
+        </w:rPr>
+        <w:t xml:space="preserve">A paper countdown starts at 7. While remaining is above 1, subtract 2. When false, report and stop. Trace the run and count </w:t>
+      </w:r>
+      <w:r>
+        <w:rPr>
+          <w:b/>
+        </w:rPr>
+        <w:t>iteration</w:t>
+      </w:r>
+      <w:r>
+        <w:rPr>
+          <w:b w:val="0"/>
+        </w:rPr>
+        <w:t>s. Repeat from 6 and from 1. Explain why the final value need not equal 1.</w:t>
+      </w:r>
+    </w:p>
+    <w:p>
+      <w:pPr>
+        <w:spacing w:line="336" w:lineRule="auto" w:after="180"/>
+      </w:pPr>
+      <w:r>
+        <w:rPr>
+          <w:b w:val="0"/>
+        </w:rPr>
+        <w:t>What happens from 7 if subtract 2 is replaced by subtract 0?</w:t>
       </w:r>
     </w:p>
     <w:p>
@@ -995,7 +1444,41 @@
     </w:p>
     <w:p>
       <w:r>
-        <w:t>A procedure says start at 4; while counter is not equal to 9, add 2; report and stop. Write the first four values tested. Explain why the loop will not reach 9 using whole numbers. Suggest a changed condition that would stop once the counter reaches or passes 9, and trace that repaired run.</w:t>
+        <w:t>Test a proposed stopping rule. Apply the supplied Repeating Efficiently facts and keep your reasoning.</w:t>
+      </w:r>
+    </w:p>
+    <w:p>
+      <w:pPr>
+        <w:spacing w:line="336" w:lineRule="auto" w:after="180"/>
+      </w:pPr>
+      <w:r>
+        <w:rPr>
+          <w:b w:val="0"/>
+        </w:rPr>
+        <w:t xml:space="preserve">A procedure says start at 4; while counter is not equal to 9, add 2; report and stop. Write the first four values tested. Explain why the </w:t>
+      </w:r>
+      <w:r>
+        <w:rPr>
+          <w:b/>
+        </w:rPr>
+        <w:t>loop</w:t>
+      </w:r>
+      <w:r>
+        <w:rPr>
+          <w:b w:val="0"/>
+        </w:rPr>
+        <w:t xml:space="preserve"> will not reach 9 using whole numbers.</w:t>
+      </w:r>
+    </w:p>
+    <w:p>
+      <w:pPr>
+        <w:spacing w:line="336" w:lineRule="auto" w:after="180"/>
+      </w:pPr>
+      <w:r>
+        <w:rPr>
+          <w:b w:val="0"/>
+        </w:rPr>
+        <w:t>Suggest a changed condition that would stop once the counter reaches or passes 9, and trace that repaired run.</w:t>
       </w:r>
     </w:p>
     <w:p>
@@ -1042,6 +1525,11 @@
       </w:pPr>
       <w:r>
         <w:t>17. Feedback, return check and learning record</w:t>
+      </w:r>
+    </w:p>
+    <w:p>
+      <w:r>
+        <w:t>Record the first repaired step and a different case to revisit after a delay.</w:t>
       </w:r>
     </w:p>
     <w:tbl>
@@ -1181,7 +1669,13 @@
       </w:tr>
     </w:tbl>
     <w:p>
-      <w:r>
+      <w:pPr>
+        <w:spacing w:line="336" w:lineRule="auto" w:after="180"/>
+      </w:pPr>
+      <w:r>
+        <w:rPr>
+          <w:b w:val="0"/>
+        </w:rPr>
         <w:t>Revisit this idea with your teacher after a delay. Familiarity is different from explaining and using it on a changed case.</w:t>
       </w:r>
     </w:p>
@@ -1195,16 +1689,39 @@
     </w:p>
     <w:p>
       <w:r>
+        <w:t>A fictional paper counter advances through a display until its condition becomes false. Explain the labelled step before checking the changed condition.</w:t>
+      </w:r>
+    </w:p>
+    <w:p>
+      <w:pPr>
+        <w:spacing w:line="336" w:lineRule="auto" w:after="180"/>
+      </w:pPr>
+      <w:r>
+        <w:rPr>
+          <w:b w:val="0"/>
+        </w:rPr>
         <w:t>A fictional paper counter advances through a display until its condition becomes false.</w:t>
       </w:r>
     </w:p>
     <w:p>
-      <w:r>
+      <w:pPr>
+        <w:spacing w:line="336" w:lineRule="auto" w:after="180"/>
+      </w:pPr>
+      <w:r>
+        <w:rPr>
+          <w:b w:val="0"/>
+        </w:rPr>
         <w:t>Start at 2. While the current counter is below 10, add 3.</w:t>
       </w:r>
     </w:p>
     <w:p>
-      <w:r>
+      <w:pPr>
+        <w:spacing w:line="336" w:lineRule="auto" w:after="180"/>
+      </w:pPr>
+      <w:r>
+        <w:rPr>
+          <w:b w:val="0"/>
+        </w:rPr>
         <w:t>Test before each addition; report when the condition is false.</w:t>
       </w:r>
     </w:p>
@@ -1281,7 +1798,14 @@
       </w:r>
     </w:p>
     <w:p>
-      <w:r>
+      <w:pPr>
+        <w:spacing w:line="336" w:lineRule="auto" w:after="180"/>
+        <w:shd w:fill="F5F1FB"/>
+      </w:pPr>
+      <w:r>
+        <w:rPr>
+          <w:b w:val="0"/>
+        </w:rPr>
         <w:t>Trace a fresh start of 9. How many additions occur, and must the report equal 10?</w:t>
       </w:r>
     </w:p>
@@ -1324,13 +1848,70 @@
       </w:r>
     </w:p>
     <w:p>
-      <w:r>
-        <w:t>Support used: alone / hint / worked example. This record is practice evidence.</w:t>
-      </w:r>
-    </w:p>
-    <w:p>
-      <w:r>
-        <w:t>Project connection: Give any repeated sorter step an explicit stopping condition and trace a zero-iteration example.</w:t>
+      <w:pPr>
+        <w:pStyle w:val="Heading3"/>
+      </w:pPr>
+      <w:r>
+        <w:t>Record the help used</w:t>
+      </w:r>
+    </w:p>
+    <w:p>
+      <w:pPr>
+        <w:spacing w:line="336" w:lineRule="auto" w:after="180"/>
+        <w:shd w:fill="F1F6F8"/>
+      </w:pPr>
+      <w:r>
+        <w:rPr>
+          <w:b w:val="0"/>
+        </w:rPr>
+        <w:t xml:space="preserve">Support used: alone / hint / worked example. This record is practice </w:t>
+      </w:r>
+      <w:r>
+        <w:rPr>
+          <w:b/>
+        </w:rPr>
+        <w:t>evidence</w:t>
+      </w:r>
+      <w:r>
+        <w:rPr>
+          <w:b w:val="0"/>
+        </w:rPr>
+        <w:t>.</w:t>
+      </w:r>
+    </w:p>
+    <w:p>
+      <w:pPr>
+        <w:spacing w:line="336" w:lineRule="auto" w:after="180"/>
+      </w:pPr>
+      <w:r>
+        <w:rPr>
+          <w:b w:val="0"/>
+        </w:rPr>
+        <w:t xml:space="preserve">Project connection: Give any repeated sorter step an explicit </w:t>
+      </w:r>
+      <w:r>
+        <w:rPr>
+          <w:b/>
+        </w:rPr>
+        <w:t>stopping condition</w:t>
+      </w:r>
+      <w:r>
+        <w:rPr>
+          <w:b w:val="0"/>
+        </w:rPr>
+        <w:t xml:space="preserve"> and trace a zero-</w:t>
+      </w:r>
+      <w:r>
+        <w:rPr>
+          <w:b/>
+        </w:rPr>
+        <w:t>iteration</w:t>
+      </w:r>
+      <w:r>
+        <w:rPr>
+          <w:b w:val="0"/>
+        </w:rPr>
+        <w:t xml:space="preserve"> example.</w:t>
       </w:r>
     </w:p>
     <w:p>
@@ -1343,17 +1924,88 @@
     </w:p>
     <w:p>
       <w:r>
+        <w:t>Keep this week’s input, deciding step, result and limit together in the Helpful Classroom Sorter record.</w:t>
+      </w:r>
+    </w:p>
+    <w:p>
+      <w:pPr>
+        <w:spacing w:line="336" w:lineRule="auto" w:after="180"/>
+      </w:pPr>
+      <w:r>
+        <w:rPr>
+          <w:b w:val="0"/>
+        </w:rPr>
         <w:t>Project: Helpful Classroom Sorter</w:t>
       </w:r>
     </w:p>
     <w:p>
-      <w:r>
-        <w:t>Current milestone: Make a transparent first version. Keep a trace of how one input becomes an output; explain the rule or learned component.</w:t>
-      </w:r>
-    </w:p>
-    <w:p>
-      <w:r>
-        <w:t>Give any repeated sorter step an explicit stopping condition and trace a zero-iteration example.</w:t>
+      <w:pPr>
+        <w:spacing w:line="336" w:lineRule="auto" w:after="180"/>
+      </w:pPr>
+      <w:r>
+        <w:rPr>
+          <w:b w:val="0"/>
+        </w:rPr>
+        <w:t xml:space="preserve">Current milestone: Make a transparent first version. Keep a trace of how one </w:t>
+      </w:r>
+      <w:r>
+        <w:rPr>
+          <w:b/>
+        </w:rPr>
+        <w:t>input</w:t>
+      </w:r>
+      <w:r>
+        <w:rPr>
+          <w:b w:val="0"/>
+        </w:rPr>
+        <w:t xml:space="preserve"> becomes an </w:t>
+      </w:r>
+      <w:r>
+        <w:rPr>
+          <w:b/>
+        </w:rPr>
+        <w:t>output</w:t>
+      </w:r>
+      <w:r>
+        <w:rPr>
+          <w:b w:val="0"/>
+        </w:rPr>
+        <w:t>; explain the rule or learned component.</w:t>
+      </w:r>
+    </w:p>
+    <w:p>
+      <w:pPr>
+        <w:spacing w:line="336" w:lineRule="auto" w:after="180"/>
+      </w:pPr>
+      <w:r>
+        <w:rPr>
+          <w:b w:val="0"/>
+        </w:rPr>
+        <w:t xml:space="preserve">Give any repeated sorter step an explicit </w:t>
+      </w:r>
+      <w:r>
+        <w:rPr>
+          <w:b/>
+        </w:rPr>
+        <w:t>stopping condition</w:t>
+      </w:r>
+      <w:r>
+        <w:rPr>
+          <w:b w:val="0"/>
+        </w:rPr>
+        <w:t xml:space="preserve"> and trace a zero-</w:t>
+      </w:r>
+      <w:r>
+        <w:rPr>
+          <w:b/>
+        </w:rPr>
+        <w:t>iteration</w:t>
+      </w:r>
+      <w:r>
+        <w:rPr>
+          <w:b w:val="0"/>
+        </w:rPr>
+        <w:t xml:space="preserve"> example.</w:t>
       </w:r>
     </w:p>
     <w:tbl>
@@ -1515,11 +2167,28 @@
     </w:p>
     <w:p>
       <w:r>
+        <w:t>Try the supported questions before comparing with hints and feedback. Record what you repaired and the evidence you retained.</w:t>
+      </w:r>
+    </w:p>
+    <w:p>
+      <w:pPr>
+        <w:spacing w:line="336" w:lineRule="auto" w:after="180"/>
+      </w:pPr>
+      <w:r>
+        <w:rPr>
+          <w:b w:val="0"/>
+        </w:rPr>
         <w:t>Use this supported practice once, in the browser or on paper. Keep the reserved independent assessment for a separate first attempt before teacher feedback.</w:t>
       </w:r>
     </w:p>
     <w:p>
-      <w:r>
+      <w:pPr>
+        <w:spacing w:line="336" w:lineRule="auto" w:after="180"/>
+      </w:pPr>
+      <w:r>
+        <w:rPr>
+          <w:b w:val="0"/>
+        </w:rPr>
         <w:t>A fictional paper counter advances through a display until its condition becomes false.</w:t>
       </w:r>
     </w:p>
@@ -1532,27 +2201,61 @@
       </w:r>
     </w:p>
     <w:p>
-      <w:r>
+      <w:pPr>
+        <w:spacing w:line="336" w:lineRule="auto" w:after="180"/>
+      </w:pPr>
+      <w:r>
+        <w:rPr>
+          <w:b w:val="0"/>
+        </w:rPr>
         <w:t>Which labelled step matches this detail? Final counter 11 after three additions.</w:t>
       </w:r>
     </w:p>
     <w:p>
-      <w:r>
+      <w:pPr>
+        <w:spacing w:line="336" w:lineRule="auto" w:after="180"/>
+        <w:shd w:fill="F4F9FC"/>
+      </w:pPr>
+      <w:r>
+        <w:rPr>
+          <w:b w:val="0"/>
+        </w:rPr>
         <w:t>1. Report</w:t>
       </w:r>
     </w:p>
     <w:p>
-      <w:r>
+      <w:pPr>
+        <w:spacing w:line="336" w:lineRule="auto" w:after="180"/>
+        <w:shd w:fill="F4F9FC"/>
+      </w:pPr>
+      <w:r>
+        <w:rPr>
+          <w:b w:val="0"/>
+        </w:rPr>
         <w:t>2. First test</w:t>
       </w:r>
     </w:p>
     <w:p>
-      <w:r>
+      <w:pPr>
+        <w:spacing w:line="336" w:lineRule="auto" w:after="180"/>
+        <w:shd w:fill="F4F9FC"/>
+      </w:pPr>
+      <w:r>
+        <w:rPr>
+          <w:b w:val="0"/>
+        </w:rPr>
         <w:t>3. Repeat</w:t>
       </w:r>
     </w:p>
     <w:p>
-      <w:r>
+      <w:pPr>
+        <w:spacing w:line="336" w:lineRule="auto" w:after="180"/>
+        <w:shd w:fill="F4F9FC"/>
+      </w:pPr>
+      <w:r>
+        <w:rPr>
+          <w:b w:val="0"/>
+        </w:rPr>
         <w:t>4. Stop test</w:t>
       </w:r>
     </w:p>
@@ -1590,41 +2293,155 @@
       </w:r>
     </w:p>
     <w:p>
-      <w:r>
+      <w:pPr>
+        <w:pStyle w:val="Heading3"/>
+      </w:pPr>
+      <w:r>
+        <w:t>Hint · try first</w:t>
+      </w:r>
+    </w:p>
+    <w:p>
+      <w:pPr>
+        <w:spacing w:line="336" w:lineRule="auto" w:after="180"/>
+        <w:shd w:fill="F1F6F8"/>
+      </w:pPr>
+      <w:r>
+        <w:rPr>
+          <w:b w:val="0"/>
+        </w:rPr>
         <w:t>Hint if needed: Read the steps in the pictorial case. Match the supplied detail to the stage that performs or records it.</w:t>
       </w:r>
     </w:p>
     <w:p>
-      <w:r>
-        <w:t>After your attempt, compare with the supported explanation: Report Final counter 11 after three additions. The condition checks whether to do the next update; it does not constrain every resulting value to stay below 10. The final 11 is therefore allowed by this procedure. Record both the condition and counter to distinguish a correct stop from an assumed endpoint.</w:t>
-      </w:r>
-    </w:p>
-    <w:p>
       <w:pPr>
         <w:pStyle w:val="Heading3"/>
       </w:pPr>
       <w:r>
+        <w:t>Feedback · compare after trying</w:t>
+      </w:r>
+    </w:p>
+    <w:p>
+      <w:pPr>
+        <w:spacing w:line="336" w:lineRule="auto" w:after="180"/>
+        <w:shd w:fill="F1F6FC"/>
+      </w:pPr>
+      <w:r>
+        <w:rPr>
+          <w:b w:val="0"/>
+        </w:rPr>
+        <w:t>After your attempt, compare with the supported explanation: Report Final counter 11 after three additions. The condition checks whether to do the next update; it does not constrain every resulting value to stay below 10.</w:t>
+      </w:r>
+    </w:p>
+    <w:p>
+      <w:pPr>
+        <w:spacing w:line="336" w:lineRule="auto" w:after="180"/>
+        <w:shd w:fill="F1F6FC"/>
+      </w:pPr>
+      <w:r>
+        <w:rPr>
+          <w:b w:val="0"/>
+        </w:rPr>
+        <w:t>The final 11 is therefore allowed by this procedure. Record both the condition and counter to distinguish a correct stop from an assumed endpoint.</w:t>
+      </w:r>
+    </w:p>
+    <w:p>
+      <w:pPr>
+        <w:pStyle w:val="Heading3"/>
+      </w:pPr>
+      <w:r>
         <w:t>Practice 2: explain the deciding evidence</w:t>
       </w:r>
     </w:p>
     <w:p>
-      <w:r>
+      <w:pPr>
+        <w:pStyle w:val="Heading3"/>
+      </w:pPr>
+      <w:r>
+        <w:t>Changed case · predict first</w:t>
+      </w:r>
+    </w:p>
+    <w:p>
+      <w:pPr>
+        <w:spacing w:line="336" w:lineRule="auto" w:after="180"/>
+        <w:shd w:fill="F5F1FB"/>
+      </w:pPr>
+      <w:r>
+        <w:rPr>
+          <w:b w:val="0"/>
+        </w:rPr>
         <w:t>Changed-case practice: Start at 10 instead of 2. Which conclusion is supported by the supplied facts?</w:t>
       </w:r>
     </w:p>
     <w:p>
-      <w:r>
-        <w:t>1. This one example guarantees correct results for every future input.</w:t>
-      </w:r>
-    </w:p>
-    <w:p>
-      <w:r>
-        <w:t>2. We can decide the result without examining the changed input or the procedure.</w:t>
-      </w:r>
-    </w:p>
-    <w:p>
-      <w:r>
-        <w:t>3. The loop runs zero times and reports 10.</w:t>
+      <w:pPr>
+        <w:spacing w:line="336" w:lineRule="auto" w:after="180"/>
+        <w:shd w:fill="F4F9FC"/>
+      </w:pPr>
+      <w:r>
+        <w:rPr>
+          <w:b w:val="0"/>
+        </w:rPr>
+        <w:t xml:space="preserve">1. This one example guarantees correct results for every future </w:t>
+      </w:r>
+      <w:r>
+        <w:rPr>
+          <w:b/>
+        </w:rPr>
+        <w:t>input</w:t>
+      </w:r>
+      <w:r>
+        <w:rPr>
+          <w:b w:val="0"/>
+        </w:rPr>
+        <w:t>.</w:t>
+      </w:r>
+    </w:p>
+    <w:p>
+      <w:pPr>
+        <w:spacing w:line="336" w:lineRule="auto" w:after="180"/>
+        <w:shd w:fill="F4F9FC"/>
+      </w:pPr>
+      <w:r>
+        <w:rPr>
+          <w:b w:val="0"/>
+        </w:rPr>
+        <w:t xml:space="preserve">2. We can decide the result without examining the changed </w:t>
+      </w:r>
+      <w:r>
+        <w:rPr>
+          <w:b/>
+        </w:rPr>
+        <w:t>input</w:t>
+      </w:r>
+      <w:r>
+        <w:rPr>
+          <w:b w:val="0"/>
+        </w:rPr>
+        <w:t xml:space="preserve"> or the procedure.</w:t>
+      </w:r>
+    </w:p>
+    <w:p>
+      <w:pPr>
+        <w:spacing w:line="336" w:lineRule="auto" w:after="180"/>
+        <w:shd w:fill="F4F9FC"/>
+      </w:pPr>
+      <w:r>
+        <w:rPr>
+          <w:b w:val="0"/>
+        </w:rPr>
+        <w:t xml:space="preserve">3. The </w:t>
+      </w:r>
+      <w:r>
+        <w:rPr>
+          <w:b/>
+        </w:rPr>
+        <w:t>loop</w:t>
+      </w:r>
+      <w:r>
+        <w:rPr>
+          <w:b w:val="0"/>
+        </w:rPr>
+        <w:t xml:space="preserve"> runs zero times and reports 10.</w:t>
       </w:r>
     </w:p>
     <w:p>
@@ -1661,36 +2478,153 @@
       </w:r>
     </w:p>
     <w:p>
-      <w:r>
+      <w:pPr>
+        <w:pStyle w:val="Heading3"/>
+      </w:pPr>
+      <w:r>
+        <w:t>Hint · try first</w:t>
+      </w:r>
+    </w:p>
+    <w:p>
+      <w:pPr>
+        <w:spacing w:line="336" w:lineRule="auto" w:after="180"/>
+        <w:shd w:fill="F1F6F8"/>
+      </w:pPr>
+      <w:r>
+        <w:rPr>
+          <w:b w:val="0"/>
+        </w:rPr>
         <w:t>Hint if needed: Use the changed condition and the deciding step in the pictorial trace. The answer must say what follows from those facts.</w:t>
       </w:r>
     </w:p>
     <w:p>
-      <w:r>
-        <w:t>After your attempt, compare with the supported explanation: The loop runs zero times and reports 10. Its first condition is already false, so no addition happens.</w:t>
-      </w:r>
-    </w:p>
-    <w:p>
       <w:pPr>
         <w:pStyle w:val="Heading3"/>
       </w:pPr>
       <w:r>
+        <w:t>Feedback · compare after trying</w:t>
+      </w:r>
+    </w:p>
+    <w:p>
+      <w:pPr>
+        <w:spacing w:line="336" w:lineRule="auto" w:after="180"/>
+        <w:shd w:fill="F1F6FC"/>
+      </w:pPr>
+      <w:r>
+        <w:rPr>
+          <w:b w:val="0"/>
+        </w:rPr>
+        <w:t xml:space="preserve">After your attempt, compare with the supported explanation: The </w:t>
+      </w:r>
+      <w:r>
+        <w:rPr>
+          <w:b/>
+        </w:rPr>
+        <w:t>loop</w:t>
+      </w:r>
+      <w:r>
+        <w:rPr>
+          <w:b w:val="0"/>
+        </w:rPr>
+        <w:t xml:space="preserve"> runs zero times and reports 10. Its first condition is already false, so no addition happens.</w:t>
+      </w:r>
+    </w:p>
+    <w:p>
+      <w:pPr>
+        <w:pStyle w:val="Heading3"/>
+      </w:pPr>
+      <w:r>
         <w:t>Repair a missing building block</w:t>
       </w:r>
     </w:p>
     <w:p>
-      <w:r>
-        <w:t>Review If/Then Decisions (ai-1/10). Goal: Evaluate a condition using the current state and trace only the selected branch. Short practice: Which input detects the difference between the two written conditions? Explain its entire run.. Return to this week and explain what you changed.</w:t>
-      </w:r>
-    </w:p>
-    <w:p>
-      <w:r>
-        <w:t>Review Features: Useful Clues (ai-1/8). Goal: Choose recorded properties that preserve distinctions needed for a stated task. Short practice: Point to the pair that tests pattern, then explain why the sticker is a bad early input.. Return to this week and explain what you changed.</w:t>
-      </w:r>
-    </w:p>
-    <w:p>
-      <w:r>
-        <w:t>Review Pictures Become Numbers (ai-1/5). Goal: Encode and reconstruct a small image using an explicit grid convention. Short practice: Find a position where the original badges differ, then read the changed A back as a picture.. Return to this week and explain what you changed.</w:t>
+      <w:pPr>
+        <w:spacing w:line="336" w:lineRule="auto" w:after="180"/>
+      </w:pPr>
+      <w:r>
+        <w:rPr>
+          <w:b w:val="0"/>
+        </w:rPr>
+        <w:t xml:space="preserve">Review If/Then Decisions (ai-1/10). Goal: Evaluate a condition using the current state and trace only the selected branch. Short practice: Which </w:t>
+      </w:r>
+      <w:r>
+        <w:rPr>
+          <w:b/>
+        </w:rPr>
+        <w:t>input</w:t>
+      </w:r>
+      <w:r>
+        <w:rPr>
+          <w:b w:val="0"/>
+        </w:rPr>
+        <w:t xml:space="preserve"> detects the difference between the two written conditions?</w:t>
+      </w:r>
+    </w:p>
+    <w:p>
+      <w:pPr>
+        <w:spacing w:line="336" w:lineRule="auto" w:after="180"/>
+      </w:pPr>
+      <w:r>
+        <w:rPr>
+          <w:b w:val="0"/>
+        </w:rPr>
+        <w:t>Explain its entire run.. Return to this week and explain what you changed.</w:t>
+      </w:r>
+    </w:p>
+    <w:p>
+      <w:pPr>
+        <w:spacing w:line="336" w:lineRule="auto" w:after="180"/>
+      </w:pPr>
+      <w:r>
+        <w:rPr>
+          <w:b w:val="0"/>
+        </w:rPr>
+        <w:t>Review Features: Useful Clues (ai-1/8). Goal: Choose recorded properties that preserve distinctions needed for a stated task.</w:t>
+      </w:r>
+    </w:p>
+    <w:p>
+      <w:pPr>
+        <w:spacing w:line="336" w:lineRule="auto" w:after="180"/>
+      </w:pPr>
+      <w:r>
+        <w:rPr>
+          <w:b w:val="0"/>
+        </w:rPr>
+        <w:t xml:space="preserve">Short practice: Point to the pair that tests pattern, then explain why the sticker is a bad early </w:t>
+      </w:r>
+      <w:r>
+        <w:rPr>
+          <w:b/>
+        </w:rPr>
+        <w:t>input</w:t>
+      </w:r>
+      <w:r>
+        <w:rPr>
+          <w:b w:val="0"/>
+        </w:rPr>
+        <w:t>.. Return to this week and explain what you changed.</w:t>
+      </w:r>
+    </w:p>
+    <w:p>
+      <w:pPr>
+        <w:spacing w:line="336" w:lineRule="auto" w:after="180"/>
+      </w:pPr>
+      <w:r>
+        <w:rPr>
+          <w:b w:val="0"/>
+        </w:rPr>
+        <w:t>Review Pictures Become Numbers (ai-1/5). Goal: Encode and reconstruct a small image using an explicit grid convention.</w:t>
+      </w:r>
+    </w:p>
+    <w:p>
+      <w:pPr>
+        <w:spacing w:line="336" w:lineRule="auto" w:after="180"/>
+      </w:pPr>
+      <w:r>
+        <w:rPr>
+          <w:b w:val="0"/>
+        </w:rPr>
+        <w:t>Short practice: Find a position where the original badges differ, then read the changed A back as a picture.. Return to this week and explain what you changed.</w:t>
       </w:r>
     </w:p>
     <w:p>
@@ -1702,8 +2636,37 @@
       </w:r>
     </w:p>
     <w:p>
-      <w:r>
-        <w:t>Use Download completed work in the hosted lesson to export your answers, reflections, practice feedback and code-run evidence. Open the HTML copy to read or print it. Drafts stay in this browser when storage is available; clear drafts on a shared device.</w:t>
+      <w:pPr>
+        <w:spacing w:line="336" w:lineRule="auto" w:after="180"/>
+      </w:pPr>
+      <w:r>
+        <w:rPr>
+          <w:b w:val="0"/>
+        </w:rPr>
+        <w:t xml:space="preserve">Use Download completed work in the hosted lesson to export your answers, reflections, practice feedback and code-run </w:t>
+      </w:r>
+      <w:r>
+        <w:rPr>
+          <w:b/>
+        </w:rPr>
+        <w:t>evidence</w:t>
+      </w:r>
+      <w:r>
+        <w:rPr>
+          <w:b w:val="0"/>
+        </w:rPr>
+        <w:t>. Open the HTML copy to read or print it.</w:t>
+      </w:r>
+    </w:p>
+    <w:p>
+      <w:pPr>
+        <w:spacing w:line="336" w:lineRule="auto" w:after="180"/>
+      </w:pPr>
+      <w:r>
+        <w:rPr>
+          <w:b w:val="0"/>
+        </w:rPr>
+        <w:t>Drafts stay in this browser when storage is available; clear drafts on a shared device.</w:t>
       </w:r>
     </w:p>
     <w:p>
@@ -1717,6 +2680,731 @@
     <w:p>
       <w:r>
         <w:t>________________________________________________________________</w:t>
+      </w:r>
+    </w:p>
+    <w:p>
+      <w:r>
+        <w:t>________________________________________________________________</w:t>
+      </w:r>
+    </w:p>
+    <w:p>
+      <w:r>
+        <w:t>________________________________________________________________</w:t>
+      </w:r>
+    </w:p>
+    <w:p>
+      <w:r>
+        <w:t>________________________________________________________________</w:t>
+      </w:r>
+    </w:p>
+    <w:p>
+      <w:r>
+        <w:t>________________________________________________________________</w:t>
+      </w:r>
+    </w:p>
+    <w:p>
+      <w:pPr>
+        <w:pStyle w:val="Heading1"/>
+      </w:pPr>
+      <w:r>
+        <w:t>21. Visual concept journey</w:t>
+      </w:r>
+    </w:p>
+    <w:p>
+      <w:r>
+        <w:t>Explain each Repeating Efficiently picture from its labels, then record a relevant limit.</w:t>
+      </w:r>
+    </w:p>
+    <w:p>
+      <w:pPr>
+        <w:pStyle w:val="Heading3"/>
+      </w:pPr>
+      <w:r>
+        <w:t>01. Repeating Efficiently: the case</w:t>
+      </w:r>
+    </w:p>
+    <w:p>
+      <w:r>
+        <w:drawing>
+          <wp:inline xmlns:a="http://schemas.openxmlformats.org/drawingml/2006/main" xmlns:pic="http://schemas.openxmlformats.org/drawingml/2006/picture">
+            <wp:extent cx="5486400" cy="2834640"/>
+            <wp:docPr id="3" name="Picture 3" descr="A fictional paper counter advances through a display until its condition becomes false. Supplied facts: Start at 2. While the current counter is below 10, add 3. Test before each addition; report when the condition is false."/>
+            <wp:cNvGraphicFramePr>
+              <a:graphicFrameLocks noChangeAspect="1"/>
+            </wp:cNvGraphicFramePr>
+            <a:graphic>
+              <a:graphicData uri="http://schemas.openxmlformats.org/drawingml/2006/picture">
+                <pic:pic>
+                  <pic:nvPicPr>
+                    <pic:cNvPr id="0" name="academy-story-ai-1-11-01.png"/>
+                    <pic:cNvPicPr/>
+                  </pic:nvPicPr>
+                  <pic:blipFill>
+                    <a:blip r:embed="rId11"/>
+                    <a:stretch>
+                      <a:fillRect/>
+                    </a:stretch>
+                  </pic:blipFill>
+                  <pic:spPr>
+                    <a:xfrm>
+                      <a:off x="0" y="0"/>
+                      <a:ext cx="5486400" cy="2834640"/>
+                    </a:xfrm>
+                    <a:prstGeom prst="rect"/>
+                  </pic:spPr>
+                </pic:pic>
+              </a:graphicData>
+            </a:graphic>
+          </wp:inline>
+        </w:drawing>
+      </w:r>
+    </w:p>
+    <w:p>
+      <w:pPr>
+        <w:spacing w:line="336" w:lineRule="auto" w:after="180"/>
+      </w:pPr>
+      <w:r>
+        <w:rPr>
+          <w:b w:val="0"/>
+        </w:rPr>
+        <w:t>A fictional paper counter advances through a display until its condition becomes false. Supplied facts: Start at 2. While the current counter is below 10, add 3. Test before each addition; report when the condition is false.</w:t>
+      </w:r>
+    </w:p>
+    <w:p>
+      <w:pPr>
+        <w:spacing w:line="336" w:lineRule="auto" w:after="180"/>
+        <w:shd w:fill="F5F1FB"/>
+      </w:pPr>
+      <w:r>
+        <w:rPr>
+          <w:b w:val="0"/>
+        </w:rPr>
+        <w:t>Point to the given fact that matters most. Explain why it matters.</w:t>
+      </w:r>
+    </w:p>
+    <w:p>
+      <w:pPr>
+        <w:pStyle w:val="Heading3"/>
+      </w:pPr>
+      <w:r>
+        <w:t>My picture explanation, deciding evidence and one limit</w:t>
+      </w:r>
+    </w:p>
+    <w:p>
+      <w:r>
+        <w:t>________________________________________________________________</w:t>
+      </w:r>
+    </w:p>
+    <w:p>
+      <w:r>
+        <w:t>________________________________________________________________</w:t>
+      </w:r>
+    </w:p>
+    <w:p>
+      <w:r>
+        <w:t>________________________________________________________________</w:t>
+      </w:r>
+    </w:p>
+    <w:p>
+      <w:r>
+        <w:t>________________________________________________________________</w:t>
+      </w:r>
+    </w:p>
+    <w:p>
+      <w:pPr>
+        <w:pStyle w:val="Heading3"/>
+      </w:pPr>
+      <w:r>
+        <w:t>02. Follow the deciding steps</w:t>
+      </w:r>
+    </w:p>
+    <w:p>
+      <w:r>
+        <w:drawing>
+          <wp:inline xmlns:a="http://schemas.openxmlformats.org/drawingml/2006/main" xmlns:pic="http://schemas.openxmlformats.org/drawingml/2006/picture">
+            <wp:extent cx="5486400" cy="4005072"/>
+            <wp:docPr id="4" name="Picture 4" descr="First test: 2&lt;10 is true: update to 5. → Repeat: 5&lt;10: update to 8. 8&lt;10: update to 11. → Stop test: 11&lt;10 is false; do not add again. → Report: Final counter 11 after three additions."/>
+            <wp:cNvGraphicFramePr>
+              <a:graphicFrameLocks noChangeAspect="1"/>
+            </wp:cNvGraphicFramePr>
+            <a:graphic>
+              <a:graphicData uri="http://schemas.openxmlformats.org/drawingml/2006/picture">
+                <pic:pic>
+                  <pic:nvPicPr>
+                    <pic:cNvPr id="0" name="academy-story-ai-1-11-02.png"/>
+                    <pic:cNvPicPr/>
+                  </pic:nvPicPr>
+                  <pic:blipFill>
+                    <a:blip r:embed="rId12"/>
+                    <a:stretch>
+                      <a:fillRect/>
+                    </a:stretch>
+                  </pic:blipFill>
+                  <pic:spPr>
+                    <a:xfrm>
+                      <a:off x="0" y="0"/>
+                      <a:ext cx="5486400" cy="4005072"/>
+                    </a:xfrm>
+                    <a:prstGeom prst="rect"/>
+                  </pic:spPr>
+                </pic:pic>
+              </a:graphicData>
+            </a:graphic>
+          </wp:inline>
+        </w:drawing>
+      </w:r>
+    </w:p>
+    <w:p>
+      <w:pPr>
+        <w:spacing w:line="336" w:lineRule="auto" w:after="180"/>
+      </w:pPr>
+      <w:r>
+        <w:rPr>
+          <w:b w:val="0"/>
+        </w:rPr>
+        <w:t>First test: 2&lt;10 is true: update to 5. → Repeat: 5&lt;10: update to 8. 8&lt;10: update to 11. → Stop test: 11&lt;10 is false; do not add again. → Report: Final counter 11 after three additions.</w:t>
+      </w:r>
+    </w:p>
+    <w:p>
+      <w:pPr>
+        <w:spacing w:line="336" w:lineRule="auto" w:after="180"/>
+        <w:shd w:fill="F5F1FB"/>
+      </w:pPr>
+      <w:r>
+        <w:rPr>
+          <w:b w:val="0"/>
+        </w:rPr>
+        <w:t xml:space="preserve">Point to each numbered stage and explain which recorded </w:t>
+      </w:r>
+      <w:r>
+        <w:rPr>
+          <w:b/>
+        </w:rPr>
+        <w:t>input</w:t>
+      </w:r>
+      <w:r>
+        <w:rPr>
+          <w:b w:val="0"/>
+        </w:rPr>
+        <w:t xml:space="preserve"> it uses.</w:t>
+      </w:r>
+    </w:p>
+    <w:p>
+      <w:pPr>
+        <w:pStyle w:val="Heading3"/>
+      </w:pPr>
+      <w:r>
+        <w:t>My picture explanation, deciding evidence and one limit</w:t>
+      </w:r>
+    </w:p>
+    <w:p>
+      <w:r>
+        <w:t>________________________________________________________________</w:t>
+      </w:r>
+    </w:p>
+    <w:p>
+      <w:r>
+        <w:t>________________________________________________________________</w:t>
+      </w:r>
+    </w:p>
+    <w:p>
+      <w:r>
+        <w:t>________________________________________________________________</w:t>
+      </w:r>
+    </w:p>
+    <w:p>
+      <w:r>
+        <w:t>________________________________________________________________</w:t>
+      </w:r>
+    </w:p>
+    <w:p>
+      <w:pPr>
+        <w:pStyle w:val="Heading3"/>
+      </w:pPr>
+      <w:r>
+        <w:t>03. Condition checks before additions</w:t>
+      </w:r>
+    </w:p>
+    <w:p>
+      <w:r>
+        <w:drawing>
+          <wp:inline xmlns:a="http://schemas.openxmlformats.org/drawingml/2006/main" xmlns:pic="http://schemas.openxmlformats.org/drawingml/2006/picture">
+            <wp:extent cx="5486400" cy="3938016"/>
+            <wp:docPr id="5" name="Picture 5" descr="Condition checks before additions. Check 1: Current = 2, Below 10? = true, Next = 5. Check 2: Current = 5, Below 10? = true, Next = 8. Check 3: Current = 8, Below 10? = true, Next = 11. Check 4: Current = 11, Below 10? = false, Next = stop."/>
+            <wp:cNvGraphicFramePr>
+              <a:graphicFrameLocks noChangeAspect="1"/>
+            </wp:cNvGraphicFramePr>
+            <a:graphic>
+              <a:graphicData uri="http://schemas.openxmlformats.org/drawingml/2006/picture">
+                <pic:pic>
+                  <pic:nvPicPr>
+                    <pic:cNvPr id="0" name="academy-story-ai-1-11-03.png"/>
+                    <pic:cNvPicPr/>
+                  </pic:nvPicPr>
+                  <pic:blipFill>
+                    <a:blip r:embed="rId13"/>
+                    <a:stretch>
+                      <a:fillRect/>
+                    </a:stretch>
+                  </pic:blipFill>
+                  <pic:spPr>
+                    <a:xfrm>
+                      <a:off x="0" y="0"/>
+                      <a:ext cx="5486400" cy="3938016"/>
+                    </a:xfrm>
+                    <a:prstGeom prst="rect"/>
+                  </pic:spPr>
+                </pic:pic>
+              </a:graphicData>
+            </a:graphic>
+          </wp:inline>
+        </w:drawing>
+      </w:r>
+    </w:p>
+    <w:p>
+      <w:pPr>
+        <w:spacing w:line="336" w:lineRule="auto" w:after="180"/>
+      </w:pPr>
+      <w:r>
+        <w:rPr>
+          <w:b w:val="0"/>
+        </w:rPr>
+        <w:t>Condition checks before additions. Check 1: Current = 2, Below 10? = true, Next = 5. Check 2: Current = 5, Below 10? = true, Next = 8. Check 3: Current = 8, Below 10? = true, Next = 11.</w:t>
+      </w:r>
+    </w:p>
+    <w:p>
+      <w:pPr>
+        <w:spacing w:line="336" w:lineRule="auto" w:after="180"/>
+      </w:pPr>
+      <w:r>
+        <w:rPr>
+          <w:b w:val="0"/>
+        </w:rPr>
+        <w:t>Check 4: Current = 11, Below 10? = false, Next = stop.</w:t>
+      </w:r>
+    </w:p>
+    <w:p>
+      <w:pPr>
+        <w:spacing w:line="336" w:lineRule="auto" w:after="180"/>
+        <w:shd w:fill="F5F1FB"/>
+      </w:pPr>
+      <w:r>
+        <w:rPr>
+          <w:b w:val="0"/>
+        </w:rPr>
+        <w:t>Read the labels and values. Explain the relationship the model shows.</w:t>
+      </w:r>
+    </w:p>
+    <w:p>
+      <w:pPr>
+        <w:pStyle w:val="Heading3"/>
+      </w:pPr>
+      <w:r>
+        <w:t>My picture explanation, deciding evidence and one limit</w:t>
+      </w:r>
+    </w:p>
+    <w:p>
+      <w:r>
+        <w:t>________________________________________________________________</w:t>
+      </w:r>
+    </w:p>
+    <w:p>
+      <w:r>
+        <w:t>________________________________________________________________</w:t>
+      </w:r>
+    </w:p>
+    <w:p>
+      <w:r>
+        <w:t>________________________________________________________________</w:t>
+      </w:r>
+    </w:p>
+    <w:p>
+      <w:r>
+        <w:t>________________________________________________________________</w:t>
+      </w:r>
+    </w:p>
+    <w:p>
+      <w:pPr>
+        <w:pStyle w:val="Heading3"/>
+      </w:pPr>
+      <w:r>
+        <w:t>04. Change one thing. Trace what follows.</w:t>
+      </w:r>
+    </w:p>
+    <w:p>
+      <w:r>
+        <w:drawing>
+          <wp:inline xmlns:a="http://schemas.openxmlformats.org/drawingml/2006/main" xmlns:pic="http://schemas.openxmlformats.org/drawingml/2006/picture">
+            <wp:extent cx="5486400" cy="3026664"/>
+            <wp:docPr id="6" name="Picture 6" descr="Original case: Final counter 11 after three additions. Changed condition: Start at 10 instead of 2. Expected result: The loop runs zero times and reports 10. Reason: Its first condition is already false, so no addition happens."/>
+            <wp:cNvGraphicFramePr>
+              <a:graphicFrameLocks noChangeAspect="1"/>
+            </wp:cNvGraphicFramePr>
+            <a:graphic>
+              <a:graphicData uri="http://schemas.openxmlformats.org/drawingml/2006/picture">
+                <pic:pic>
+                  <pic:nvPicPr>
+                    <pic:cNvPr id="0" name="academy-story-ai-1-11-04.png"/>
+                    <pic:cNvPicPr/>
+                  </pic:nvPicPr>
+                  <pic:blipFill>
+                    <a:blip r:embed="rId14"/>
+                    <a:stretch>
+                      <a:fillRect/>
+                    </a:stretch>
+                  </pic:blipFill>
+                  <pic:spPr>
+                    <a:xfrm>
+                      <a:off x="0" y="0"/>
+                      <a:ext cx="5486400" cy="3026664"/>
+                    </a:xfrm>
+                    <a:prstGeom prst="rect"/>
+                  </pic:spPr>
+                </pic:pic>
+              </a:graphicData>
+            </a:graphic>
+          </wp:inline>
+        </w:drawing>
+      </w:r>
+    </w:p>
+    <w:p>
+      <w:pPr>
+        <w:spacing w:line="336" w:lineRule="auto" w:after="180"/>
+      </w:pPr>
+      <w:r>
+        <w:rPr>
+          <w:b w:val="0"/>
+        </w:rPr>
+        <w:t xml:space="preserve">Original case: Final counter 11 after three additions. Changed condition: Start at 10 instead of 2. Expected result: The </w:t>
+      </w:r>
+      <w:r>
+        <w:rPr>
+          <w:b/>
+        </w:rPr>
+        <w:t>loop</w:t>
+      </w:r>
+      <w:r>
+        <w:rPr>
+          <w:b w:val="0"/>
+        </w:rPr>
+        <w:t xml:space="preserve"> runs zero times and reports 10.</w:t>
+      </w:r>
+    </w:p>
+    <w:p>
+      <w:pPr>
+        <w:spacing w:line="336" w:lineRule="auto" w:after="180"/>
+      </w:pPr>
+      <w:r>
+        <w:rPr>
+          <w:b w:val="0"/>
+        </w:rPr>
+        <w:t>Reason: Its first condition is already false, so no addition happens.</w:t>
+      </w:r>
+    </w:p>
+    <w:p>
+      <w:pPr>
+        <w:spacing w:line="336" w:lineRule="auto" w:after="180"/>
+        <w:shd w:fill="F5F1FB"/>
+      </w:pPr>
+      <w:r>
+        <w:rPr>
+          <w:b w:val="0"/>
+        </w:rPr>
+        <w:t>Predict before checking the worked changed-case result. Name what changed and what the supplied facts allow you to conclude.</w:t>
+      </w:r>
+    </w:p>
+    <w:p>
+      <w:pPr>
+        <w:pStyle w:val="Heading3"/>
+      </w:pPr>
+      <w:r>
+        <w:t>My picture explanation, deciding evidence and one limit</w:t>
+      </w:r>
+    </w:p>
+    <w:p>
+      <w:r>
+        <w:t>________________________________________________________________</w:t>
+      </w:r>
+    </w:p>
+    <w:p>
+      <w:r>
+        <w:t>________________________________________________________________</w:t>
+      </w:r>
+    </w:p>
+    <w:p>
+      <w:r>
+        <w:t>________________________________________________________________</w:t>
+      </w:r>
+    </w:p>
+    <w:p>
+      <w:r>
+        <w:t>________________________________________________________________</w:t>
+      </w:r>
+    </w:p>
+    <w:p>
+      <w:pPr>
+        <w:pStyle w:val="Heading3"/>
+      </w:pPr>
+      <w:r>
+        <w:t>05. Connect the explanation to its limit</w:t>
+      </w:r>
+    </w:p>
+    <w:p>
+      <w:r>
+        <w:drawing>
+          <wp:inline xmlns:a="http://schemas.openxmlformats.org/drawingml/2006/main" xmlns:pic="http://schemas.openxmlformats.org/drawingml/2006/picture">
+            <wp:extent cx="5486400" cy="2834640"/>
+            <wp:docPr id="7" name="Picture 7" descr="The condition checks whether to do the next update; it does not constrain every resulting value to stay below 10. The final 11 is therefore allowed by this procedure. Record both the condition and counter to distinguish a correct stop from an assumed endpoint. Limit: This loop stops because positive increments eventually cross the limit. Other updates can fail to make progress."/>
+            <wp:cNvGraphicFramePr>
+              <a:graphicFrameLocks noChangeAspect="1"/>
+            </wp:cNvGraphicFramePr>
+            <a:graphic>
+              <a:graphicData uri="http://schemas.openxmlformats.org/drawingml/2006/picture">
+                <pic:pic>
+                  <pic:nvPicPr>
+                    <pic:cNvPr id="0" name="academy-story-ai-1-11-05.png"/>
+                    <pic:cNvPicPr/>
+                  </pic:nvPicPr>
+                  <pic:blipFill>
+                    <a:blip r:embed="rId15"/>
+                    <a:stretch>
+                      <a:fillRect/>
+                    </a:stretch>
+                  </pic:blipFill>
+                  <pic:spPr>
+                    <a:xfrm>
+                      <a:off x="0" y="0"/>
+                      <a:ext cx="5486400" cy="2834640"/>
+                    </a:xfrm>
+                    <a:prstGeom prst="rect"/>
+                  </pic:spPr>
+                </pic:pic>
+              </a:graphicData>
+            </a:graphic>
+          </wp:inline>
+        </w:drawing>
+      </w:r>
+    </w:p>
+    <w:p>
+      <w:pPr>
+        <w:spacing w:line="336" w:lineRule="auto" w:after="180"/>
+      </w:pPr>
+      <w:r>
+        <w:rPr>
+          <w:b w:val="0"/>
+        </w:rPr>
+        <w:t>The condition checks whether to do the next update; it does not constrain every resulting value to stay below 10. The final 11 is therefore allowed by this procedure.</w:t>
+      </w:r>
+    </w:p>
+    <w:p>
+      <w:pPr>
+        <w:spacing w:line="336" w:lineRule="auto" w:after="180"/>
+      </w:pPr>
+      <w:r>
+        <w:rPr>
+          <w:b w:val="0"/>
+        </w:rPr>
+        <w:t xml:space="preserve">Record both the condition and counter to distinguish a correct stop from an assumed endpoint. Limit: This </w:t>
+      </w:r>
+      <w:r>
+        <w:rPr>
+          <w:b/>
+        </w:rPr>
+        <w:t>loop</w:t>
+      </w:r>
+      <w:r>
+        <w:rPr>
+          <w:b w:val="0"/>
+        </w:rPr>
+        <w:t xml:space="preserve"> stops because positive increments eventually cross the limit. Other updates can fail to make </w:t>
+      </w:r>
+      <w:r>
+        <w:rPr>
+          <w:b/>
+        </w:rPr>
+        <w:t>progress</w:t>
+      </w:r>
+      <w:r>
+        <w:rPr>
+          <w:b w:val="0"/>
+        </w:rPr>
+        <w:t>.</w:t>
+      </w:r>
+    </w:p>
+    <w:p>
+      <w:pPr>
+        <w:spacing w:line="336" w:lineRule="auto" w:after="180"/>
+        <w:shd w:fill="F5F1FB"/>
+      </w:pPr>
+      <w:r>
+        <w:rPr>
+          <w:b w:val="0"/>
+        </w:rPr>
+        <w:t>Explain the case, then point to a limit on the claim.</w:t>
+      </w:r>
+    </w:p>
+    <w:p>
+      <w:pPr>
+        <w:pStyle w:val="Heading3"/>
+      </w:pPr>
+      <w:r>
+        <w:t>My picture explanation, deciding evidence and one limit</w:t>
+      </w:r>
+    </w:p>
+    <w:p>
+      <w:r>
+        <w:t>________________________________________________________________</w:t>
+      </w:r>
+    </w:p>
+    <w:p>
+      <w:r>
+        <w:t>________________________________________________________________</w:t>
+      </w:r>
+    </w:p>
+    <w:p>
+      <w:r>
+        <w:t>________________________________________________________________</w:t>
+      </w:r>
+    </w:p>
+    <w:p>
+      <w:r>
+        <w:t>________________________________________________________________</w:t>
+      </w:r>
+    </w:p>
+    <w:p>
+      <w:pPr>
+        <w:pStyle w:val="Heading3"/>
+      </w:pPr>
+      <w:r>
+        <w:t>06. Make the idea visible in your project</w:t>
+      </w:r>
+    </w:p>
+    <w:p>
+      <w:r>
+        <w:drawing>
+          <wp:inline xmlns:a="http://schemas.openxmlformats.org/drawingml/2006/main" xmlns:pic="http://schemas.openxmlformats.org/drawingml/2006/picture">
+            <wp:extent cx="5486400" cy="3233928"/>
+            <wp:docPr id="8" name="Picture 8" descr="Give any repeated sorter step an explicit stopping condition and trace a zero-iteration example. Draw your input, deciding step, result and limit. Supported question: Trace a fresh start of 9. How many additions occur, and must the report equal 10?"/>
+            <wp:cNvGraphicFramePr>
+              <a:graphicFrameLocks noChangeAspect="1"/>
+            </wp:cNvGraphicFramePr>
+            <a:graphic>
+              <a:graphicData uri="http://schemas.openxmlformats.org/drawingml/2006/picture">
+                <pic:pic>
+                  <pic:nvPicPr>
+                    <pic:cNvPr id="0" name="academy-story-ai-1-11-06.png"/>
+                    <pic:cNvPicPr/>
+                  </pic:nvPicPr>
+                  <pic:blipFill>
+                    <a:blip r:embed="rId16"/>
+                    <a:stretch>
+                      <a:fillRect/>
+                    </a:stretch>
+                  </pic:blipFill>
+                  <pic:spPr>
+                    <a:xfrm>
+                      <a:off x="0" y="0"/>
+                      <a:ext cx="5486400" cy="3233928"/>
+                    </a:xfrm>
+                    <a:prstGeom prst="rect"/>
+                  </pic:spPr>
+                </pic:pic>
+              </a:graphicData>
+            </a:graphic>
+          </wp:inline>
+        </w:drawing>
+      </w:r>
+    </w:p>
+    <w:p>
+      <w:pPr>
+        <w:spacing w:line="336" w:lineRule="auto" w:after="180"/>
+        <w:shd w:fill="F5F1FB"/>
+      </w:pPr>
+      <w:r>
+        <w:rPr>
+          <w:b w:val="0"/>
+        </w:rPr>
+        <w:t xml:space="preserve">Give any repeated sorter step an explicit </w:t>
+      </w:r>
+      <w:r>
+        <w:rPr>
+          <w:b/>
+        </w:rPr>
+        <w:t>stopping condition</w:t>
+      </w:r>
+      <w:r>
+        <w:rPr>
+          <w:b w:val="0"/>
+        </w:rPr>
+        <w:t xml:space="preserve"> and trace a zero-</w:t>
+      </w:r>
+      <w:r>
+        <w:rPr>
+          <w:b/>
+        </w:rPr>
+        <w:t>iteration</w:t>
+      </w:r>
+      <w:r>
+        <w:rPr>
+          <w:b w:val="0"/>
+        </w:rPr>
+        <w:t xml:space="preserve"> example. Draw your </w:t>
+      </w:r>
+      <w:r>
+        <w:rPr>
+          <w:b/>
+        </w:rPr>
+        <w:t>input</w:t>
+      </w:r>
+      <w:r>
+        <w:rPr>
+          <w:b w:val="0"/>
+        </w:rPr>
+        <w:t>, deciding step, result and limit. Supported question: Trace a fresh start of 9.</w:t>
+      </w:r>
+    </w:p>
+    <w:p>
+      <w:pPr>
+        <w:spacing w:line="336" w:lineRule="auto" w:after="180"/>
+        <w:shd w:fill="F5F1FB"/>
+      </w:pPr>
+      <w:r>
+        <w:rPr>
+          <w:b w:val="0"/>
+        </w:rPr>
+        <w:t>How many additions occur, and must the report equal 10?</w:t>
+      </w:r>
+    </w:p>
+    <w:p>
+      <w:pPr>
+        <w:spacing w:line="336" w:lineRule="auto" w:after="180"/>
+        <w:shd w:fill="F5F1FB"/>
+      </w:pPr>
+      <w:r>
+        <w:rPr>
+          <w:b w:val="0"/>
+        </w:rPr>
+        <w:t xml:space="preserve">Draw your project trace and justify the deciding step using </w:t>
+      </w:r>
+      <w:r>
+        <w:rPr>
+          <w:b/>
+        </w:rPr>
+        <w:t>evidence</w:t>
+      </w:r>
+      <w:r>
+        <w:rPr>
+          <w:b w:val="0"/>
+        </w:rPr>
+        <w:t>.</w:t>
+      </w:r>
+    </w:p>
+    <w:p>
+      <w:pPr>
+        <w:pStyle w:val="Heading3"/>
+      </w:pPr>
+      <w:r>
+        <w:t>My picture explanation, deciding evidence and one limit</w:t>
       </w:r>
     </w:p>
     <w:p>

--- a/downloads/workbook/ai-1-week-11.docx
+++ b/downloads/workbook/ai-1-week-11.docx
@@ -25,12 +25,465 @@
         <w:pStyle w:val="Heading1"/>
       </w:pPr>
       <w:r>
-        <w:t>01. Recall and choose your starting point</w:t>
-      </w:r>
-    </w:p>
-    <w:p>
-      <w:r>
-        <w:t>Record your starting explanation for Repeating Efficiently before opening notes. Show any later correction separately.</w:t>
+        <w:t>One connected loop record.</w:t>
+      </w:r>
+    </w:p>
+    <w:p>
+      <w:r>
+        <w:t>Trace the loop, test an initially false condition, reject an extra update and repair an unreachable target.</w:t>
+      </w:r>
+    </w:p>
+    <w:p>
+      <w:r>
+        <w:t>Keep the body executions and final report separate.</w:t>
+      </w:r>
+    </w:p>
+    <w:p>
+      <w:pPr>
+        <w:pStyle w:val="Heading1"/>
+      </w:pPr>
+      <w:r>
+        <w:t>01. Recall: reconnect earlier ideas</w:t>
+      </w:r>
+    </w:p>
+    <w:p>
+      <w:r>
+        <w:t>Retrieve before opening notes.</w:t>
+      </w:r>
+    </w:p>
+    <w:p>
+      <w:pPr>
+        <w:pStyle w:val="Heading2"/>
+      </w:pPr>
+      <w:r>
+        <w:t>Retrieve and explain</w:t>
+      </w:r>
+    </w:p>
+    <w:p>
+      <w:pPr>
+        <w:pStyle w:val="ListBullet"/>
+      </w:pPr>
+      <w:r>
+        <w:t>Try the recall before opening notes. Then use a different colour or a labelled second line to correct your explanation.</w:t>
+      </w:r>
+    </w:p>
+    <w:p>
+      <w:pPr>
+        <w:pStyle w:val="ListBullet"/>
+      </w:pPr>
+      <w:r>
+        <w:t>Without opening the old lesson, explain one key idea from If/Then Decisions. Give an example and a mistake that the idea helps you avoid.</w:t>
+      </w:r>
+    </w:p>
+    <w:p>
+      <w:pPr>
+        <w:pStyle w:val="Heading3"/>
+      </w:pPr>
+      <w:r>
+        <w:t>My remembered idea, example and correction</w:t>
+      </w:r>
+    </w:p>
+    <w:p>
+      <w:r>
+        <w:t>________________________________________________________________</w:t>
+      </w:r>
+    </w:p>
+    <w:p>
+      <w:r>
+        <w:t>________________________________________________________________</w:t>
+      </w:r>
+    </w:p>
+    <w:p>
+      <w:r>
+        <w:t>________________________________________________________________</w:t>
+      </w:r>
+    </w:p>
+    <w:p>
+      <w:pPr>
+        <w:pStyle w:val="ListBullet"/>
+      </w:pPr>
+      <w:r>
+        <w:t>Without opening the old lesson, explain one key idea from Features: Useful Clues. Give an example and a mistake that the idea helps you avoid.</w:t>
+      </w:r>
+    </w:p>
+    <w:p>
+      <w:pPr>
+        <w:pStyle w:val="Heading3"/>
+      </w:pPr>
+      <w:r>
+        <w:t>My remembered idea, example and correction</w:t>
+      </w:r>
+    </w:p>
+    <w:p>
+      <w:r>
+        <w:t>________________________________________________________________</w:t>
+      </w:r>
+    </w:p>
+    <w:p>
+      <w:r>
+        <w:t>________________________________________________________________</w:t>
+      </w:r>
+    </w:p>
+    <w:p>
+      <w:r>
+        <w:t>________________________________________________________________</w:t>
+      </w:r>
+    </w:p>
+    <w:p>
+      <w:pPr>
+        <w:pStyle w:val="ListBullet"/>
+      </w:pPr>
+      <w:r>
+        <w:t>Without opening the old lesson, explain one key idea from Pictures Become Numbers. Give an example and a mistake that the idea helps you avoid.</w:t>
+      </w:r>
+    </w:p>
+    <w:p>
+      <w:pPr>
+        <w:pStyle w:val="Heading3"/>
+      </w:pPr>
+      <w:r>
+        <w:t>My remembered idea, example and correction</w:t>
+      </w:r>
+    </w:p>
+    <w:p>
+      <w:r>
+        <w:t>________________________________________________________________</w:t>
+      </w:r>
+    </w:p>
+    <w:p>
+      <w:r>
+        <w:t>________________________________________________________________</w:t>
+      </w:r>
+    </w:p>
+    <w:p>
+      <w:r>
+        <w:t>________________________________________________________________</w:t>
+      </w:r>
+    </w:p>
+    <w:p>
+      <w:pPr>
+        <w:pStyle w:val="Heading2"/>
+      </w:pPr>
+      <w:r>
+        <w:t>Earlier wording, alternatives and picture transcripts · reference / check after trying</w:t>
+      </w:r>
+    </w:p>
+    <w:p>
+      <w:pPr>
+        <w:pStyle w:val="Heading3"/>
+      </w:pPr>
+      <w:r>
+        <w:t>If/Then Decisions</w:t>
+      </w:r>
+    </w:p>
+    <w:p>
+      <w:pPr>
+        <w:pStyle w:val="Heading3"/>
+      </w:pPr>
+      <w:r>
+        <w:t>Features: Useful Clues</w:t>
+      </w:r>
+    </w:p>
+    <w:p>
+      <w:pPr>
+        <w:pStyle w:val="Heading3"/>
+      </w:pPr>
+      <w:r>
+        <w:t>Pictures Become Numbers</w:t>
+      </w:r>
+    </w:p>
+    <w:p>
+      <w:pPr>
+        <w:pStyle w:val="Heading1"/>
+      </w:pPr>
+      <w:r>
+        <w:t>12. W1 · Trace every condition check</w:t>
+      </w:r>
+    </w:p>
+    <w:p>
+      <w:r>
+        <w:t>Include the final false test and count body executions.</w:t>
+      </w:r>
+    </w:p>
+    <w:p>
+      <w:pPr>
+        <w:pStyle w:val="Heading2"/>
+      </w:pPr>
+      <w:r>
+        <w:t>Your evidence record</w:t>
+      </w:r>
+    </w:p>
+    <w:p>
+      <w:pPr>
+        <w:pStyle w:val="ListBullet"/>
+      </w:pPr>
+      <w:r>
+        <w:t>Start counter at 2. While counter is below 8, add 2. When false, report and stop. Record the value and result at every test, including the final false test. State the number of iterations and the reported value.</w:t>
+      </w:r>
+    </w:p>
+    <w:p>
+      <w:pPr>
+        <w:pStyle w:val="Heading3"/>
+      </w:pPr>
+      <w:r>
+        <w:t>My reasoning and evidence</w:t>
+      </w:r>
+    </w:p>
+    <w:p>
+      <w:r>
+        <w:t>________________________________________________________________</w:t>
+      </w:r>
+    </w:p>
+    <w:p>
+      <w:r>
+        <w:t>________________________________________________________________</w:t>
+      </w:r>
+    </w:p>
+    <w:p>
+      <w:r>
+        <w:t>________________________________________________________________</w:t>
+      </w:r>
+    </w:p>
+    <w:p>
+      <w:r>
+        <w:t>________________________________________________________________</w:t>
+      </w:r>
+    </w:p>
+    <w:p>
+      <w:r>
+        <w:t>________________________________________________________________</w:t>
+      </w:r>
+    </w:p>
+    <w:p>
+      <w:r>
+        <w:t>________________________________________________________________</w:t>
+      </w:r>
+    </w:p>
+    <w:p>
+      <w:r>
+        <w:t>________________________________________________________________</w:t>
+      </w:r>
+    </w:p>
+    <w:p>
+      <w:pPr>
+        <w:pStyle w:val="Heading1"/>
+      </w:pPr>
+      <w:r>
+        <w:t>13. W2 · Test zero iterations</w:t>
+      </w:r>
+    </w:p>
+    <w:p>
+      <w:r>
+        <w:t>Run the first test before any body update.</w:t>
+      </w:r>
+    </w:p>
+    <w:p>
+      <w:pPr>
+        <w:pStyle w:val="Heading2"/>
+      </w:pPr>
+      <w:r>
+        <w:t>Your evidence record</w:t>
+      </w:r>
+    </w:p>
+    <w:p>
+      <w:pPr>
+        <w:pStyle w:val="ListBullet"/>
+      </w:pPr>
+      <w:r>
+        <w:t>Use the same below 8 loop with add 2. Make separate runs from 8 and 9. Explain how many times the body runs and what each run reports. Why would adding 2 once be an error?</w:t>
+      </w:r>
+    </w:p>
+    <w:p>
+      <w:pPr>
+        <w:pStyle w:val="Heading3"/>
+      </w:pPr>
+      <w:r>
+        <w:t>My reasoning and evidence</w:t>
+      </w:r>
+    </w:p>
+    <w:p>
+      <w:r>
+        <w:t>________________________________________________________________</w:t>
+      </w:r>
+    </w:p>
+    <w:p>
+      <w:r>
+        <w:t>________________________________________________________________</w:t>
+      </w:r>
+    </w:p>
+    <w:p>
+      <w:r>
+        <w:t>________________________________________________________________</w:t>
+      </w:r>
+    </w:p>
+    <w:p>
+      <w:r>
+        <w:t>________________________________________________________________</w:t>
+      </w:r>
+    </w:p>
+    <w:p>
+      <w:r>
+        <w:t>________________________________________________________________</w:t>
+      </w:r>
+    </w:p>
+    <w:p>
+      <w:r>
+        <w:t>________________________________________________________________</w:t>
+      </w:r>
+    </w:p>
+    <w:p>
+      <w:pPr>
+        <w:pStyle w:val="Heading1"/>
+      </w:pPr>
+      <w:r>
+        <w:t>14. W3 · Find the first unauthorised update</w:t>
+      </w:r>
+    </w:p>
+    <w:p>
+      <w:r>
+        <w:t>Keep the overshoot value and stop at its false test.</w:t>
+      </w:r>
+    </w:p>
+    <w:p>
+      <w:pPr>
+        <w:pStyle w:val="Heading2"/>
+      </w:pPr>
+      <w:r>
+        <w:t>Your evidence record</w:t>
+      </w:r>
+    </w:p>
+    <w:p>
+      <w:pPr>
+        <w:pStyle w:val="ListBullet"/>
+      </w:pPr>
+      <w:r>
+        <w:t>Start counter at 3. While counter is below 8, add 2. A learner writes values 3, 5, 7, 9, 11 and reports 11. Identify the first unauthorised update. Give the correct final test, reported value and iteration count.</w:t>
+      </w:r>
+    </w:p>
+    <w:p>
+      <w:pPr>
+        <w:pStyle w:val="Heading3"/>
+      </w:pPr>
+      <w:r>
+        <w:t>My reasoning and evidence</w:t>
+      </w:r>
+    </w:p>
+    <w:p>
+      <w:r>
+        <w:t>________________________________________________________________</w:t>
+      </w:r>
+    </w:p>
+    <w:p>
+      <w:r>
+        <w:t>________________________________________________________________</w:t>
+      </w:r>
+    </w:p>
+    <w:p>
+      <w:r>
+        <w:t>________________________________________________________________</w:t>
+      </w:r>
+    </w:p>
+    <w:p>
+      <w:r>
+        <w:t>________________________________________________________________</w:t>
+      </w:r>
+    </w:p>
+    <w:p>
+      <w:r>
+        <w:t>________________________________________________________________</w:t>
+      </w:r>
+    </w:p>
+    <w:p>
+      <w:r>
+        <w:t>________________________________________________________________</w:t>
+      </w:r>
+    </w:p>
+    <w:p>
+      <w:pPr>
+        <w:pStyle w:val="Heading1"/>
+      </w:pPr>
+      <w:r>
+        <w:t>16. W5 · Repair an unreachable equality target</w:t>
+      </w:r>
+    </w:p>
+    <w:p>
+      <w:r>
+        <w:t>Use parity and a repaired boundary to justify stopping.</w:t>
+      </w:r>
+    </w:p>
+    <w:p>
+      <w:pPr>
+        <w:pStyle w:val="Heading2"/>
+      </w:pPr>
+      <w:r>
+        <w:t>Your evidence record</w:t>
+      </w:r>
+    </w:p>
+    <w:p>
+      <w:pPr>
+        <w:pStyle w:val="ListBullet"/>
+      </w:pPr>
+      <w:r>
+        <w:t>A procedure says start at 4; while counter is not equal to 9, add 2; report and stop. Write the first four values tested. Explain why the loop will not reach 9 using whole numbers. Suggest a changed condition that would stop once the counter reaches or passes 9, and trace that repaired run.</w:t>
+      </w:r>
+    </w:p>
+    <w:p>
+      <w:pPr>
+        <w:pStyle w:val="Heading3"/>
+      </w:pPr>
+      <w:r>
+        <w:t>My reasoning and evidence</w:t>
+      </w:r>
+    </w:p>
+    <w:p>
+      <w:r>
+        <w:t>________________________________________________________________</w:t>
+      </w:r>
+    </w:p>
+    <w:p>
+      <w:r>
+        <w:t>________________________________________________________________</w:t>
+      </w:r>
+    </w:p>
+    <w:p>
+      <w:r>
+        <w:t>________________________________________________________________</w:t>
+      </w:r>
+    </w:p>
+    <w:p>
+      <w:r>
+        <w:t>________________________________________________________________</w:t>
+      </w:r>
+    </w:p>
+    <w:p>
+      <w:r>
+        <w:t>________________________________________________________________</w:t>
+      </w:r>
+    </w:p>
+    <w:p>
+      <w:r>
+        <w:t>________________________________________________________________</w:t>
+      </w:r>
+    </w:p>
+    <w:p>
+      <w:pPr>
+        <w:pStyle w:val="Heading1"/>
+      </w:pPr>
+      <w:r>
+        <w:t>04. W4 · Transfer to a countdown</w:t>
+      </w:r>
+    </w:p>
+    <w:p>
+      <w:r>
+        <w:t>Keep one first attempt before hints or feedback.</w:t>
+      </w:r>
+    </w:p>
+    <w:p>
+      <w:pPr>
+        <w:pStyle w:val="Heading2"/>
+      </w:pPr>
+      <w:r>
+        <w:t>Read and explain independently</w:t>
       </w:r>
     </w:p>
     <w:p>
@@ -41,57 +494,19 @@
         <w:rPr>
           <w:b w:val="0"/>
         </w:rPr>
-        <w:t>Try the recall before opening notes. Then use a different colour or a labelled second line to correct your explanation.</w:t>
-      </w:r>
-    </w:p>
-    <w:p>
-      <w:pPr>
-        <w:pStyle w:val="Heading3"/>
-      </w:pPr>
-      <w:r>
-        <w:t>If/Then Decisions</w:t>
-      </w:r>
-    </w:p>
-    <w:p>
-      <w:pPr>
-        <w:spacing w:line="336" w:lineRule="auto" w:after="180"/>
-      </w:pPr>
+        <w:t xml:space="preserve">A paper countdown starts at 7. While remaining is above 1, subtract 2. When false, report and stop. Trace the run and count </w:t>
+      </w:r>
+      <w:r>
+        <w:rPr>
+          <w:b/>
+        </w:rPr>
+        <w:t>iteration</w:t>
+      </w:r>
       <w:r>
         <w:rPr>
           <w:b w:val="0"/>
         </w:rPr>
-        <w:t>Without opening the old lesson, explain one key idea from If/Then Decisions. Give an example and a mistake that the idea helps you avoid.</w:t>
-      </w:r>
-    </w:p>
-    <w:p>
-      <w:pPr>
-        <w:pStyle w:val="Heading3"/>
-      </w:pPr>
-      <w:r>
-        <w:t>My remembered idea, example and correction</w:t>
-      </w:r>
-    </w:p>
-    <w:p>
-      <w:r>
-        <w:t>________________________________________________________________</w:t>
-      </w:r>
-    </w:p>
-    <w:p>
-      <w:r>
-        <w:t>________________________________________________________________</w:t>
-      </w:r>
-    </w:p>
-    <w:p>
-      <w:r>
-        <w:t>________________________________________________________________</w:t>
-      </w:r>
-    </w:p>
-    <w:p>
-      <w:pPr>
-        <w:pStyle w:val="Heading3"/>
-      </w:pPr>
-      <w:r>
-        <w:t>Features: Useful Clues</w:t>
+        <w:t>s. Repeat from 6 and from 1. Explain why the final value need not equal 1.</w:t>
       </w:r>
     </w:p>
     <w:p>
@@ -102,7 +517,7 @@
         <w:rPr>
           <w:b w:val="0"/>
         </w:rPr>
-        <w:t>Without opening the old lesson, explain one key idea from Features: Useful Clues. Give an example and a mistake that the idea helps you avoid.</w:t>
+        <w:t>What happens from 7 if subtract 2 is replaced by subtract 0?</w:t>
       </w:r>
     </w:p>
     <w:p>
@@ -110,7 +525,7 @@
         <w:pStyle w:val="Heading3"/>
       </w:pPr>
       <w:r>
-        <w:t>My remembered idea, example and correction</w:t>
+        <w:t>My independent explanation, trace and limits</w:t>
       </w:r>
     </w:p>
     <w:p>
@@ -129,11 +544,31 @@
       </w:r>
     </w:p>
     <w:p>
-      <w:pPr>
-        <w:pStyle w:val="Heading3"/>
-      </w:pPr>
-      <w:r>
-        <w:t>Pictures Become Numbers</w:t>
+      <w:r>
+        <w:t>________________________________________________________________</w:t>
+      </w:r>
+    </w:p>
+    <w:p>
+      <w:r>
+        <w:t>________________________________________________________________</w:t>
+      </w:r>
+    </w:p>
+    <w:p>
+      <w:r>
+        <w:t>________________________________________________________________</w:t>
+      </w:r>
+    </w:p>
+    <w:p>
+      <w:r>
+        <w:t>________________________________________________________________</w:t>
+      </w:r>
+    </w:p>
+    <w:p>
+      <w:pPr>
+        <w:pStyle w:val="Heading2"/>
+      </w:pPr>
+      <w:r>
+        <w:t>Keep a fair record</w:t>
       </w:r>
     </w:p>
     <w:p>
@@ -144,7 +579,15 @@
         <w:rPr>
           <w:b w:val="0"/>
         </w:rPr>
-        <w:t>Without opening the old lesson, explain one key idea from Pictures Become Numbers. Give an example and a mistake that the idea helps you avoid.</w:t>
+        <w:t>Attempt this case before feedback. Record any help. Earlier examples below are further practice; a case already practised with feedback cannot establish fresh transfer.</w:t>
+      </w:r>
+    </w:p>
+    <w:p>
+      <w:pPr>
+        <w:pStyle w:val="Heading2"/>
+      </w:pPr>
+      <w:r>
+        <w:t>Earlier wording, alternatives and picture transcripts · reference / check after trying</w:t>
       </w:r>
     </w:p>
     <w:p>
@@ -152,22 +595,7 @@
         <w:pStyle w:val="Heading3"/>
       </w:pPr>
       <w:r>
-        <w:t>My remembered idea, example and correction</w:t>
-      </w:r>
-    </w:p>
-    <w:p>
-      <w:r>
-        <w:t>________________________________________________________________</w:t>
-      </w:r>
-    </w:p>
-    <w:p>
-      <w:r>
-        <w:t>________________________________________________________________</w:t>
-      </w:r>
-    </w:p>
-    <w:p>
-      <w:r>
-        <w:t>________________________________________________________________</w:t>
+        <w:t>Independent case: Transfer to a countdown</w:t>
       </w:r>
     </w:p>
     <w:p>
@@ -175,12 +603,20 @@
         <w:pStyle w:val="Heading1"/>
       </w:pPr>
       <w:r>
-        <w:t>02. Practise with fading help</w:t>
-      </w:r>
-    </w:p>
-    <w:p>
-      <w:r>
-        <w:t>Complete the supported Repeating Efficiently trace and record the first step you can explain without help.</w:t>
+        <w:t>09. Project · Keep the decision and its evidence</w:t>
+      </w:r>
+    </w:p>
+    <w:p>
+      <w:r>
+        <w:t>Add this week’s change to your existing project record.</w:t>
+      </w:r>
+    </w:p>
+    <w:p>
+      <w:pPr>
+        <w:pStyle w:val="Heading2"/>
+      </w:pPr>
+      <w:r>
+        <w:t>Your evidence record</w:t>
       </w:r>
     </w:p>
     <w:p>
@@ -191,170 +627,7 @@
         <w:rPr>
           <w:b w:val="0"/>
         </w:rPr>
-        <w:t xml:space="preserve">Use W2: Check the first test for </w:t>
-      </w:r>
-      <w:r>
-        <w:rPr>
-          <w:b/>
-        </w:rPr>
-        <w:t>Loop</w:t>
-      </w:r>
-      <w:r>
-        <w:rPr>
-          <w:b w:val="0"/>
-        </w:rPr>
-        <w:t>s and stopping rules. Record the answer once; the lesson and workbook refer to the same attempt.</w:t>
-      </w:r>
-    </w:p>
-    <w:tbl>
-      <w:tblPr>
-        <w:tblStyle w:val="LightShading-Accent1"/>
-        <w:tblW w:type="auto" w:w="0"/>
-        <w:tblLook w:firstColumn="1" w:firstRow="1" w:lastColumn="0" w:lastRow="0" w:noHBand="0" w:noVBand="1" w:val="04A0"/>
-      </w:tblPr>
-      <w:tblGrid>
-        <w:gridCol w:w="2556"/>
-        <w:gridCol w:w="2556"/>
-        <w:gridCol w:w="2556"/>
-        <w:gridCol w:w="2556"/>
-      </w:tblGrid>
-      <w:tr>
-        <w:trPr>
-          <w:tblHeader/>
-        </w:trPr>
-        <w:tc>
-          <w:tcPr>
-            <w:tcW w:type="dxa" w:w="2556"/>
-          </w:tcPr>
-          <w:p>
-            <w:r>
-              <w:t>Given inputs</w:t>
-            </w:r>
-          </w:p>
-        </w:tc>
-        <w:tc>
-          <w:tcPr>
-            <w:tcW w:type="dxa" w:w="2556"/>
-          </w:tcPr>
-          <w:p>
-            <w:r>
-              <w:t>Procedure I chose</w:t>
-            </w:r>
-          </w:p>
-        </w:tc>
-        <w:tc>
-          <w:tcPr>
-            <w:tcW w:type="dxa" w:w="2556"/>
-          </w:tcPr>
-          <w:p>
-            <w:r>
-              <w:t>Middle steps</w:t>
-            </w:r>
-          </w:p>
-        </w:tc>
-        <w:tc>
-          <w:tcPr>
-            <w:tcW w:type="dxa" w:w="2556"/>
-          </w:tcPr>
-          <w:p>
-            <w:r>
-              <w:t>Result and check</w:t>
-            </w:r>
-          </w:p>
-        </w:tc>
-      </w:tr>
-      <w:tr>
-        <w:tc>
-          <w:tcPr>
-            <w:tcW w:type="dxa" w:w="2556"/>
-          </w:tcPr>
-          <w:p>
-            <w:r/>
-          </w:p>
-        </w:tc>
-        <w:tc>
-          <w:tcPr>
-            <w:tcW w:type="dxa" w:w="2556"/>
-          </w:tcPr>
-          <w:p>
-            <w:r/>
-          </w:p>
-        </w:tc>
-        <w:tc>
-          <w:tcPr>
-            <w:tcW w:type="dxa" w:w="2556"/>
-          </w:tcPr>
-          <w:p>
-            <w:r/>
-          </w:p>
-        </w:tc>
-        <w:tc>
-          <w:tcPr>
-            <w:tcW w:type="dxa" w:w="2556"/>
-          </w:tcPr>
-          <w:p>
-            <w:r/>
-          </w:p>
-        </w:tc>
-      </w:tr>
-    </w:tbl>
-    <w:p>
-      <w:pPr>
-        <w:pStyle w:val="Heading3"/>
-      </w:pPr>
-      <w:r>
-        <w:t>The step I completed without help, and the hint I needed</w:t>
-      </w:r>
-    </w:p>
-    <w:p>
-      <w:r>
-        <w:t>________________________________________________________________</w:t>
-      </w:r>
-    </w:p>
-    <w:p>
-      <w:r>
-        <w:t>________________________________________________________________</w:t>
-      </w:r>
-    </w:p>
-    <w:p>
-      <w:r>
-        <w:t>________________________________________________________________</w:t>
-      </w:r>
-    </w:p>
-    <w:p>
-      <w:pPr>
-        <w:pStyle w:val="Heading1"/>
-      </w:pPr>
-      <w:r>
-        <w:t>03. Individual reasoning check</w:t>
-      </w:r>
-    </w:p>
-    <w:p>
-      <w:r>
-        <w:t>Check the proposed Repeating Efficiently explanation against the supplied facts before discussing it.</w:t>
-      </w:r>
-    </w:p>
-    <w:p>
-      <w:pPr>
-        <w:spacing w:line="336" w:lineRule="auto" w:after="180"/>
-      </w:pPr>
-      <w:r>
-        <w:rPr>
-          <w:b w:val="0"/>
-        </w:rPr>
-        <w:t xml:space="preserve">Use the worked case for </w:t>
-      </w:r>
-      <w:r>
-        <w:rPr>
-          <w:b/>
-        </w:rPr>
-        <w:t>Loop</w:t>
-      </w:r>
-      <w:r>
-        <w:rPr>
-          <w:b w:val="0"/>
-        </w:rPr>
-        <w:t xml:space="preserve">s and stopping rules. Proposed explanation: “Every </w:t>
+        <w:t xml:space="preserve">Use a </w:t>
       </w:r>
       <w:r>
         <w:rPr>
@@ -366,67 +639,19 @@
         <w:rPr>
           <w:b w:val="0"/>
         </w:rPr>
-        <w:t xml:space="preserve"> runs at least once”. Decide whether this explanation is supported.</w:t>
-      </w:r>
-    </w:p>
-    <w:p>
-      <w:pPr>
-        <w:spacing w:line="336" w:lineRule="auto" w:after="180"/>
-      </w:pPr>
+        <w:t xml:space="preserve"> to </w:t>
+      </w:r>
+      <w:r>
+        <w:rPr>
+          <w:b/>
+        </w:rPr>
+        <w:t>process</w:t>
+      </w:r>
       <w:r>
         <w:rPr>
           <w:b w:val="0"/>
         </w:rPr>
-        <w:t>Point to the step or supplied fact that decides; explain your repair if needed.</w:t>
-      </w:r>
-    </w:p>
-    <w:p>
-      <w:pPr>
-        <w:pStyle w:val="Heading3"/>
-      </w:pPr>
-      <w:r>
-        <w:t>My explanation before partner discussion</w:t>
-      </w:r>
-    </w:p>
-    <w:p>
-      <w:r>
-        <w:t>________________________________________________________________</w:t>
-      </w:r>
-    </w:p>
-    <w:p>
-      <w:r>
-        <w:t>________________________________________________________________</w:t>
-      </w:r>
-    </w:p>
-    <w:p>
-      <w:r>
-        <w:t>________________________________________________________________</w:t>
-      </w:r>
-    </w:p>
-    <w:p>
-      <w:r>
-        <w:t>________________________________________________________________</w:t>
-      </w:r>
-    </w:p>
-    <w:p>
-      <w:pPr>
-        <w:pStyle w:val="Heading1"/>
-      </w:pPr>
-      <w:r>
-        <w:t>04. Independent transfer case</w:t>
-      </w:r>
-    </w:p>
-    <w:p>
-      <w:r>
-        <w:t>Write one first attempt at the reserved independent case before feedback. Repeated copies of that case refer to the same recorded attempt.</w:t>
-      </w:r>
-    </w:p>
-    <w:p>
-      <w:pPr>
-        <w:pStyle w:val="Heading3"/>
-      </w:pPr>
-      <w:r>
-        <w:t>Independent case: Transfer to a countdown</w:t>
+        <w:t xml:space="preserve"> each item card in the test pile, with an explicit stop when no cards remain.</w:t>
       </w:r>
     </w:p>
     <w:p>
@@ -437,155 +662,7 @@
         <w:rPr>
           <w:b w:val="0"/>
         </w:rPr>
-        <w:t xml:space="preserve">A paper countdown starts at 7. While remaining is above 1, subtract 2. When false, report and stop. Trace the run and count </w:t>
-      </w:r>
-      <w:r>
-        <w:rPr>
-          <w:b/>
-        </w:rPr>
-        <w:t>iteration</w:t>
-      </w:r>
-      <w:r>
-        <w:rPr>
-          <w:b w:val="0"/>
-        </w:rPr>
-        <w:t>s. Repeat from 6 and from 1. Explain why the final value need not equal 1.</w:t>
-      </w:r>
-    </w:p>
-    <w:p>
-      <w:pPr>
-        <w:spacing w:line="336" w:lineRule="auto" w:after="180"/>
-      </w:pPr>
-      <w:r>
-        <w:rPr>
-          <w:b w:val="0"/>
-        </w:rPr>
-        <w:t>What happens from 7 if subtract 2 is replaced by subtract 0?</w:t>
-      </w:r>
-    </w:p>
-    <w:p>
-      <w:pPr>
-        <w:pStyle w:val="Heading3"/>
-      </w:pPr>
-      <w:r>
-        <w:t>My independent explanation, trace and limits</w:t>
-      </w:r>
-    </w:p>
-    <w:p>
-      <w:r>
-        <w:t>________________________________________________________________</w:t>
-      </w:r>
-    </w:p>
-    <w:p>
-      <w:r>
-        <w:t>________________________________________________________________</w:t>
-      </w:r>
-    </w:p>
-    <w:p>
-      <w:r>
-        <w:t>________________________________________________________________</w:t>
-      </w:r>
-    </w:p>
-    <w:p>
-      <w:r>
-        <w:t>________________________________________________________________</w:t>
-      </w:r>
-    </w:p>
-    <w:p>
-      <w:r>
-        <w:t>________________________________________________________________</w:t>
-      </w:r>
-    </w:p>
-    <w:p>
-      <w:r>
-        <w:t>________________________________________________________________</w:t>
-      </w:r>
-    </w:p>
-    <w:p>
-      <w:r>
-        <w:t>________________________________________________________________</w:t>
-      </w:r>
-    </w:p>
-    <w:p>
-      <w:pPr>
-        <w:spacing w:line="336" w:lineRule="auto" w:after="180"/>
-      </w:pPr>
-      <w:r>
-        <w:rPr>
-          <w:b w:val="0"/>
-        </w:rPr>
-        <w:t>Attempt this case before feedback. Record any help. Earlier examples below are further practice; a case already practised with feedback cannot establish fresh transfer.</w:t>
-      </w:r>
-    </w:p>
-    <w:p>
-      <w:pPr>
-        <w:pStyle w:val="Heading1"/>
-      </w:pPr>
-      <w:r>
-        <w:t>05. Your learning target</w:t>
-      </w:r>
-    </w:p>
-    <w:p>
-      <w:r>
-        <w:t>Connect the Repeating Efficiently target to a trace and a justified conclusion.</w:t>
-      </w:r>
-    </w:p>
-    <w:p>
-      <w:pPr>
-        <w:spacing w:line="336" w:lineRule="auto" w:after="180"/>
-      </w:pPr>
-      <w:r>
-        <w:rPr>
-          <w:b w:val="0"/>
-        </w:rPr>
-        <w:t>A robot stamps the next unstamped card until it has stamped five cards. Only three cards are available. Write a stopping rule that handles both limits and trace the number stamped.</w:t>
-      </w:r>
-    </w:p>
-    <w:p>
-      <w:pPr>
-        <w:pStyle w:val="Heading1"/>
-      </w:pPr>
-      <w:r>
-        <w:t>06. Solve the given case</w:t>
-      </w:r>
-    </w:p>
-    <w:p>
-      <w:r>
-        <w:t>Solve the supplied Repeating Efficiently case and show the deciding evidence.</w:t>
-      </w:r>
-    </w:p>
-    <w:p>
-      <w:pPr>
-        <w:spacing w:line="336" w:lineRule="auto" w:after="180"/>
-      </w:pPr>
-      <w:r>
-        <w:rPr>
-          <w:b w:val="0"/>
-        </w:rPr>
-        <w:t>Repeat take the next unstamped card and stamp it four times.</w:t>
-      </w:r>
-    </w:p>
-    <w:p>
-      <w:pPr>
-        <w:spacing w:line="336" w:lineRule="auto" w:after="180"/>
-        <w:shd w:fill="F5F1FB"/>
-      </w:pPr>
-      <w:r>
-        <w:rPr>
-          <w:b w:val="0"/>
-        </w:rPr>
-        <w:t>How many cards are stamped? What assumption matters?</w:t>
-      </w:r>
-    </w:p>
-    <w:p>
-      <w:pPr>
-        <w:spacing w:line="336" w:lineRule="auto" w:after="180"/>
-      </w:pPr>
-      <w:r>
-        <w:rPr>
-          <w:b w:val="0"/>
-        </w:rPr>
-        <w:t xml:space="preserve">Show your trace, calculation or </w:t>
+        <w:t xml:space="preserve">The project change and </w:t>
       </w:r>
       <w:r>
         <w:rPr>
@@ -593,333 +670,6 @@
         </w:rPr>
         <w:t>evidence</w:t>
       </w:r>
-    </w:p>
-    <w:p>
-      <w:pPr>
-        <w:pStyle w:val="Heading3"/>
-      </w:pPr>
-      <w:r>
-        <w:t>Write or draw your reasoning and evidence.</w:t>
-      </w:r>
-    </w:p>
-    <w:p>
-      <w:r>
-        <w:t>________________________________________________________________</w:t>
-      </w:r>
-    </w:p>
-    <w:p>
-      <w:r>
-        <w:t>________________________________________________________________</w:t>
-      </w:r>
-    </w:p>
-    <w:p>
-      <w:r>
-        <w:t>________________________________________________________________</w:t>
-      </w:r>
-    </w:p>
-    <w:p>
-      <w:r>
-        <w:t>________________________________________________________________</w:t>
-      </w:r>
-    </w:p>
-    <w:p>
-      <w:r>
-        <w:t>________________________________________________________________</w:t>
-      </w:r>
-    </w:p>
-    <w:p>
-      <w:pPr>
-        <w:pStyle w:val="Heading1"/>
-      </w:pPr>
-      <w:r>
-        <w:t>07. Check a changed case</w:t>
-      </w:r>
-    </w:p>
-    <w:p>
-      <w:r>
-        <w:t>Apply the procedure to the changed case and record why the conclusion follows.</w:t>
-      </w:r>
-    </w:p>
-    <w:p>
-      <w:pPr>
-        <w:spacing w:line="336" w:lineRule="auto" w:after="180"/>
-        <w:shd w:fill="F5F1FB"/>
-      </w:pPr>
-      <w:r>
-        <w:rPr>
-          <w:b w:val="0"/>
-        </w:rPr>
-        <w:t>Repeat clap then tap three times. Write the complete sequence. How many actions occur? What would happen if the stopping instruction were missing?</w:t>
-      </w:r>
-    </w:p>
-    <w:p>
-      <w:pPr>
-        <w:spacing w:line="336" w:lineRule="auto" w:after="180"/>
-      </w:pPr>
-      <w:r>
-        <w:rPr>
-          <w:b w:val="0"/>
-        </w:rPr>
-        <w:t>My independent answer and reason</w:t>
-      </w:r>
-    </w:p>
-    <w:p>
-      <w:pPr>
-        <w:pStyle w:val="Heading3"/>
-      </w:pPr>
-      <w:r>
-        <w:t>Write or draw your reasoning and evidence.</w:t>
-      </w:r>
-    </w:p>
-    <w:p>
-      <w:r>
-        <w:t>________________________________________________________________</w:t>
-      </w:r>
-    </w:p>
-    <w:p>
-      <w:r>
-        <w:t>________________________________________________________________</w:t>
-      </w:r>
-    </w:p>
-    <w:p>
-      <w:r>
-        <w:t>________________________________________________________________</w:t>
-      </w:r>
-    </w:p>
-    <w:p>
-      <w:r>
-        <w:t>________________________________________________________________</w:t>
-      </w:r>
-    </w:p>
-    <w:p>
-      <w:r>
-        <w:t>________________________________________________________________</w:t>
-      </w:r>
-    </w:p>
-    <w:p>
-      <w:pPr>
-        <w:pStyle w:val="Heading3"/>
-      </w:pPr>
-      <w:r>
-        <w:t>Week 11 Test and reflect</w:t>
-      </w:r>
-    </w:p>
-    <w:p>
-      <w:pPr>
-        <w:pStyle w:val="Heading1"/>
-      </w:pPr>
-      <w:r>
-        <w:t>08. Design a revealing test</w:t>
-      </w:r>
-    </w:p>
-    <w:p>
-      <w:r>
-        <w:t>Specify a changed input, expected result and observation separately.</w:t>
-      </w:r>
-    </w:p>
-    <w:p>
-      <w:pPr>
-        <w:spacing w:line="336" w:lineRule="auto" w:after="180"/>
-      </w:pPr>
-      <w:r>
-        <w:rPr>
-          <w:b w:val="0"/>
-        </w:rPr>
-        <w:t xml:space="preserve">Create a changed </w:t>
-      </w:r>
-      <w:r>
-        <w:rPr>
-          <w:b/>
-        </w:rPr>
-        <w:t>input</w:t>
-      </w:r>
-      <w:r>
-        <w:rPr>
-          <w:b w:val="0"/>
-        </w:rPr>
-        <w:t>, boundary case or missing-information case. Write the expected answer or safe response before testing.</w:t>
-      </w:r>
-    </w:p>
-    <w:tbl>
-      <w:tblPr>
-        <w:tblStyle w:val="LightShading-Accent1"/>
-        <w:tblW w:type="auto" w:w="0"/>
-        <w:tblLook w:firstColumn="1" w:firstRow="1" w:lastColumn="0" w:lastRow="0" w:noHBand="0" w:noVBand="1" w:val="04A0"/>
-      </w:tblPr>
-      <w:tblGrid>
-        <w:gridCol w:w="5112"/>
-        <w:gridCol w:w="5112"/>
-      </w:tblGrid>
-      <w:tr>
-        <w:trPr>
-          <w:tblHeader/>
-        </w:trPr>
-        <w:tc>
-          <w:tcPr>
-            <w:tcW w:type="dxa" w:w="5112"/>
-          </w:tcPr>
-          <w:p>
-            <w:r>
-              <w:t>Test record</w:t>
-            </w:r>
-          </w:p>
-        </w:tc>
-        <w:tc>
-          <w:tcPr>
-            <w:tcW w:type="dxa" w:w="5112"/>
-          </w:tcPr>
-          <w:p>
-            <w:r>
-              <w:t>My evidence</w:t>
-            </w:r>
-          </w:p>
-        </w:tc>
-      </w:tr>
-      <w:tr>
-        <w:tc>
-          <w:tcPr>
-            <w:tcW w:type="dxa" w:w="5112"/>
-          </w:tcPr>
-          <w:p>
-            <w:r>
-              <w:t>Changed input or condition</w:t>
-            </w:r>
-          </w:p>
-        </w:tc>
-        <w:tc>
-          <w:tcPr>
-            <w:tcW w:type="dxa" w:w="5112"/>
-          </w:tcPr>
-          <w:p>
-            <w:r/>
-          </w:p>
-        </w:tc>
-      </w:tr>
-      <w:tr>
-        <w:tc>
-          <w:tcPr>
-            <w:tcW w:type="dxa" w:w="5112"/>
-          </w:tcPr>
-          <w:p>
-            <w:r>
-              <w:t>Expected answer or fallback</w:t>
-            </w:r>
-          </w:p>
-        </w:tc>
-        <w:tc>
-          <w:tcPr>
-            <w:tcW w:type="dxa" w:w="5112"/>
-          </w:tcPr>
-          <w:p>
-            <w:r/>
-          </w:p>
-        </w:tc>
-      </w:tr>
-      <w:tr>
-        <w:tc>
-          <w:tcPr>
-            <w:tcW w:type="dxa" w:w="5112"/>
-          </w:tcPr>
-          <w:p>
-            <w:r>
-              <w:t>Observed result</w:t>
-            </w:r>
-          </w:p>
-        </w:tc>
-        <w:tc>
-          <w:tcPr>
-            <w:tcW w:type="dxa" w:w="5112"/>
-          </w:tcPr>
-          <w:p>
-            <w:r/>
-          </w:p>
-        </w:tc>
-      </w:tr>
-      <w:tr>
-        <w:tc>
-          <w:tcPr>
-            <w:tcW w:type="dxa" w:w="5112"/>
-          </w:tcPr>
-          <w:p>
-            <w:r>
-              <w:t>Why the result occurred</w:t>
-            </w:r>
-          </w:p>
-        </w:tc>
-        <w:tc>
-          <w:tcPr>
-            <w:tcW w:type="dxa" w:w="5112"/>
-          </w:tcPr>
-          <w:p>
-            <w:r/>
-          </w:p>
-        </w:tc>
-      </w:tr>
-    </w:tbl>
-    <w:p>
-      <w:pPr>
-        <w:pStyle w:val="Heading1"/>
-      </w:pPr>
-      <w:r>
-        <w:t>09. Project checkpoint</w:t>
-      </w:r>
-    </w:p>
-    <w:p>
-      <w:r>
-        <w:t>Justify what Repeating Efficiently adds to Helpful Classroom Sorter and keep the evidence.</w:t>
-      </w:r>
-    </w:p>
-    <w:p>
-      <w:pPr>
-        <w:spacing w:line="336" w:lineRule="auto" w:after="180"/>
-      </w:pPr>
-      <w:r>
-        <w:rPr>
-          <w:b w:val="0"/>
-        </w:rPr>
-        <w:t xml:space="preserve">Use a </w:t>
-      </w:r>
-      <w:r>
-        <w:rPr>
-          <w:b/>
-        </w:rPr>
-        <w:t>loop</w:t>
-      </w:r>
-      <w:r>
-        <w:rPr>
-          <w:b w:val="0"/>
-        </w:rPr>
-        <w:t xml:space="preserve"> to </w:t>
-      </w:r>
-      <w:r>
-        <w:rPr>
-          <w:b/>
-        </w:rPr>
-        <w:t>process</w:t>
-      </w:r>
-      <w:r>
-        <w:rPr>
-          <w:b w:val="0"/>
-        </w:rPr>
-        <w:t xml:space="preserve"> each item card in the test pile, with an explicit stop when no cards remain.</w:t>
-      </w:r>
-    </w:p>
-    <w:p>
-      <w:pPr>
-        <w:spacing w:line="336" w:lineRule="auto" w:after="180"/>
-      </w:pPr>
-      <w:r>
-        <w:rPr>
-          <w:b w:val="0"/>
-        </w:rPr>
-        <w:t xml:space="preserve">The project change and </w:t>
-      </w:r>
-      <w:r>
-        <w:rPr>
-          <w:b/>
-        </w:rPr>
-        <w:t>evidence</w:t>
-      </w:r>
       <w:r>
         <w:rPr>
           <w:b w:val="0"/>
@@ -965,571 +715,20 @@
         <w:pStyle w:val="Heading1"/>
       </w:pPr>
       <w:r>
-        <w:t>10. Self check</w:t>
-      </w:r>
-    </w:p>
-    <w:p>
-      <w:r>
-        <w:t>Judge explanation, evidence, transfer and limits separately; attach the work behind your judgement.</w:t>
-      </w:r>
-    </w:p>
-    <w:p>
-      <w:pPr>
-        <w:pStyle w:val="ListBullet"/>
-      </w:pPr>
-      <w:r>
-        <w:t>I can explain the mechanism.</w:t>
-      </w:r>
-    </w:p>
-    <w:p>
-      <w:pPr>
-        <w:pStyle w:val="ListBullet"/>
-      </w:pPr>
-      <w:r>
-        <w:t>I can show evidence.</w:t>
-      </w:r>
-    </w:p>
-    <w:p>
-      <w:pPr>
-        <w:pStyle w:val="ListBullet"/>
-      </w:pPr>
-      <w:r>
-        <w:t>I can handle a changed case.</w:t>
-      </w:r>
-    </w:p>
-    <w:p>
-      <w:pPr>
-        <w:pStyle w:val="ListBullet"/>
-      </w:pPr>
-      <w:r>
-        <w:t>I can name a limit.</w:t>
-      </w:r>
-    </w:p>
-    <w:p>
-      <w:r>
-        <w:t>Mark each as not yet, with help or independently, and attach supporting work.</w:t>
-      </w:r>
-    </w:p>
-    <w:p>
-      <w:pPr>
-        <w:spacing w:line="336" w:lineRule="auto" w:after="180"/>
-      </w:pPr>
-      <w:r>
-        <w:rPr>
-          <w:b w:val="0"/>
-        </w:rPr>
-        <w:t>Teacher review ____________________  Next step ____________________</w:t>
-      </w:r>
-    </w:p>
-    <w:p>
-      <w:pPr>
-        <w:pStyle w:val="Heading1"/>
-      </w:pPr>
-      <w:r>
-        <w:t>11. Transfer practice from the original programme</w:t>
-      </w:r>
-    </w:p>
-    <w:p>
-      <w:r>
-        <w:t>Use this earlier case as transfer practice. A case already discussed with feedback is not fresh assessment evidence.</w:t>
-      </w:r>
-    </w:p>
-    <w:p>
-      <w:pPr>
-        <w:spacing w:line="336" w:lineRule="auto" w:after="180"/>
-      </w:pPr>
-      <w:r>
-        <w:rPr>
-          <w:b w:val="0"/>
-        </w:rPr>
-        <w:t>A robot stamps the next unstamped card until it has stamped five cards. Only three cards are available. Write a stopping rule that handles both limits and trace the number stamped.</w:t>
-      </w:r>
-    </w:p>
-    <w:p>
-      <w:pPr>
-        <w:pStyle w:val="Heading3"/>
-      </w:pPr>
-      <w:r>
-        <w:t>My independently reasoned answer</w:t>
-      </w:r>
-    </w:p>
-    <w:p>
-      <w:r>
-        <w:t>________________________________________________________________</w:t>
-      </w:r>
-    </w:p>
-    <w:p>
-      <w:r>
-        <w:t>________________________________________________________________</w:t>
-      </w:r>
-    </w:p>
-    <w:p>
-      <w:r>
-        <w:t>________________________________________________________________</w:t>
-      </w:r>
-    </w:p>
-    <w:p>
-      <w:r>
-        <w:t>________________________________________________________________</w:t>
-      </w:r>
-    </w:p>
-    <w:p>
-      <w:r>
-        <w:t>________________________________________________________________</w:t>
-      </w:r>
-    </w:p>
-    <w:p>
-      <w:r>
-        <w:t>________________________________________________________________</w:t>
-      </w:r>
-    </w:p>
-    <w:p>
-      <w:r>
-        <w:t>________________________________________________________________</w:t>
-      </w:r>
-    </w:p>
-    <w:p>
-      <w:pPr>
-        <w:spacing w:line="336" w:lineRule="auto" w:after="180"/>
-      </w:pPr>
-      <w:r>
-        <w:rPr>
-          <w:b w:val="0"/>
-        </w:rPr>
-        <w:t>Record support used: none, hint or teacher explanation.</w:t>
-      </w:r>
-    </w:p>
-    <w:p>
-      <w:pPr>
-        <w:pStyle w:val="Heading1"/>
-      </w:pPr>
-      <w:r>
-        <w:t>12. W1 Trace every test</w:t>
-      </w:r>
-    </w:p>
-    <w:p>
-      <w:r>
-        <w:t>Trace every test. Apply the supplied Repeating Efficiently facts and keep your reasoning.</w:t>
-      </w:r>
-    </w:p>
-    <w:p>
-      <w:pPr>
-        <w:spacing w:line="336" w:lineRule="auto" w:after="180"/>
-      </w:pPr>
-      <w:r>
-        <w:rPr>
-          <w:b w:val="0"/>
-        </w:rPr>
-        <w:t xml:space="preserve">Start counter at 2. While counter is below 8, add 2. When false, report and stop. Record the value and result at every test, including the final false test. State the number of </w:t>
-      </w:r>
-      <w:r>
-        <w:rPr>
-          <w:b/>
-        </w:rPr>
-        <w:t>iteration</w:t>
-      </w:r>
-      <w:r>
-        <w:rPr>
-          <w:b w:val="0"/>
-        </w:rPr>
-        <w:t>s and the reported value.</w:t>
-      </w:r>
-    </w:p>
-    <w:p>
-      <w:pPr>
-        <w:pStyle w:val="Heading3"/>
-      </w:pPr>
-      <w:r>
-        <w:t>My reasoning and evidence</w:t>
-      </w:r>
-    </w:p>
-    <w:p>
-      <w:r>
-        <w:t>________________________________________________________________</w:t>
-      </w:r>
-    </w:p>
-    <w:p>
-      <w:r>
-        <w:t>________________________________________________________________</w:t>
-      </w:r>
-    </w:p>
-    <w:p>
-      <w:r>
-        <w:t>________________________________________________________________</w:t>
-      </w:r>
-    </w:p>
-    <w:p>
-      <w:r>
-        <w:t>________________________________________________________________</w:t>
-      </w:r>
-    </w:p>
-    <w:p>
-      <w:r>
-        <w:t>________________________________________________________________</w:t>
-      </w:r>
-    </w:p>
-    <w:p>
-      <w:r>
-        <w:t>________________________________________________________________</w:t>
-      </w:r>
-    </w:p>
-    <w:p>
-      <w:r>
-        <w:t>________________________________________________________________</w:t>
-      </w:r>
-    </w:p>
-    <w:p>
-      <w:pPr>
-        <w:pStyle w:val="Heading1"/>
-      </w:pPr>
-      <w:r>
-        <w:t>13. W2 Check the first test</w:t>
-      </w:r>
-    </w:p>
-    <w:p>
-      <w:r>
-        <w:t>Check the first test. Apply the supplied Repeating Efficiently facts and keep your reasoning.</w:t>
-      </w:r>
-    </w:p>
-    <w:p>
-      <w:pPr>
-        <w:spacing w:line="336" w:lineRule="auto" w:after="180"/>
-        <w:shd w:fill="F5F1FB"/>
-      </w:pPr>
-      <w:r>
-        <w:rPr>
-          <w:b w:val="0"/>
-        </w:rPr>
-        <w:t xml:space="preserve">Use the same below 8 </w:t>
-      </w:r>
-      <w:r>
-        <w:rPr>
-          <w:b/>
-        </w:rPr>
-        <w:t>loop</w:t>
-      </w:r>
-      <w:r>
-        <w:rPr>
-          <w:b w:val="0"/>
-        </w:rPr>
-        <w:t xml:space="preserve"> with add 2. Make separate runs from 8 and 9. Explain how many times the </w:t>
-      </w:r>
-      <w:r>
-        <w:rPr>
-          <w:b/>
-        </w:rPr>
-        <w:t>body</w:t>
-      </w:r>
-      <w:r>
-        <w:rPr>
-          <w:b w:val="0"/>
-        </w:rPr>
-        <w:t xml:space="preserve"> runs and what each run reports. Why would adding 2 once be an error?</w:t>
-      </w:r>
-    </w:p>
-    <w:p>
-      <w:pPr>
-        <w:pStyle w:val="Heading3"/>
-      </w:pPr>
-      <w:r>
-        <w:t>My reasoning and evidence</w:t>
-      </w:r>
-    </w:p>
-    <w:p>
-      <w:r>
-        <w:t>________________________________________________________________</w:t>
-      </w:r>
-    </w:p>
-    <w:p>
-      <w:r>
-        <w:t>________________________________________________________________</w:t>
-      </w:r>
-    </w:p>
-    <w:p>
-      <w:r>
-        <w:t>________________________________________________________________</w:t>
-      </w:r>
-    </w:p>
-    <w:p>
-      <w:r>
-        <w:t>________________________________________________________________</w:t>
-      </w:r>
-    </w:p>
-    <w:p>
-      <w:r>
-        <w:t>________________________________________________________________</w:t>
-      </w:r>
-    </w:p>
-    <w:p>
-      <w:r>
-        <w:t>________________________________________________________________</w:t>
-      </w:r>
-    </w:p>
-    <w:p>
-      <w:pPr>
-        <w:pStyle w:val="Heading1"/>
-      </w:pPr>
-      <w:r>
-        <w:t>14. W3 Find the extra repetition</w:t>
-      </w:r>
-    </w:p>
-    <w:p>
-      <w:r>
-        <w:t>Find the extra repetition. Apply the supplied Repeating Efficiently facts and keep your reasoning.</w:t>
-      </w:r>
-    </w:p>
-    <w:p>
-      <w:pPr>
-        <w:spacing w:line="336" w:lineRule="auto" w:after="180"/>
-      </w:pPr>
-      <w:r>
-        <w:rPr>
-          <w:b w:val="0"/>
-        </w:rPr>
-        <w:t xml:space="preserve">Start counter at 3. While counter is below 8, add 2. A learner writes values 3, 5, 7, 9, 11 and reports 11. Identify the first unauthorised update. Give the correct final test, reported value and </w:t>
-      </w:r>
-      <w:r>
-        <w:rPr>
-          <w:b/>
-        </w:rPr>
-        <w:t>iteration</w:t>
-      </w:r>
-      <w:r>
-        <w:rPr>
-          <w:b w:val="0"/>
-        </w:rPr>
-        <w:t xml:space="preserve"> count.</w:t>
-      </w:r>
-    </w:p>
-    <w:p>
-      <w:pPr>
-        <w:pStyle w:val="Heading3"/>
-      </w:pPr>
-      <w:r>
-        <w:t>My reasoning and evidence</w:t>
-      </w:r>
-    </w:p>
-    <w:p>
-      <w:r>
-        <w:t>________________________________________________________________</w:t>
-      </w:r>
-    </w:p>
-    <w:p>
-      <w:r>
-        <w:t>________________________________________________________________</w:t>
-      </w:r>
-    </w:p>
-    <w:p>
-      <w:r>
-        <w:t>________________________________________________________________</w:t>
-      </w:r>
-    </w:p>
-    <w:p>
-      <w:r>
-        <w:t>________________________________________________________________</w:t>
-      </w:r>
-    </w:p>
-    <w:p>
-      <w:r>
-        <w:t>________________________________________________________________</w:t>
-      </w:r>
-    </w:p>
-    <w:p>
-      <w:r>
-        <w:t>________________________________________________________________</w:t>
-      </w:r>
-    </w:p>
-    <w:p>
-      <w:pPr>
-        <w:pStyle w:val="Heading1"/>
-      </w:pPr>
-      <w:r>
-        <w:t>15. W4 Transfer to a countdown</w:t>
-      </w:r>
-    </w:p>
-    <w:p>
-      <w:r>
-        <w:t>Attempt before feedback. If this repeats the selected independent case, reuse that first attempt; otherwise keep a separate record. Transfer to a countdown. Apply the supplied Repeating Efficiently facts and keep your reasoning.</w:t>
-      </w:r>
-    </w:p>
-    <w:p>
-      <w:pPr>
-        <w:spacing w:line="336" w:lineRule="auto" w:after="180"/>
-      </w:pPr>
-      <w:r>
-        <w:rPr>
-          <w:b w:val="0"/>
-        </w:rPr>
-        <w:t xml:space="preserve">A paper countdown starts at 7. While remaining is above 1, subtract 2. When false, report and stop. Trace the run and count </w:t>
-      </w:r>
-      <w:r>
-        <w:rPr>
-          <w:b/>
-        </w:rPr>
-        <w:t>iteration</w:t>
-      </w:r>
-      <w:r>
-        <w:rPr>
-          <w:b w:val="0"/>
-        </w:rPr>
-        <w:t>s. Repeat from 6 and from 1. Explain why the final value need not equal 1.</w:t>
-      </w:r>
-    </w:p>
-    <w:p>
-      <w:pPr>
-        <w:spacing w:line="336" w:lineRule="auto" w:after="180"/>
-      </w:pPr>
-      <w:r>
-        <w:rPr>
-          <w:b w:val="0"/>
-        </w:rPr>
-        <w:t>What happens from 7 if subtract 2 is replaced by subtract 0?</w:t>
-      </w:r>
-    </w:p>
-    <w:p>
-      <w:pPr>
-        <w:pStyle w:val="Heading3"/>
-      </w:pPr>
-      <w:r>
-        <w:t>My reasoning and evidence</w:t>
-      </w:r>
-    </w:p>
-    <w:p>
-      <w:r>
-        <w:t>________________________________________________________________</w:t>
-      </w:r>
-    </w:p>
-    <w:p>
-      <w:r>
-        <w:t>________________________________________________________________</w:t>
-      </w:r>
-    </w:p>
-    <w:p>
-      <w:r>
-        <w:t>________________________________________________________________</w:t>
-      </w:r>
-    </w:p>
-    <w:p>
-      <w:r>
-        <w:t>________________________________________________________________</w:t>
-      </w:r>
-    </w:p>
-    <w:p>
-      <w:r>
-        <w:t>________________________________________________________________</w:t>
-      </w:r>
-    </w:p>
-    <w:p>
-      <w:r>
-        <w:t>________________________________________________________________</w:t>
-      </w:r>
-    </w:p>
-    <w:p>
-      <w:r>
-        <w:t>________________________________________________________________</w:t>
-      </w:r>
-    </w:p>
-    <w:p>
-      <w:r>
-        <w:t>________________________________________________________________</w:t>
-      </w:r>
-    </w:p>
-    <w:p>
-      <w:pPr>
-        <w:pStyle w:val="Heading1"/>
-      </w:pPr>
-      <w:r>
-        <w:t>16. W5 Test a proposed stopping rule</w:t>
-      </w:r>
-    </w:p>
-    <w:p>
-      <w:r>
-        <w:t>Test a proposed stopping rule. Apply the supplied Repeating Efficiently facts and keep your reasoning.</w:t>
-      </w:r>
-    </w:p>
-    <w:p>
-      <w:pPr>
-        <w:spacing w:line="336" w:lineRule="auto" w:after="180"/>
-      </w:pPr>
-      <w:r>
-        <w:rPr>
-          <w:b w:val="0"/>
-        </w:rPr>
-        <w:t xml:space="preserve">A procedure says start at 4; while counter is not equal to 9, add 2; report and stop. Write the first four values tested. Explain why the </w:t>
-      </w:r>
-      <w:r>
-        <w:rPr>
-          <w:b/>
-        </w:rPr>
-        <w:t>loop</w:t>
-      </w:r>
-      <w:r>
-        <w:rPr>
-          <w:b w:val="0"/>
-        </w:rPr>
-        <w:t xml:space="preserve"> will not reach 9 using whole numbers.</w:t>
-      </w:r>
-    </w:p>
-    <w:p>
-      <w:pPr>
-        <w:spacing w:line="336" w:lineRule="auto" w:after="180"/>
-      </w:pPr>
-      <w:r>
-        <w:rPr>
-          <w:b w:val="0"/>
-        </w:rPr>
-        <w:t>Suggest a changed condition that would stop once the counter reaches or passes 9, and trace that repaired run.</w:t>
-      </w:r>
-    </w:p>
-    <w:p>
-      <w:pPr>
-        <w:pStyle w:val="Heading3"/>
-      </w:pPr>
-      <w:r>
-        <w:t>My reasoning and evidence</w:t>
-      </w:r>
-    </w:p>
-    <w:p>
-      <w:r>
-        <w:t>________________________________________________________________</w:t>
-      </w:r>
-    </w:p>
-    <w:p>
-      <w:r>
-        <w:t>________________________________________________________________</w:t>
-      </w:r>
-    </w:p>
-    <w:p>
-      <w:r>
-        <w:t>________________________________________________________________</w:t>
-      </w:r>
-    </w:p>
-    <w:p>
-      <w:r>
-        <w:t>________________________________________________________________</w:t>
-      </w:r>
-    </w:p>
-    <w:p>
-      <w:r>
-        <w:t>________________________________________________________________</w:t>
-      </w:r>
-    </w:p>
-    <w:p>
-      <w:r>
-        <w:t>________________________________________________________________</w:t>
-      </w:r>
-    </w:p>
-    <w:p>
-      <w:pPr>
-        <w:pStyle w:val="Heading1"/>
-      </w:pPr>
-      <w:r>
-        <w:t>17. Feedback, return check and learning record</w:t>
-      </w:r>
-    </w:p>
-    <w:p>
-      <w:r>
-        <w:t>Record the first repaired step and a different case to revisit after a delay.</w:t>
+        <w:t>17. Feedback · Repair and return</w:t>
+      </w:r>
+    </w:p>
+    <w:p>
+      <w:r>
+        <w:t>Keep the first attempt, the repair and a changed-case return.</w:t>
+      </w:r>
+    </w:p>
+    <w:p>
+      <w:pPr>
+        <w:pStyle w:val="Heading2"/>
+      </w:pPr>
+      <w:r>
+        <w:t>Your evidence record</w:t>
       </w:r>
     </w:p>
     <w:tbl>
@@ -1684,12 +883,909 @@
         <w:pStyle w:val="Heading1"/>
       </w:pPr>
       <w:r>
-        <w:t>18. Pictorial case practice: Repeating Efficiently</w:t>
-      </w:r>
-    </w:p>
-    <w:p>
-      <w:r>
-        <w:t>A fictional paper counter advances through a display until its condition becomes false. Explain the labelled step before checking the changed condition.</w:t>
+        <w:t>10. Finish · Judge the evidence in your work</w:t>
+      </w:r>
+    </w:p>
+    <w:p>
+      <w:r>
+        <w:t>Point to work that supports your confidence level.</w:t>
+      </w:r>
+    </w:p>
+    <w:p>
+      <w:pPr>
+        <w:pStyle w:val="Heading2"/>
+      </w:pPr>
+      <w:r>
+        <w:t>Your evidence record</w:t>
+      </w:r>
+    </w:p>
+    <w:p>
+      <w:pPr>
+        <w:pStyle w:val="ListBullet"/>
+      </w:pPr>
+      <w:r>
+        <w:t>I can explain the mechanism.</w:t>
+      </w:r>
+    </w:p>
+    <w:p>
+      <w:pPr>
+        <w:pStyle w:val="ListBullet"/>
+      </w:pPr>
+      <w:r>
+        <w:t>I can show evidence.</w:t>
+      </w:r>
+    </w:p>
+    <w:p>
+      <w:pPr>
+        <w:pStyle w:val="ListBullet"/>
+      </w:pPr>
+      <w:r>
+        <w:t>I can handle a changed case.</w:t>
+      </w:r>
+    </w:p>
+    <w:p>
+      <w:pPr>
+        <w:pStyle w:val="ListBullet"/>
+      </w:pPr>
+      <w:r>
+        <w:t>I can name a limit.</w:t>
+      </w:r>
+    </w:p>
+    <w:p>
+      <w:r>
+        <w:t>Mark each as not yet, with help or independently, and attach supporting work.</w:t>
+      </w:r>
+    </w:p>
+    <w:p>
+      <w:pPr>
+        <w:spacing w:line="336" w:lineRule="auto" w:after="180"/>
+      </w:pPr>
+      <w:r>
+        <w:rPr>
+          <w:b w:val="0"/>
+        </w:rPr>
+        <w:t>Teacher review ____________________  Next step ____________________</w:t>
+      </w:r>
+    </w:p>
+    <w:p>
+      <w:pPr>
+        <w:pStyle w:val="Heading1"/>
+      </w:pPr>
+      <w:r>
+        <w:t>Reference bank and extra practice</w:t>
+      </w:r>
+    </w:p>
+    <w:p>
+      <w:pPr>
+        <w:pStyle w:val="Heading1"/>
+      </w:pPr>
+      <w:r>
+        <w:t>02. Reference · Supported W2 record</w:t>
+      </w:r>
+    </w:p>
+    <w:p>
+      <w:r>
+        <w:t>This is the same W2 attempt. Keep one response record.</w:t>
+      </w:r>
+    </w:p>
+    <w:p>
+      <w:pPr>
+        <w:pStyle w:val="Heading2"/>
+      </w:pPr>
+      <w:r>
+        <w:t>Use this when helpful</w:t>
+      </w:r>
+    </w:p>
+    <w:p>
+      <w:pPr>
+        <w:spacing w:line="336" w:lineRule="auto" w:after="180"/>
+      </w:pPr>
+      <w:r>
+        <w:rPr>
+          <w:b w:val="0"/>
+        </w:rPr>
+        <w:t xml:space="preserve">Use W2: Check the first test for </w:t>
+      </w:r>
+      <w:r>
+        <w:rPr>
+          <w:b/>
+        </w:rPr>
+        <w:t>Loop</w:t>
+      </w:r>
+      <w:r>
+        <w:rPr>
+          <w:b w:val="0"/>
+        </w:rPr>
+        <w:t>s and stopping rules. Record the answer once; the lesson and workbook refer to the same attempt.</w:t>
+      </w:r>
+    </w:p>
+    <w:tbl>
+      <w:tblPr>
+        <w:tblStyle w:val="LightShading-Accent1"/>
+        <w:tblW w:type="auto" w:w="0"/>
+        <w:tblLook w:firstColumn="1" w:firstRow="1" w:lastColumn="0" w:lastRow="0" w:noHBand="0" w:noVBand="1" w:val="04A0"/>
+      </w:tblPr>
+      <w:tblGrid>
+        <w:gridCol w:w="2556"/>
+        <w:gridCol w:w="2556"/>
+        <w:gridCol w:w="2556"/>
+        <w:gridCol w:w="2556"/>
+      </w:tblGrid>
+      <w:tr>
+        <w:trPr>
+          <w:tblHeader/>
+        </w:trPr>
+        <w:tc>
+          <w:tcPr>
+            <w:tcW w:type="dxa" w:w="2556"/>
+          </w:tcPr>
+          <w:p>
+            <w:r>
+              <w:t>Given inputs</w:t>
+            </w:r>
+          </w:p>
+        </w:tc>
+        <w:tc>
+          <w:tcPr>
+            <w:tcW w:type="dxa" w:w="2556"/>
+          </w:tcPr>
+          <w:p>
+            <w:r>
+              <w:t>Procedure I chose</w:t>
+            </w:r>
+          </w:p>
+        </w:tc>
+        <w:tc>
+          <w:tcPr>
+            <w:tcW w:type="dxa" w:w="2556"/>
+          </w:tcPr>
+          <w:p>
+            <w:r>
+              <w:t>Middle steps</w:t>
+            </w:r>
+          </w:p>
+        </w:tc>
+        <w:tc>
+          <w:tcPr>
+            <w:tcW w:type="dxa" w:w="2556"/>
+          </w:tcPr>
+          <w:p>
+            <w:r>
+              <w:t>Result and check</w:t>
+            </w:r>
+          </w:p>
+        </w:tc>
+      </w:tr>
+      <w:tr>
+        <w:tc>
+          <w:tcPr>
+            <w:tcW w:type="dxa" w:w="2556"/>
+          </w:tcPr>
+          <w:p>
+            <w:r/>
+          </w:p>
+        </w:tc>
+        <w:tc>
+          <w:tcPr>
+            <w:tcW w:type="dxa" w:w="2556"/>
+          </w:tcPr>
+          <w:p>
+            <w:r/>
+          </w:p>
+        </w:tc>
+        <w:tc>
+          <w:tcPr>
+            <w:tcW w:type="dxa" w:w="2556"/>
+          </w:tcPr>
+          <w:p>
+            <w:r/>
+          </w:p>
+        </w:tc>
+        <w:tc>
+          <w:tcPr>
+            <w:tcW w:type="dxa" w:w="2556"/>
+          </w:tcPr>
+          <w:p>
+            <w:r/>
+          </w:p>
+        </w:tc>
+      </w:tr>
+    </w:tbl>
+    <w:p>
+      <w:pPr>
+        <w:pStyle w:val="Heading3"/>
+      </w:pPr>
+      <w:r>
+        <w:t>The step I completed without help, and the hint I needed</w:t>
+      </w:r>
+    </w:p>
+    <w:p>
+      <w:r>
+        <w:t>________________________________________________________________</w:t>
+      </w:r>
+    </w:p>
+    <w:p>
+      <w:r>
+        <w:t>________________________________________________________________</w:t>
+      </w:r>
+    </w:p>
+    <w:p>
+      <w:r>
+        <w:t>________________________________________________________________</w:t>
+      </w:r>
+    </w:p>
+    <w:p>
+      <w:pPr>
+        <w:pStyle w:val="Heading1"/>
+      </w:pPr>
+      <w:r>
+        <w:t>03. Extra practice · Repair the explanation</w:t>
+      </w:r>
+    </w:p>
+    <w:p>
+      <w:r>
+        <w:t>Explain the deciding fact before discussing the answer.</w:t>
+      </w:r>
+    </w:p>
+    <w:p>
+      <w:pPr>
+        <w:pStyle w:val="Heading2"/>
+      </w:pPr>
+      <w:r>
+        <w:t>Use this when helpful</w:t>
+      </w:r>
+    </w:p>
+    <w:p>
+      <w:pPr>
+        <w:spacing w:line="336" w:lineRule="auto" w:after="180"/>
+      </w:pPr>
+      <w:r>
+        <w:rPr>
+          <w:b w:val="0"/>
+        </w:rPr>
+        <w:t xml:space="preserve">Use the worked case for </w:t>
+      </w:r>
+      <w:r>
+        <w:rPr>
+          <w:b/>
+        </w:rPr>
+        <w:t>Loop</w:t>
+      </w:r>
+      <w:r>
+        <w:rPr>
+          <w:b w:val="0"/>
+        </w:rPr>
+        <w:t xml:space="preserve">s and stopping rules. Proposed explanation: “Every </w:t>
+      </w:r>
+      <w:r>
+        <w:rPr>
+          <w:b/>
+        </w:rPr>
+        <w:t>loop</w:t>
+      </w:r>
+      <w:r>
+        <w:rPr>
+          <w:b w:val="0"/>
+        </w:rPr>
+        <w:t xml:space="preserve"> runs at least once”. Decide whether this explanation is supported.</w:t>
+      </w:r>
+    </w:p>
+    <w:p>
+      <w:pPr>
+        <w:spacing w:line="336" w:lineRule="auto" w:after="180"/>
+      </w:pPr>
+      <w:r>
+        <w:rPr>
+          <w:b w:val="0"/>
+        </w:rPr>
+        <w:t>Point to the step or supplied fact that decides; explain your repair if needed.</w:t>
+      </w:r>
+    </w:p>
+    <w:p>
+      <w:pPr>
+        <w:pStyle w:val="Heading3"/>
+      </w:pPr>
+      <w:r>
+        <w:t>My explanation before partner discussion</w:t>
+      </w:r>
+    </w:p>
+    <w:p>
+      <w:r>
+        <w:t>________________________________________________________________</w:t>
+      </w:r>
+    </w:p>
+    <w:p>
+      <w:r>
+        <w:t>________________________________________________________________</w:t>
+      </w:r>
+    </w:p>
+    <w:p>
+      <w:r>
+        <w:t>________________________________________________________________</w:t>
+      </w:r>
+    </w:p>
+    <w:p>
+      <w:r>
+        <w:t>________________________________________________________________</w:t>
+      </w:r>
+    </w:p>
+    <w:p>
+      <w:pPr>
+        <w:pStyle w:val="Heading1"/>
+      </w:pPr>
+      <w:r>
+        <w:t>05. Reference · Original learning target</w:t>
+      </w:r>
+    </w:p>
+    <w:p>
+      <w:r>
+        <w:t>Use this target to inspect an explanation.</w:t>
+      </w:r>
+    </w:p>
+    <w:p>
+      <w:pPr>
+        <w:pStyle w:val="Heading2"/>
+      </w:pPr>
+      <w:r>
+        <w:t>Use this when helpful</w:t>
+      </w:r>
+    </w:p>
+    <w:p>
+      <w:pPr>
+        <w:spacing w:line="336" w:lineRule="auto" w:after="180"/>
+      </w:pPr>
+      <w:r>
+        <w:rPr>
+          <w:b w:val="0"/>
+        </w:rPr>
+        <w:t>A robot stamps the next unstamped card until it has stamped five cards. Only three cards are available. Write a stopping rule that handles both limits and trace the number stamped.</w:t>
+      </w:r>
+    </w:p>
+    <w:p>
+      <w:pPr>
+        <w:pStyle w:val="Heading1"/>
+      </w:pPr>
+      <w:r>
+        <w:t>06. Extra practice · A complete case</w:t>
+      </w:r>
+    </w:p>
+    <w:p>
+      <w:r>
+        <w:t>Try the question before checking the worked explanation.</w:t>
+      </w:r>
+    </w:p>
+    <w:p>
+      <w:pPr>
+        <w:pStyle w:val="Heading2"/>
+      </w:pPr>
+      <w:r>
+        <w:t>Use this when helpful</w:t>
+      </w:r>
+    </w:p>
+    <w:p>
+      <w:pPr>
+        <w:spacing w:line="336" w:lineRule="auto" w:after="180"/>
+      </w:pPr>
+      <w:r>
+        <w:rPr>
+          <w:b w:val="0"/>
+        </w:rPr>
+        <w:t>Repeat take the next unstamped card and stamp it four times.</w:t>
+      </w:r>
+    </w:p>
+    <w:p>
+      <w:pPr>
+        <w:spacing w:line="336" w:lineRule="auto" w:after="180"/>
+      </w:pPr>
+      <w:r>
+        <w:rPr>
+          <w:b w:val="0"/>
+        </w:rPr>
+        <w:t>How many cards are stamped? What assumption matters?</w:t>
+      </w:r>
+    </w:p>
+    <w:p>
+      <w:pPr>
+        <w:spacing w:line="336" w:lineRule="auto" w:after="180"/>
+      </w:pPr>
+      <w:r>
+        <w:rPr>
+          <w:b w:val="0"/>
+        </w:rPr>
+        <w:t xml:space="preserve">Show your trace, calculation or </w:t>
+      </w:r>
+      <w:r>
+        <w:rPr>
+          <w:b/>
+        </w:rPr>
+        <w:t>evidence</w:t>
+      </w:r>
+    </w:p>
+    <w:p>
+      <w:pPr>
+        <w:pStyle w:val="Heading3"/>
+      </w:pPr>
+      <w:r>
+        <w:t>Write or draw your reasoning and evidence.</w:t>
+      </w:r>
+    </w:p>
+    <w:p>
+      <w:r>
+        <w:t>________________________________________________________________</w:t>
+      </w:r>
+    </w:p>
+    <w:p>
+      <w:r>
+        <w:t>________________________________________________________________</w:t>
+      </w:r>
+    </w:p>
+    <w:p>
+      <w:r>
+        <w:t>________________________________________________________________</w:t>
+      </w:r>
+    </w:p>
+    <w:p>
+      <w:r>
+        <w:t>________________________________________________________________</w:t>
+      </w:r>
+    </w:p>
+    <w:p>
+      <w:r>
+        <w:t>________________________________________________________________</w:t>
+      </w:r>
+    </w:p>
+    <w:p>
+      <w:pPr>
+        <w:pStyle w:val="Heading1"/>
+      </w:pPr>
+      <w:r>
+        <w:t>07. Extra practice · A changed case</w:t>
+      </w:r>
+    </w:p>
+    <w:p>
+      <w:r>
+        <w:t>Keep this practice separate from the reserved independent attempt.</w:t>
+      </w:r>
+    </w:p>
+    <w:p>
+      <w:pPr>
+        <w:pStyle w:val="Heading2"/>
+      </w:pPr>
+      <w:r>
+        <w:t>Use this when helpful</w:t>
+      </w:r>
+    </w:p>
+    <w:p>
+      <w:pPr>
+        <w:spacing w:line="336" w:lineRule="auto" w:after="180"/>
+      </w:pPr>
+      <w:r>
+        <w:rPr>
+          <w:b w:val="0"/>
+        </w:rPr>
+        <w:t>Repeat clap then tap three times. Write the complete sequence. How many actions occur? What would happen if the stopping instruction were missing?</w:t>
+      </w:r>
+    </w:p>
+    <w:p>
+      <w:pPr>
+        <w:spacing w:line="336" w:lineRule="auto" w:after="180"/>
+      </w:pPr>
+      <w:r>
+        <w:rPr>
+          <w:b w:val="0"/>
+        </w:rPr>
+        <w:t>My practice answer and reason</w:t>
+      </w:r>
+    </w:p>
+    <w:p>
+      <w:pPr>
+        <w:pStyle w:val="Heading3"/>
+      </w:pPr>
+      <w:r>
+        <w:t>Write or draw your reasoning and evidence.</w:t>
+      </w:r>
+    </w:p>
+    <w:p>
+      <w:r>
+        <w:t>________________________________________________________________</w:t>
+      </w:r>
+    </w:p>
+    <w:p>
+      <w:r>
+        <w:t>________________________________________________________________</w:t>
+      </w:r>
+    </w:p>
+    <w:p>
+      <w:r>
+        <w:t>________________________________________________________________</w:t>
+      </w:r>
+    </w:p>
+    <w:p>
+      <w:r>
+        <w:t>________________________________________________________________</w:t>
+      </w:r>
+    </w:p>
+    <w:p>
+      <w:r>
+        <w:t>________________________________________________________________</w:t>
+      </w:r>
+    </w:p>
+    <w:p>
+      <w:pPr>
+        <w:pStyle w:val="Heading3"/>
+      </w:pPr>
+      <w:r>
+        <w:t>Week 11 Test and reflect</w:t>
+      </w:r>
+    </w:p>
+    <w:p>
+      <w:pPr>
+        <w:pStyle w:val="Heading1"/>
+      </w:pPr>
+      <w:r>
+        <w:t>08. Extra practice · Design a revealing test</w:t>
+      </w:r>
+    </w:p>
+    <w:p>
+      <w:r>
+        <w:t>Predict before tracing or testing.</w:t>
+      </w:r>
+    </w:p>
+    <w:p>
+      <w:pPr>
+        <w:pStyle w:val="Heading2"/>
+      </w:pPr>
+      <w:r>
+        <w:t>Use this when helpful</w:t>
+      </w:r>
+    </w:p>
+    <w:p>
+      <w:pPr>
+        <w:spacing w:line="336" w:lineRule="auto" w:after="180"/>
+      </w:pPr>
+      <w:r>
+        <w:rPr>
+          <w:b w:val="0"/>
+        </w:rPr>
+        <w:t xml:space="preserve">Create a changed </w:t>
+      </w:r>
+      <w:r>
+        <w:rPr>
+          <w:b/>
+        </w:rPr>
+        <w:t>input</w:t>
+      </w:r>
+      <w:r>
+        <w:rPr>
+          <w:b w:val="0"/>
+        </w:rPr>
+        <w:t>, boundary case or missing-information case. Write the expected answer or safe response before testing.</w:t>
+      </w:r>
+    </w:p>
+    <w:tbl>
+      <w:tblPr>
+        <w:tblStyle w:val="LightShading-Accent1"/>
+        <w:tblW w:type="auto" w:w="0"/>
+        <w:tblLook w:firstColumn="1" w:firstRow="1" w:lastColumn="0" w:lastRow="0" w:noHBand="0" w:noVBand="1" w:val="04A0"/>
+      </w:tblPr>
+      <w:tblGrid>
+        <w:gridCol w:w="5112"/>
+        <w:gridCol w:w="5112"/>
+      </w:tblGrid>
+      <w:tr>
+        <w:trPr>
+          <w:tblHeader/>
+        </w:trPr>
+        <w:tc>
+          <w:tcPr>
+            <w:tcW w:type="dxa" w:w="5112"/>
+          </w:tcPr>
+          <w:p>
+            <w:r>
+              <w:t>Test record</w:t>
+            </w:r>
+          </w:p>
+        </w:tc>
+        <w:tc>
+          <w:tcPr>
+            <w:tcW w:type="dxa" w:w="5112"/>
+          </w:tcPr>
+          <w:p>
+            <w:r>
+              <w:t>My evidence</w:t>
+            </w:r>
+          </w:p>
+        </w:tc>
+      </w:tr>
+      <w:tr>
+        <w:tc>
+          <w:tcPr>
+            <w:tcW w:type="dxa" w:w="5112"/>
+          </w:tcPr>
+          <w:p>
+            <w:r>
+              <w:t>Changed input or condition</w:t>
+            </w:r>
+          </w:p>
+        </w:tc>
+        <w:tc>
+          <w:tcPr>
+            <w:tcW w:type="dxa" w:w="5112"/>
+          </w:tcPr>
+          <w:p>
+            <w:r/>
+          </w:p>
+        </w:tc>
+      </w:tr>
+      <w:tr>
+        <w:tc>
+          <w:tcPr>
+            <w:tcW w:type="dxa" w:w="5112"/>
+          </w:tcPr>
+          <w:p>
+            <w:r>
+              <w:t>Expected answer or fallback</w:t>
+            </w:r>
+          </w:p>
+        </w:tc>
+        <w:tc>
+          <w:tcPr>
+            <w:tcW w:type="dxa" w:w="5112"/>
+          </w:tcPr>
+          <w:p>
+            <w:r/>
+          </w:p>
+        </w:tc>
+      </w:tr>
+      <w:tr>
+        <w:tc>
+          <w:tcPr>
+            <w:tcW w:type="dxa" w:w="5112"/>
+          </w:tcPr>
+          <w:p>
+            <w:r>
+              <w:t>Observed result</w:t>
+            </w:r>
+          </w:p>
+        </w:tc>
+        <w:tc>
+          <w:tcPr>
+            <w:tcW w:type="dxa" w:w="5112"/>
+          </w:tcPr>
+          <w:p>
+            <w:r/>
+          </w:p>
+        </w:tc>
+      </w:tr>
+      <w:tr>
+        <w:tc>
+          <w:tcPr>
+            <w:tcW w:type="dxa" w:w="5112"/>
+          </w:tcPr>
+          <w:p>
+            <w:r>
+              <w:t>Why the result occurred</w:t>
+            </w:r>
+          </w:p>
+        </w:tc>
+        <w:tc>
+          <w:tcPr>
+            <w:tcW w:type="dxa" w:w="5112"/>
+          </w:tcPr>
+          <w:p>
+            <w:r/>
+          </w:p>
+        </w:tc>
+      </w:tr>
+    </w:tbl>
+    <w:p>
+      <w:pPr>
+        <w:pStyle w:val="Heading1"/>
+      </w:pPr>
+      <w:r>
+        <w:t>11. Reference · Original target response space</w:t>
+      </w:r>
+    </w:p>
+    <w:p>
+      <w:r>
+        <w:t>This teaching case is practice rather than a fresh assessment.</w:t>
+      </w:r>
+    </w:p>
+    <w:p>
+      <w:pPr>
+        <w:pStyle w:val="Heading2"/>
+      </w:pPr>
+      <w:r>
+        <w:t>Use this when helpful</w:t>
+      </w:r>
+    </w:p>
+    <w:p>
+      <w:pPr>
+        <w:spacing w:line="336" w:lineRule="auto" w:after="180"/>
+      </w:pPr>
+      <w:r>
+        <w:rPr>
+          <w:b w:val="0"/>
+        </w:rPr>
+        <w:t>A robot stamps the next unstamped card until it has stamped five cards. Only three cards are available. Write a stopping rule that handles both limits and trace the number stamped.</w:t>
+      </w:r>
+    </w:p>
+    <w:p>
+      <w:pPr>
+        <w:pStyle w:val="Heading3"/>
+      </w:pPr>
+      <w:r>
+        <w:t>My explanation after practice</w:t>
+      </w:r>
+    </w:p>
+    <w:p>
+      <w:r>
+        <w:t>________________________________________________________________</w:t>
+      </w:r>
+    </w:p>
+    <w:p>
+      <w:r>
+        <w:t>________________________________________________________________</w:t>
+      </w:r>
+    </w:p>
+    <w:p>
+      <w:r>
+        <w:t>________________________________________________________________</w:t>
+      </w:r>
+    </w:p>
+    <w:p>
+      <w:r>
+        <w:t>________________________________________________________________</w:t>
+      </w:r>
+    </w:p>
+    <w:p>
+      <w:r>
+        <w:t>________________________________________________________________</w:t>
+      </w:r>
+    </w:p>
+    <w:p>
+      <w:r>
+        <w:t>________________________________________________________________</w:t>
+      </w:r>
+    </w:p>
+    <w:p>
+      <w:r>
+        <w:t>________________________________________________________________</w:t>
+      </w:r>
+    </w:p>
+    <w:p>
+      <w:pPr>
+        <w:spacing w:line="336" w:lineRule="auto" w:after="180"/>
+      </w:pPr>
+      <w:r>
+        <w:rPr>
+          <w:b w:val="0"/>
+        </w:rPr>
+        <w:t>Record support used: none, hint or teacher explanation.</w:t>
+      </w:r>
+    </w:p>
+    <w:p>
+      <w:pPr>
+        <w:pStyle w:val="Heading1"/>
+      </w:pPr>
+      <w:r>
+        <w:t>15. Reference · Independent-case response copy</w:t>
+      </w:r>
+    </w:p>
+    <w:p>
+      <w:r>
+        <w:t>This duplicates W4. Reuse the same first-attempt record.</w:t>
+      </w:r>
+    </w:p>
+    <w:p>
+      <w:pPr>
+        <w:pStyle w:val="Heading2"/>
+      </w:pPr>
+      <w:r>
+        <w:t>Use this when helpful</w:t>
+      </w:r>
+    </w:p>
+    <w:p>
+      <w:pPr>
+        <w:spacing w:line="336" w:lineRule="auto" w:after="180"/>
+      </w:pPr>
+      <w:r>
+        <w:rPr>
+          <w:b w:val="0"/>
+        </w:rPr>
+        <w:t xml:space="preserve">A paper countdown starts at 7. While remaining is above 1, subtract 2. When false, report and stop. Trace the run and count </w:t>
+      </w:r>
+      <w:r>
+        <w:rPr>
+          <w:b/>
+        </w:rPr>
+        <w:t>iteration</w:t>
+      </w:r>
+      <w:r>
+        <w:rPr>
+          <w:b w:val="0"/>
+        </w:rPr>
+        <w:t>s. Repeat from 6 and from 1. Explain why the final value need not equal 1.</w:t>
+      </w:r>
+    </w:p>
+    <w:p>
+      <w:pPr>
+        <w:spacing w:line="336" w:lineRule="auto" w:after="180"/>
+      </w:pPr>
+      <w:r>
+        <w:rPr>
+          <w:b w:val="0"/>
+        </w:rPr>
+        <w:t>What happens from 7 if subtract 2 is replaced by subtract 0?</w:t>
+      </w:r>
+    </w:p>
+    <w:p>
+      <w:pPr>
+        <w:pStyle w:val="Heading3"/>
+      </w:pPr>
+      <w:r>
+        <w:t>My reasoning and evidence</w:t>
+      </w:r>
+    </w:p>
+    <w:p>
+      <w:r>
+        <w:t>________________________________________________________________</w:t>
+      </w:r>
+    </w:p>
+    <w:p>
+      <w:r>
+        <w:t>________________________________________________________________</w:t>
+      </w:r>
+    </w:p>
+    <w:p>
+      <w:r>
+        <w:t>________________________________________________________________</w:t>
+      </w:r>
+    </w:p>
+    <w:p>
+      <w:r>
+        <w:t>________________________________________________________________</w:t>
+      </w:r>
+    </w:p>
+    <w:p>
+      <w:r>
+        <w:t>________________________________________________________________</w:t>
+      </w:r>
+    </w:p>
+    <w:p>
+      <w:r>
+        <w:t>________________________________________________________________</w:t>
+      </w:r>
+    </w:p>
+    <w:p>
+      <w:r>
+        <w:t>________________________________________________________________</w:t>
+      </w:r>
+    </w:p>
+    <w:p>
+      <w:r>
+        <w:t>________________________________________________________________</w:t>
+      </w:r>
+    </w:p>
+    <w:p>
+      <w:pPr>
+        <w:pStyle w:val="Heading1"/>
+      </w:pPr>
+      <w:r>
+        <w:t>18. Extra practice · Use the worked picture</w:t>
+      </w:r>
+    </w:p>
+    <w:p>
+      <w:r>
+        <w:t>Keep the explanation and the support you used.</w:t>
+      </w:r>
+    </w:p>
+    <w:p>
+      <w:pPr>
+        <w:pStyle w:val="Heading2"/>
+      </w:pPr>
+      <w:r>
+        <w:t>Use this when helpful</w:t>
       </w:r>
     </w:p>
     <w:p>
@@ -1800,7 +1896,6 @@
     <w:p>
       <w:pPr>
         <w:spacing w:line="336" w:lineRule="auto" w:after="180"/>
-        <w:shd w:fill="F5F1FB"/>
       </w:pPr>
       <w:r>
         <w:rPr>
@@ -1849,16 +1944,7 @@
     </w:p>
     <w:p>
       <w:pPr>
-        <w:pStyle w:val="Heading3"/>
-      </w:pPr>
-      <w:r>
-        <w:t>Record the help used</w:t>
-      </w:r>
-    </w:p>
-    <w:p>
-      <w:pPr>
         <w:spacing w:line="336" w:lineRule="auto" w:after="180"/>
-        <w:shd w:fill="F1F6F8"/>
       </w:pPr>
       <w:r>
         <w:rPr>
@@ -1919,12 +2005,20 @@
         <w:pStyle w:val="Heading1"/>
       </w:pPr>
       <w:r>
-        <w:t>19. Project portfolio milestone</w:t>
-      </w:r>
-    </w:p>
-    <w:p>
-      <w:r>
-        <w:t>Keep this week’s input, deciding step, result and limit together in the Helpful Classroom Sorter record.</w:t>
+        <w:t>19. Reference · Project portfolio record</w:t>
+      </w:r>
+    </w:p>
+    <w:p>
+      <w:r>
+        <w:t>Extend your main project response when helpful.</w:t>
+      </w:r>
+    </w:p>
+    <w:p>
+      <w:pPr>
+        <w:pStyle w:val="Heading2"/>
+      </w:pPr>
+      <w:r>
+        <w:t>Use this when helpful</w:t>
       </w:r>
     </w:p>
     <w:p>
@@ -2162,12 +2256,440 @@
         <w:pStyle w:val="Heading1"/>
       </w:pPr>
       <w:r>
-        <w:t>20. Supported practice and learning evidence</w:t>
-      </w:r>
-    </w:p>
-    <w:p>
-      <w:r>
-        <w:t>Try the supported questions before comparing with hints and feedback. Record what you repaired and the evidence you retained.</w:t>
+        <w:t>20. Extra practice: pictures, repair and feedback</w:t>
+      </w:r>
+    </w:p>
+    <w:p>
+      <w:r>
+        <w:t>Attempt each question before opening its explanation. Use one browser or paper copy.</w:t>
+      </w:r>
+    </w:p>
+    <w:p>
+      <w:pPr>
+        <w:pStyle w:val="Heading2"/>
+      </w:pPr>
+      <w:r>
+        <w:t>First supported question</w:t>
+      </w:r>
+    </w:p>
+    <w:p>
+      <w:pPr>
+        <w:pStyle w:val="ListBullet"/>
+      </w:pPr>
+      <w:r>
+        <w:t>A fictional paper counter advances through a display until its condition becomes false.</w:t>
+      </w:r>
+    </w:p>
+    <w:p>
+      <w:pPr>
+        <w:pStyle w:val="Heading3"/>
+      </w:pPr>
+      <w:r>
+        <w:t>Practice 1: explain the deciding evidence</w:t>
+      </w:r>
+    </w:p>
+    <w:p>
+      <w:pPr>
+        <w:pStyle w:val="ListBullet"/>
+      </w:pPr>
+      <w:r>
+        <w:t>Which labelled step matches this detail? Final counter 11 after three additions.</w:t>
+      </w:r>
+    </w:p>
+    <w:p>
+      <w:pPr>
+        <w:pStyle w:val="ListBullet"/>
+      </w:pPr>
+      <w:r>
+        <w:t>1. Report</w:t>
+      </w:r>
+    </w:p>
+    <w:p>
+      <w:pPr>
+        <w:pStyle w:val="ListBullet"/>
+      </w:pPr>
+      <w:r>
+        <w:t>2. First test</w:t>
+      </w:r>
+    </w:p>
+    <w:p>
+      <w:pPr>
+        <w:pStyle w:val="ListBullet"/>
+      </w:pPr>
+      <w:r>
+        <w:t>3. Repeat</w:t>
+      </w:r>
+    </w:p>
+    <w:p>
+      <w:pPr>
+        <w:pStyle w:val="ListBullet"/>
+      </w:pPr>
+      <w:r>
+        <w:t>4. Stop test</w:t>
+      </w:r>
+    </w:p>
+    <w:p>
+      <w:pPr>
+        <w:pStyle w:val="Heading3"/>
+      </w:pPr>
+      <w:r>
+        <w:t>My selected conclusion, deciding fact and explanation</w:t>
+      </w:r>
+    </w:p>
+    <w:p>
+      <w:r>
+        <w:t>________________________________________________________________</w:t>
+      </w:r>
+    </w:p>
+    <w:p>
+      <w:r>
+        <w:t>________________________________________________________________</w:t>
+      </w:r>
+    </w:p>
+    <w:p>
+      <w:r>
+        <w:t>________________________________________________________________</w:t>
+      </w:r>
+    </w:p>
+    <w:p>
+      <w:r>
+        <w:t>________________________________________________________________</w:t>
+      </w:r>
+    </w:p>
+    <w:p>
+      <w:r>
+        <w:t>________________________________________________________________</w:t>
+      </w:r>
+    </w:p>
+    <w:p>
+      <w:pPr>
+        <w:pStyle w:val="ListBullet"/>
+      </w:pPr>
+      <w:r>
+        <w:t>Hint if needed: Read the steps in the pictorial case. Match the supplied detail to the stage that performs or records it.</w:t>
+      </w:r>
+    </w:p>
+    <w:p>
+      <w:pPr>
+        <w:pStyle w:val="Heading2"/>
+      </w:pPr>
+      <w:r>
+        <w:t>Check the first explanation · reference / check after trying</w:t>
+      </w:r>
+    </w:p>
+    <w:p>
+      <w:pPr>
+        <w:spacing w:line="336" w:lineRule="auto" w:after="180"/>
+      </w:pPr>
+      <w:r>
+        <w:rPr>
+          <w:b w:val="0"/>
+        </w:rPr>
+        <w:t>After your attempt, compare with the supported explanation: Report Final counter 11 after three additions. The condition checks whether to do the next update; it does not constrain every resulting value to stay below 10.</w:t>
+      </w:r>
+    </w:p>
+    <w:p>
+      <w:pPr>
+        <w:spacing w:line="336" w:lineRule="auto" w:after="180"/>
+      </w:pPr>
+      <w:r>
+        <w:rPr>
+          <w:b w:val="0"/>
+        </w:rPr>
+        <w:t>The final 11 is therefore allowed by this procedure. Record both the condition and counter to distinguish a correct stop from an assumed endpoint.</w:t>
+      </w:r>
+    </w:p>
+    <w:p>
+      <w:pPr>
+        <w:pStyle w:val="Heading2"/>
+      </w:pPr>
+      <w:r>
+        <w:t>Changed-case question</w:t>
+      </w:r>
+    </w:p>
+    <w:p>
+      <w:pPr>
+        <w:pStyle w:val="Heading3"/>
+      </w:pPr>
+      <w:r>
+        <w:t>Practice 2: explain the deciding evidence</w:t>
+      </w:r>
+    </w:p>
+    <w:p>
+      <w:pPr>
+        <w:pStyle w:val="ListBullet"/>
+      </w:pPr>
+      <w:r>
+        <w:t>Changed-case practice: Start at 10 instead of 2. Which conclusion is supported by the supplied facts?</w:t>
+      </w:r>
+    </w:p>
+    <w:p>
+      <w:pPr>
+        <w:pStyle w:val="ListBullet"/>
+      </w:pPr>
+      <w:r>
+        <w:t>1. This one example guarantees correct results for every future input.</w:t>
+      </w:r>
+    </w:p>
+    <w:p>
+      <w:pPr>
+        <w:pStyle w:val="ListBullet"/>
+      </w:pPr>
+      <w:r>
+        <w:t>2. We can decide the result without examining the changed input or the procedure.</w:t>
+      </w:r>
+    </w:p>
+    <w:p>
+      <w:pPr>
+        <w:pStyle w:val="ListBullet"/>
+      </w:pPr>
+      <w:r>
+        <w:t>3. The loop runs zero times and reports 10.</w:t>
+      </w:r>
+    </w:p>
+    <w:p>
+      <w:pPr>
+        <w:pStyle w:val="Heading3"/>
+      </w:pPr>
+      <w:r>
+        <w:t>My selected conclusion, deciding fact and explanation</w:t>
+      </w:r>
+    </w:p>
+    <w:p>
+      <w:r>
+        <w:t>________________________________________________________________</w:t>
+      </w:r>
+    </w:p>
+    <w:p>
+      <w:r>
+        <w:t>________________________________________________________________</w:t>
+      </w:r>
+    </w:p>
+    <w:p>
+      <w:r>
+        <w:t>________________________________________________________________</w:t>
+      </w:r>
+    </w:p>
+    <w:p>
+      <w:r>
+        <w:t>________________________________________________________________</w:t>
+      </w:r>
+    </w:p>
+    <w:p>
+      <w:r>
+        <w:t>________________________________________________________________</w:t>
+      </w:r>
+    </w:p>
+    <w:p>
+      <w:pPr>
+        <w:pStyle w:val="ListBullet"/>
+      </w:pPr>
+      <w:r>
+        <w:t>Hint if needed: Use the changed condition and the deciding step in the pictorial trace. The answer must say what follows from those facts.</w:t>
+      </w:r>
+    </w:p>
+    <w:p>
+      <w:pPr>
+        <w:pStyle w:val="Heading2"/>
+      </w:pPr>
+      <w:r>
+        <w:t>Check the changed case · reference / check after trying</w:t>
+      </w:r>
+    </w:p>
+    <w:p>
+      <w:pPr>
+        <w:spacing w:line="336" w:lineRule="auto" w:after="180"/>
+      </w:pPr>
+      <w:r>
+        <w:rPr>
+          <w:b w:val="0"/>
+        </w:rPr>
+        <w:t xml:space="preserve">After your attempt, compare with the supported explanation: The </w:t>
+      </w:r>
+      <w:r>
+        <w:rPr>
+          <w:b/>
+        </w:rPr>
+        <w:t>loop</w:t>
+      </w:r>
+      <w:r>
+        <w:rPr>
+          <w:b w:val="0"/>
+        </w:rPr>
+        <w:t xml:space="preserve"> runs zero times and reports 10. Its first condition is already false, so no addition happens.</w:t>
+      </w:r>
+    </w:p>
+    <w:p>
+      <w:pPr>
+        <w:pStyle w:val="Heading2"/>
+      </w:pPr>
+      <w:r>
+        <w:t>Repair and save your work</w:t>
+      </w:r>
+    </w:p>
+    <w:p>
+      <w:pPr>
+        <w:spacing w:line="336" w:lineRule="auto" w:after="180"/>
+      </w:pPr>
+      <w:r>
+        <w:rPr>
+          <w:b w:val="0"/>
+        </w:rPr>
+        <w:t xml:space="preserve">Review If/Then Decisions (ai-1/10). Goal: Evaluate a condition using the current state and trace only the selected branch. Short practice: Which </w:t>
+      </w:r>
+      <w:r>
+        <w:rPr>
+          <w:b/>
+        </w:rPr>
+        <w:t>input</w:t>
+      </w:r>
+      <w:r>
+        <w:rPr>
+          <w:b w:val="0"/>
+        </w:rPr>
+        <w:t xml:space="preserve"> detects the difference between the two written conditions?</w:t>
+      </w:r>
+    </w:p>
+    <w:p>
+      <w:pPr>
+        <w:spacing w:line="336" w:lineRule="auto" w:after="180"/>
+      </w:pPr>
+      <w:r>
+        <w:rPr>
+          <w:b w:val="0"/>
+        </w:rPr>
+        <w:t>Explain its entire run.. Return to this week and explain what you changed.</w:t>
+      </w:r>
+    </w:p>
+    <w:p>
+      <w:pPr>
+        <w:spacing w:line="336" w:lineRule="auto" w:after="180"/>
+      </w:pPr>
+      <w:r>
+        <w:rPr>
+          <w:b w:val="0"/>
+        </w:rPr>
+        <w:t>Review Features: Useful Clues (ai-1/8). Goal: Choose recorded properties that preserve distinctions needed for a stated task.</w:t>
+      </w:r>
+    </w:p>
+    <w:p>
+      <w:pPr>
+        <w:spacing w:line="336" w:lineRule="auto" w:after="180"/>
+      </w:pPr>
+      <w:r>
+        <w:rPr>
+          <w:b w:val="0"/>
+        </w:rPr>
+        <w:t xml:space="preserve">Short practice: Point to the pair that tests pattern, then explain why the sticker is a bad early </w:t>
+      </w:r>
+      <w:r>
+        <w:rPr>
+          <w:b/>
+        </w:rPr>
+        <w:t>input</w:t>
+      </w:r>
+      <w:r>
+        <w:rPr>
+          <w:b w:val="0"/>
+        </w:rPr>
+        <w:t>.. Return to this week and explain what you changed.</w:t>
+      </w:r>
+    </w:p>
+    <w:p>
+      <w:pPr>
+        <w:spacing w:line="336" w:lineRule="auto" w:after="180"/>
+      </w:pPr>
+      <w:r>
+        <w:rPr>
+          <w:b w:val="0"/>
+        </w:rPr>
+        <w:t>Review Pictures Become Numbers (ai-1/5). Goal: Encode and reconstruct a small image using an explicit grid convention.</w:t>
+      </w:r>
+    </w:p>
+    <w:p>
+      <w:pPr>
+        <w:spacing w:line="336" w:lineRule="auto" w:after="180"/>
+      </w:pPr>
+      <w:r>
+        <w:rPr>
+          <w:b w:val="0"/>
+        </w:rPr>
+        <w:t>Short practice: Find a position where the original badges differ, then read the changed A back as a picture.. Return to this week and explain what you changed.</w:t>
+      </w:r>
+    </w:p>
+    <w:p>
+      <w:pPr>
+        <w:spacing w:line="336" w:lineRule="auto" w:after="180"/>
+      </w:pPr>
+      <w:r>
+        <w:rPr>
+          <w:b w:val="0"/>
+        </w:rPr>
+        <w:t xml:space="preserve">Use Download completed work in the hosted lesson to export your answers, reflections, practice feedback and code-run </w:t>
+      </w:r>
+      <w:r>
+        <w:rPr>
+          <w:b/>
+        </w:rPr>
+        <w:t>evidence</w:t>
+      </w:r>
+      <w:r>
+        <w:rPr>
+          <w:b w:val="0"/>
+        </w:rPr>
+        <w:t>. Open the HTML copy to read or print it.</w:t>
+      </w:r>
+    </w:p>
+    <w:p>
+      <w:pPr>
+        <w:spacing w:line="336" w:lineRule="auto" w:after="180"/>
+      </w:pPr>
+      <w:r>
+        <w:rPr>
+          <w:b w:val="0"/>
+        </w:rPr>
+        <w:t>Drafts stay in this browser when storage is available; clear drafts on a shared device.</w:t>
+      </w:r>
+    </w:p>
+    <w:p>
+      <w:pPr>
+        <w:pStyle w:val="Heading3"/>
+      </w:pPr>
+      <w:r>
+        <w:t>What I repaired, the evidence I kept and the next test</w:t>
+      </w:r>
+    </w:p>
+    <w:p>
+      <w:r>
+        <w:t>________________________________________________________________</w:t>
+      </w:r>
+    </w:p>
+    <w:p>
+      <w:r>
+        <w:t>________________________________________________________________</w:t>
+      </w:r>
+    </w:p>
+    <w:p>
+      <w:r>
+        <w:t>________________________________________________________________</w:t>
+      </w:r>
+    </w:p>
+    <w:p>
+      <w:r>
+        <w:t>________________________________________________________________</w:t>
+      </w:r>
+    </w:p>
+    <w:p>
+      <w:r>
+        <w:t>________________________________________________________________</w:t>
+      </w:r>
+    </w:p>
+    <w:p>
+      <w:pPr>
+        <w:pStyle w:val="Heading2"/>
+      </w:pPr>
+      <w:r>
+        <w:t>Earlier wording, alternatives and picture transcripts · reference / check after trying</w:t>
       </w:r>
     </w:p>
     <w:p>
@@ -2183,80 +2705,10 @@
     </w:p>
     <w:p>
       <w:pPr>
-        <w:spacing w:line="336" w:lineRule="auto" w:after="180"/>
-      </w:pPr>
-      <w:r>
-        <w:rPr>
-          <w:b w:val="0"/>
-        </w:rPr>
-        <w:t>A fictional paper counter advances through a display until its condition becomes false.</w:t>
-      </w:r>
-    </w:p>
-    <w:p>
-      <w:pPr>
         <w:pStyle w:val="Heading3"/>
       </w:pPr>
       <w:r>
-        <w:t>Practice 1: explain the deciding evidence</w:t>
-      </w:r>
-    </w:p>
-    <w:p>
-      <w:pPr>
-        <w:spacing w:line="336" w:lineRule="auto" w:after="180"/>
-      </w:pPr>
-      <w:r>
-        <w:rPr>
-          <w:b w:val="0"/>
-        </w:rPr>
-        <w:t>Which labelled step matches this detail? Final counter 11 after three additions.</w:t>
-      </w:r>
-    </w:p>
-    <w:p>
-      <w:pPr>
-        <w:spacing w:line="336" w:lineRule="auto" w:after="180"/>
-        <w:shd w:fill="F4F9FC"/>
-      </w:pPr>
-      <w:r>
-        <w:rPr>
-          <w:b w:val="0"/>
-        </w:rPr>
-        <w:t>1. Report</w:t>
-      </w:r>
-    </w:p>
-    <w:p>
-      <w:pPr>
-        <w:spacing w:line="336" w:lineRule="auto" w:after="180"/>
-        <w:shd w:fill="F4F9FC"/>
-      </w:pPr>
-      <w:r>
-        <w:rPr>
-          <w:b w:val="0"/>
-        </w:rPr>
-        <w:t>2. First test</w:t>
-      </w:r>
-    </w:p>
-    <w:p>
-      <w:pPr>
-        <w:spacing w:line="336" w:lineRule="auto" w:after="180"/>
-        <w:shd w:fill="F4F9FC"/>
-      </w:pPr>
-      <w:r>
-        <w:rPr>
-          <w:b w:val="0"/>
-        </w:rPr>
-        <w:t>3. Repeat</w:t>
-      </w:r>
-    </w:p>
-    <w:p>
-      <w:pPr>
-        <w:spacing w:line="336" w:lineRule="auto" w:after="180"/>
-        <w:shd w:fill="F4F9FC"/>
-      </w:pPr>
-      <w:r>
-        <w:rPr>
-          <w:b w:val="0"/>
-        </w:rPr>
-        <w:t>4. Stop test</w:t>
+        <w:t>Repair a missing building block</w:t>
       </w:r>
     </w:p>
     <w:p>
@@ -2264,460 +2716,25 @@
         <w:pStyle w:val="Heading3"/>
       </w:pPr>
       <w:r>
-        <w:t>My selected conclusion, deciding fact and explanation</w:t>
-      </w:r>
-    </w:p>
-    <w:p>
-      <w:r>
-        <w:t>________________________________________________________________</w:t>
-      </w:r>
-    </w:p>
-    <w:p>
-      <w:r>
-        <w:t>________________________________________________________________</w:t>
-      </w:r>
-    </w:p>
-    <w:p>
-      <w:r>
-        <w:t>________________________________________________________________</w:t>
-      </w:r>
-    </w:p>
-    <w:p>
-      <w:r>
-        <w:t>________________________________________________________________</w:t>
-      </w:r>
-    </w:p>
-    <w:p>
-      <w:r>
-        <w:t>________________________________________________________________</w:t>
-      </w:r>
-    </w:p>
-    <w:p>
-      <w:pPr>
-        <w:pStyle w:val="Heading3"/>
-      </w:pPr>
-      <w:r>
-        <w:t>Hint · try first</w:t>
-      </w:r>
-    </w:p>
-    <w:p>
-      <w:pPr>
-        <w:spacing w:line="336" w:lineRule="auto" w:after="180"/>
-        <w:shd w:fill="F1F6F8"/>
-      </w:pPr>
-      <w:r>
-        <w:rPr>
-          <w:b w:val="0"/>
-        </w:rPr>
-        <w:t>Hint if needed: Read the steps in the pictorial case. Match the supplied detail to the stage that performs or records it.</w:t>
-      </w:r>
-    </w:p>
-    <w:p>
-      <w:pPr>
-        <w:pStyle w:val="Heading3"/>
-      </w:pPr>
-      <w:r>
-        <w:t>Feedback · compare after trying</w:t>
-      </w:r>
-    </w:p>
-    <w:p>
-      <w:pPr>
-        <w:spacing w:line="336" w:lineRule="auto" w:after="180"/>
-        <w:shd w:fill="F1F6FC"/>
-      </w:pPr>
-      <w:r>
-        <w:rPr>
-          <w:b w:val="0"/>
-        </w:rPr>
-        <w:t>After your attempt, compare with the supported explanation: Report Final counter 11 after three additions. The condition checks whether to do the next update; it does not constrain every resulting value to stay below 10.</w:t>
-      </w:r>
-    </w:p>
-    <w:p>
-      <w:pPr>
-        <w:spacing w:line="336" w:lineRule="auto" w:after="180"/>
-        <w:shd w:fill="F1F6FC"/>
-      </w:pPr>
-      <w:r>
-        <w:rPr>
-          <w:b w:val="0"/>
-        </w:rPr>
-        <w:t>The final 11 is therefore allowed by this procedure. Record both the condition and counter to distinguish a correct stop from an assumed endpoint.</w:t>
-      </w:r>
-    </w:p>
-    <w:p>
-      <w:pPr>
-        <w:pStyle w:val="Heading3"/>
-      </w:pPr>
-      <w:r>
-        <w:t>Practice 2: explain the deciding evidence</w:t>
-      </w:r>
-    </w:p>
-    <w:p>
-      <w:pPr>
-        <w:pStyle w:val="Heading3"/>
-      </w:pPr>
-      <w:r>
-        <w:t>Changed case · predict first</w:t>
-      </w:r>
-    </w:p>
-    <w:p>
-      <w:pPr>
-        <w:spacing w:line="336" w:lineRule="auto" w:after="180"/>
-        <w:shd w:fill="F5F1FB"/>
-      </w:pPr>
-      <w:r>
-        <w:rPr>
-          <w:b w:val="0"/>
-        </w:rPr>
-        <w:t>Changed-case practice: Start at 10 instead of 2. Which conclusion is supported by the supplied facts?</w:t>
-      </w:r>
-    </w:p>
-    <w:p>
-      <w:pPr>
-        <w:spacing w:line="336" w:lineRule="auto" w:after="180"/>
-        <w:shd w:fill="F4F9FC"/>
-      </w:pPr>
-      <w:r>
-        <w:rPr>
-          <w:b w:val="0"/>
-        </w:rPr>
-        <w:t xml:space="preserve">1. This one example guarantees correct results for every future </w:t>
-      </w:r>
-      <w:r>
-        <w:rPr>
-          <w:b/>
-        </w:rPr>
-        <w:t>input</w:t>
-      </w:r>
-      <w:r>
-        <w:rPr>
-          <w:b w:val="0"/>
-        </w:rPr>
-        <w:t>.</w:t>
-      </w:r>
-    </w:p>
-    <w:p>
-      <w:pPr>
-        <w:spacing w:line="336" w:lineRule="auto" w:after="180"/>
-        <w:shd w:fill="F4F9FC"/>
-      </w:pPr>
-      <w:r>
-        <w:rPr>
-          <w:b w:val="0"/>
-        </w:rPr>
-        <w:t xml:space="preserve">2. We can decide the result without examining the changed </w:t>
-      </w:r>
-      <w:r>
-        <w:rPr>
-          <w:b/>
-        </w:rPr>
-        <w:t>input</w:t>
-      </w:r>
-      <w:r>
-        <w:rPr>
-          <w:b w:val="0"/>
-        </w:rPr>
-        <w:t xml:space="preserve"> or the procedure.</w:t>
-      </w:r>
-    </w:p>
-    <w:p>
-      <w:pPr>
-        <w:spacing w:line="336" w:lineRule="auto" w:after="180"/>
-        <w:shd w:fill="F4F9FC"/>
-      </w:pPr>
-      <w:r>
-        <w:rPr>
-          <w:b w:val="0"/>
-        </w:rPr>
-        <w:t xml:space="preserve">3. The </w:t>
-      </w:r>
-      <w:r>
-        <w:rPr>
-          <w:b/>
-        </w:rPr>
-        <w:t>loop</w:t>
-      </w:r>
-      <w:r>
-        <w:rPr>
-          <w:b w:val="0"/>
-        </w:rPr>
-        <w:t xml:space="preserve"> runs zero times and reports 10.</w:t>
-      </w:r>
-    </w:p>
-    <w:p>
-      <w:pPr>
-        <w:pStyle w:val="Heading3"/>
-      </w:pPr>
-      <w:r>
-        <w:t>My selected conclusion, deciding fact and explanation</w:t>
-      </w:r>
-    </w:p>
-    <w:p>
-      <w:r>
-        <w:t>________________________________________________________________</w:t>
-      </w:r>
-    </w:p>
-    <w:p>
-      <w:r>
-        <w:t>________________________________________________________________</w:t>
-      </w:r>
-    </w:p>
-    <w:p>
-      <w:r>
-        <w:t>________________________________________________________________</w:t>
-      </w:r>
-    </w:p>
-    <w:p>
-      <w:r>
-        <w:t>________________________________________________________________</w:t>
-      </w:r>
-    </w:p>
-    <w:p>
-      <w:r>
-        <w:t>________________________________________________________________</w:t>
-      </w:r>
-    </w:p>
-    <w:p>
-      <w:pPr>
-        <w:pStyle w:val="Heading3"/>
-      </w:pPr>
-      <w:r>
-        <w:t>Hint · try first</w:t>
-      </w:r>
-    </w:p>
-    <w:p>
-      <w:pPr>
-        <w:spacing w:line="336" w:lineRule="auto" w:after="180"/>
-        <w:shd w:fill="F1F6F8"/>
-      </w:pPr>
-      <w:r>
-        <w:rPr>
-          <w:b w:val="0"/>
-        </w:rPr>
-        <w:t>Hint if needed: Use the changed condition and the deciding step in the pictorial trace. The answer must say what follows from those facts.</w:t>
-      </w:r>
-    </w:p>
-    <w:p>
-      <w:pPr>
-        <w:pStyle w:val="Heading3"/>
-      </w:pPr>
-      <w:r>
-        <w:t>Feedback · compare after trying</w:t>
-      </w:r>
-    </w:p>
-    <w:p>
-      <w:pPr>
-        <w:spacing w:line="336" w:lineRule="auto" w:after="180"/>
-        <w:shd w:fill="F1F6FC"/>
-      </w:pPr>
-      <w:r>
-        <w:rPr>
-          <w:b w:val="0"/>
-        </w:rPr>
-        <w:t xml:space="preserve">After your attempt, compare with the supported explanation: The </w:t>
-      </w:r>
-      <w:r>
-        <w:rPr>
-          <w:b/>
-        </w:rPr>
-        <w:t>loop</w:t>
-      </w:r>
-      <w:r>
-        <w:rPr>
-          <w:b w:val="0"/>
-        </w:rPr>
-        <w:t xml:space="preserve"> runs zero times and reports 10. Its first condition is already false, so no addition happens.</w:t>
-      </w:r>
-    </w:p>
-    <w:p>
-      <w:pPr>
-        <w:pStyle w:val="Heading3"/>
-      </w:pPr>
-      <w:r>
-        <w:t>Repair a missing building block</w:t>
-      </w:r>
-    </w:p>
-    <w:p>
-      <w:pPr>
-        <w:spacing w:line="336" w:lineRule="auto" w:after="180"/>
-      </w:pPr>
-      <w:r>
-        <w:rPr>
-          <w:b w:val="0"/>
-        </w:rPr>
-        <w:t xml:space="preserve">Review If/Then Decisions (ai-1/10). Goal: Evaluate a condition using the current state and trace only the selected branch. Short practice: Which </w:t>
-      </w:r>
-      <w:r>
-        <w:rPr>
-          <w:b/>
-        </w:rPr>
-        <w:t>input</w:t>
-      </w:r>
-      <w:r>
-        <w:rPr>
-          <w:b w:val="0"/>
-        </w:rPr>
-        <w:t xml:space="preserve"> detects the difference between the two written conditions?</w:t>
-      </w:r>
-    </w:p>
-    <w:p>
-      <w:pPr>
-        <w:spacing w:line="336" w:lineRule="auto" w:after="180"/>
-      </w:pPr>
-      <w:r>
-        <w:rPr>
-          <w:b w:val="0"/>
-        </w:rPr>
-        <w:t>Explain its entire run.. Return to this week and explain what you changed.</w:t>
-      </w:r>
-    </w:p>
-    <w:p>
-      <w:pPr>
-        <w:spacing w:line="336" w:lineRule="auto" w:after="180"/>
-      </w:pPr>
-      <w:r>
-        <w:rPr>
-          <w:b w:val="0"/>
-        </w:rPr>
-        <w:t>Review Features: Useful Clues (ai-1/8). Goal: Choose recorded properties that preserve distinctions needed for a stated task.</w:t>
-      </w:r>
-    </w:p>
-    <w:p>
-      <w:pPr>
-        <w:spacing w:line="336" w:lineRule="auto" w:after="180"/>
-      </w:pPr>
-      <w:r>
-        <w:rPr>
-          <w:b w:val="0"/>
-        </w:rPr>
-        <w:t xml:space="preserve">Short practice: Point to the pair that tests pattern, then explain why the sticker is a bad early </w:t>
-      </w:r>
-      <w:r>
-        <w:rPr>
-          <w:b/>
-        </w:rPr>
-        <w:t>input</w:t>
-      </w:r>
-      <w:r>
-        <w:rPr>
-          <w:b w:val="0"/>
-        </w:rPr>
-        <w:t>.. Return to this week and explain what you changed.</w:t>
-      </w:r>
-    </w:p>
-    <w:p>
-      <w:pPr>
-        <w:spacing w:line="336" w:lineRule="auto" w:after="180"/>
-      </w:pPr>
-      <w:r>
-        <w:rPr>
-          <w:b w:val="0"/>
-        </w:rPr>
-        <w:t>Review Pictures Become Numbers (ai-1/5). Goal: Encode and reconstruct a small image using an explicit grid convention.</w:t>
-      </w:r>
-    </w:p>
-    <w:p>
-      <w:pPr>
-        <w:spacing w:line="336" w:lineRule="auto" w:after="180"/>
-      </w:pPr>
-      <w:r>
-        <w:rPr>
-          <w:b w:val="0"/>
-        </w:rPr>
-        <w:t>Short practice: Find a position where the original badges differ, then read the changed A back as a picture.. Return to this week and explain what you changed.</w:t>
-      </w:r>
-    </w:p>
-    <w:p>
-      <w:pPr>
-        <w:pStyle w:val="Heading3"/>
-      </w:pPr>
-      <w:r>
         <w:t>Keep your completed work</w:t>
       </w:r>
     </w:p>
     <w:p>
       <w:pPr>
-        <w:spacing w:line="336" w:lineRule="auto" w:after="180"/>
-      </w:pPr>
-      <w:r>
-        <w:rPr>
-          <w:b w:val="0"/>
-        </w:rPr>
-        <w:t xml:space="preserve">Use Download completed work in the hosted lesson to export your answers, reflections, practice feedback and code-run </w:t>
-      </w:r>
-      <w:r>
-        <w:rPr>
-          <w:b/>
-        </w:rPr>
-        <w:t>evidence</w:t>
-      </w:r>
-      <w:r>
-        <w:rPr>
-          <w:b w:val="0"/>
-        </w:rPr>
-        <w:t>. Open the HTML copy to read or print it.</w:t>
-      </w:r>
-    </w:p>
-    <w:p>
-      <w:pPr>
-        <w:spacing w:line="336" w:lineRule="auto" w:after="180"/>
-      </w:pPr>
-      <w:r>
-        <w:rPr>
-          <w:b w:val="0"/>
-        </w:rPr>
-        <w:t>Drafts stay in this browser when storage is available; clear drafts on a shared device.</w:t>
-      </w:r>
-    </w:p>
-    <w:p>
-      <w:pPr>
-        <w:pStyle w:val="Heading3"/>
-      </w:pPr>
-      <w:r>
-        <w:t>What I repaired, the evidence I kept and the next test</w:t>
-      </w:r>
-    </w:p>
-    <w:p>
-      <w:r>
-        <w:t>________________________________________________________________</w:t>
-      </w:r>
-    </w:p>
-    <w:p>
-      <w:r>
-        <w:t>________________________________________________________________</w:t>
-      </w:r>
-    </w:p>
-    <w:p>
-      <w:r>
-        <w:t>________________________________________________________________</w:t>
-      </w:r>
-    </w:p>
-    <w:p>
-      <w:r>
-        <w:t>________________________________________________________________</w:t>
-      </w:r>
-    </w:p>
-    <w:p>
-      <w:r>
-        <w:t>________________________________________________________________</w:t>
-      </w:r>
-    </w:p>
-    <w:p>
-      <w:pPr>
         <w:pStyle w:val="Heading1"/>
       </w:pPr>
       <w:r>
-        <w:t>21. Visual concept journey</w:t>
-      </w:r>
-    </w:p>
-    <w:p>
-      <w:r>
-        <w:t>Explain each Repeating Efficiently picture from its labels, then record a relevant limit.</w:t>
-      </w:r>
-    </w:p>
-    <w:p>
-      <w:pPr>
-        <w:pStyle w:val="Heading3"/>
+        <w:t>21. Reference · Six-picture response sheets</w:t>
+      </w:r>
+    </w:p>
+    <w:p>
+      <w:r>
+        <w:t>Choose the image that helps rather than repeating all six.</w:t>
+      </w:r>
+    </w:p>
+    <w:p>
+      <w:pPr>
+        <w:pStyle w:val="Heading2"/>
       </w:pPr>
       <w:r>
         <w:t>01. Repeating Efficiently: the case</w:t>
@@ -2773,7 +2790,6 @@
     <w:p>
       <w:pPr>
         <w:spacing w:line="336" w:lineRule="auto" w:after="180"/>
-        <w:shd w:fill="F5F1FB"/>
       </w:pPr>
       <w:r>
         <w:rPr>
@@ -2812,7 +2828,7 @@
     </w:p>
     <w:p>
       <w:pPr>
-        <w:pStyle w:val="Heading3"/>
+        <w:pStyle w:val="Heading2"/>
       </w:pPr>
       <w:r>
         <w:t>02. Follow the deciding steps</w:t>
@@ -2868,7 +2884,6 @@
     <w:p>
       <w:pPr>
         <w:spacing w:line="336" w:lineRule="auto" w:after="180"/>
-        <w:shd w:fill="F5F1FB"/>
       </w:pPr>
       <w:r>
         <w:rPr>
@@ -2919,7 +2934,7 @@
     </w:p>
     <w:p>
       <w:pPr>
-        <w:pStyle w:val="Heading3"/>
+        <w:pStyle w:val="Heading2"/>
       </w:pPr>
       <w:r>
         <w:t>03. Condition checks before additions</w:t>
@@ -2986,7 +3001,6 @@
     <w:p>
       <w:pPr>
         <w:spacing w:line="336" w:lineRule="auto" w:after="180"/>
-        <w:shd w:fill="F5F1FB"/>
       </w:pPr>
       <w:r>
         <w:rPr>
@@ -3025,7 +3039,7 @@
     </w:p>
     <w:p>
       <w:pPr>
-        <w:pStyle w:val="Heading3"/>
+        <w:pStyle w:val="Heading2"/>
       </w:pPr>
       <w:r>
         <w:t>04. Change one thing. Trace what follows.</w:t>
@@ -3104,7 +3118,6 @@
     <w:p>
       <w:pPr>
         <w:spacing w:line="336" w:lineRule="auto" w:after="180"/>
-        <w:shd w:fill="F5F1FB"/>
       </w:pPr>
       <w:r>
         <w:rPr>
@@ -3143,7 +3156,7 @@
     </w:p>
     <w:p>
       <w:pPr>
-        <w:pStyle w:val="Heading3"/>
+        <w:pStyle w:val="Heading2"/>
       </w:pPr>
       <w:r>
         <w:t>05. Connect the explanation to its limit</w:t>
@@ -3234,7 +3247,6 @@
     <w:p>
       <w:pPr>
         <w:spacing w:line="336" w:lineRule="auto" w:after="180"/>
-        <w:shd w:fill="F5F1FB"/>
       </w:pPr>
       <w:r>
         <w:rPr>
@@ -3273,7 +3285,7 @@
     </w:p>
     <w:p>
       <w:pPr>
-        <w:pStyle w:val="Heading3"/>
+        <w:pStyle w:val="Heading2"/>
       </w:pPr>
       <w:r>
         <w:t>06. Make the idea visible in your project</w:t>
@@ -3318,7 +3330,6 @@
     <w:p>
       <w:pPr>
         <w:spacing w:line="336" w:lineRule="auto" w:after="180"/>
-        <w:shd w:fill="F5F1FB"/>
       </w:pPr>
       <w:r>
         <w:rPr>
@@ -3366,7 +3377,6 @@
     <w:p>
       <w:pPr>
         <w:spacing w:line="336" w:lineRule="auto" w:after="180"/>
-        <w:shd w:fill="F5F1FB"/>
       </w:pPr>
       <w:r>
         <w:rPr>
@@ -3378,7 +3388,6 @@
     <w:p>
       <w:pPr>
         <w:spacing w:line="336" w:lineRule="auto" w:after="180"/>
-        <w:shd w:fill="F5F1FB"/>
       </w:pPr>
       <w:r>
         <w:rPr>
@@ -3425,6 +3434,62 @@
     <w:p>
       <w:r>
         <w:t>________________________________________________________________</w:t>
+      </w:r>
+    </w:p>
+    <w:p>
+      <w:pPr>
+        <w:pStyle w:val="Heading2"/>
+      </w:pPr>
+      <w:r>
+        <w:t>Earlier wording, alternatives and picture transcripts · reference / check after trying</w:t>
+      </w:r>
+    </w:p>
+    <w:p>
+      <w:pPr>
+        <w:pStyle w:val="Heading3"/>
+      </w:pPr>
+      <w:r>
+        <w:t>01. Repeating Efficiently: the case</w:t>
+      </w:r>
+    </w:p>
+    <w:p>
+      <w:pPr>
+        <w:pStyle w:val="Heading3"/>
+      </w:pPr>
+      <w:r>
+        <w:t>02. Follow the deciding steps</w:t>
+      </w:r>
+    </w:p>
+    <w:p>
+      <w:pPr>
+        <w:pStyle w:val="Heading3"/>
+      </w:pPr>
+      <w:r>
+        <w:t>03. Condition checks before additions</w:t>
+      </w:r>
+    </w:p>
+    <w:p>
+      <w:pPr>
+        <w:pStyle w:val="Heading3"/>
+      </w:pPr>
+      <w:r>
+        <w:t>04. Change one thing. Trace what follows.</w:t>
+      </w:r>
+    </w:p>
+    <w:p>
+      <w:pPr>
+        <w:pStyle w:val="Heading3"/>
+      </w:pPr>
+      <w:r>
+        <w:t>05. Connect the explanation to its limit</w:t>
+      </w:r>
+    </w:p>
+    <w:p>
+      <w:pPr>
+        <w:pStyle w:val="Heading3"/>
+      </w:pPr>
+      <w:r>
+        <w:t>06. Make the idea visible in your project</w:t>
       </w:r>
     </w:p>
     <w:sectPr>
